--- a/Documentation/SmartSure-LLD-v2.docx
+++ b/Documentation/SmartSure-LLD-v2.docx
@@ -230,12 +230,6 @@
         <w:gridCol w:w="3600"/>
       </w:tblGrid>
       <w:tr>
-        <w:tblPrEx>
-          <w:tblCellMar>
-            <w:top w:w="0" w:type="dxa"/>
-            <w:bottom w:w="0" w:type="dxa"/>
-          </w:tblCellMar>
-        </w:tblPrEx>
         <w:tc>
           <w:tcPr>
             <w:tcW w:w="2200" w:type="dxa"/>
@@ -362,12 +356,6 @@
         </w:tc>
       </w:tr>
       <w:tr>
-        <w:tblPrEx>
-          <w:tblCellMar>
-            <w:top w:w="0" w:type="dxa"/>
-            <w:bottom w:w="0" w:type="dxa"/>
-          </w:tblCellMar>
-        </w:tblPrEx>
         <w:tc>
           <w:tcPr>
             <w:tcW w:w="2200" w:type="dxa"/>
@@ -493,12 +481,6 @@
         </w:tc>
       </w:tr>
       <w:tr>
-        <w:tblPrEx>
-          <w:tblCellMar>
-            <w:top w:w="0" w:type="dxa"/>
-            <w:bottom w:w="0" w:type="dxa"/>
-          </w:tblCellMar>
-        </w:tblPrEx>
         <w:tc>
           <w:tcPr>
             <w:tcW w:w="2200" w:type="dxa"/>
@@ -624,12 +606,6 @@
         </w:tc>
       </w:tr>
       <w:tr>
-        <w:tblPrEx>
-          <w:tblCellMar>
-            <w:top w:w="0" w:type="dxa"/>
-            <w:bottom w:w="0" w:type="dxa"/>
-          </w:tblCellMar>
-        </w:tblPrEx>
         <w:tc>
           <w:tcPr>
             <w:tcW w:w="2200" w:type="dxa"/>
@@ -769,12 +745,6 @@
         </w:tc>
       </w:tr>
       <w:tr>
-        <w:tblPrEx>
-          <w:tblCellMar>
-            <w:top w:w="0" w:type="dxa"/>
-            <w:bottom w:w="0" w:type="dxa"/>
-          </w:tblCellMar>
-        </w:tblPrEx>
         <w:tc>
           <w:tcPr>
             <w:tcW w:w="2200" w:type="dxa"/>
@@ -898,12 +868,6 @@
         </w:tc>
       </w:tr>
       <w:tr>
-        <w:tblPrEx>
-          <w:tblCellMar>
-            <w:top w:w="0" w:type="dxa"/>
-            <w:bottom w:w="0" w:type="dxa"/>
-          </w:tblCellMar>
-        </w:tblPrEx>
         <w:tc>
           <w:tcPr>
             <w:tcW w:w="2200" w:type="dxa"/>
@@ -1027,12 +991,6 @@
         </w:tc>
       </w:tr>
       <w:tr>
-        <w:tblPrEx>
-          <w:tblCellMar>
-            <w:top w:w="0" w:type="dxa"/>
-            <w:bottom w:w="0" w:type="dxa"/>
-          </w:tblCellMar>
-        </w:tblPrEx>
         <w:tc>
           <w:tcPr>
             <w:tcW w:w="2200" w:type="dxa"/>
@@ -1156,12 +1114,6 @@
         </w:tc>
       </w:tr>
       <w:tr>
-        <w:tblPrEx>
-          <w:tblCellMar>
-            <w:top w:w="0" w:type="dxa"/>
-            <w:bottom w:w="0" w:type="dxa"/>
-          </w:tblCellMar>
-        </w:tblPrEx>
         <w:tc>
           <w:tcPr>
             <w:tcW w:w="2200" w:type="dxa"/>
@@ -1287,12 +1239,6 @@
         </w:tc>
       </w:tr>
       <w:tr>
-        <w:tblPrEx>
-          <w:tblCellMar>
-            <w:top w:w="0" w:type="dxa"/>
-            <w:bottom w:w="0" w:type="dxa"/>
-          </w:tblCellMar>
-        </w:tblPrEx>
         <w:tc>
           <w:tcPr>
             <w:tcW w:w="2200" w:type="dxa"/>
@@ -1347,28 +1293,7 @@
                 <w:sz w:val="18"/>
                 <w:szCs w:val="18"/>
               </w:rPr>
-              <w:t>Sql-</w:t>
-            </w:r>
-            <w:r>
-              <w:rPr>
-                <w:sz w:val="18"/>
-                <w:szCs w:val="18"/>
-              </w:rPr>
-              <w:t>server:202</w:t>
-            </w:r>
-            <w:r>
-              <w:rPr>
-                <w:sz w:val="18"/>
-                <w:szCs w:val="18"/>
-              </w:rPr>
-              <w:t>6</w:t>
-            </w:r>
-            <w:r>
-              <w:rPr>
-                <w:sz w:val="18"/>
-                <w:szCs w:val="18"/>
-              </w:rPr>
-              <w:t xml:space="preserve">-latest </w:t>
+              <w:t xml:space="preserve">Sql-server:2026-latest </w:t>
             </w:r>
           </w:p>
         </w:tc>
@@ -1869,12 +1794,6 @@
         <w:gridCol w:w="3577"/>
       </w:tblGrid>
       <w:tr>
-        <w:tblPrEx>
-          <w:tblCellMar>
-            <w:top w:w="0" w:type="dxa"/>
-            <w:bottom w:w="0" w:type="dxa"/>
-          </w:tblCellMar>
-        </w:tblPrEx>
         <w:tc>
           <w:tcPr>
             <w:tcW w:w="2500" w:type="dxa"/>
@@ -1970,12 +1889,6 @@
         </w:tc>
       </w:tr>
       <w:tr>
-        <w:tblPrEx>
-          <w:tblCellMar>
-            <w:top w:w="0" w:type="dxa"/>
-            <w:bottom w:w="0" w:type="dxa"/>
-          </w:tblCellMar>
-        </w:tblPrEx>
         <w:tc>
           <w:tcPr>
             <w:tcW w:w="2500" w:type="dxa"/>
@@ -2132,12 +2045,6 @@
         </w:tc>
       </w:tr>
       <w:tr>
-        <w:tblPrEx>
-          <w:tblCellMar>
-            <w:top w:w="0" w:type="dxa"/>
-            <w:bottom w:w="0" w:type="dxa"/>
-          </w:tblCellMar>
-        </w:tblPrEx>
         <w:tc>
           <w:tcPr>
             <w:tcW w:w="2500" w:type="dxa"/>
@@ -2294,12 +2201,6 @@
         </w:tc>
       </w:tr>
       <w:tr>
-        <w:tblPrEx>
-          <w:tblCellMar>
-            <w:top w:w="0" w:type="dxa"/>
-            <w:bottom w:w="0" w:type="dxa"/>
-          </w:tblCellMar>
-        </w:tblPrEx>
         <w:tc>
           <w:tcPr>
             <w:tcW w:w="2500" w:type="dxa"/>
@@ -2424,12 +2325,6 @@
         </w:tc>
       </w:tr>
       <w:tr>
-        <w:tblPrEx>
-          <w:tblCellMar>
-            <w:top w:w="0" w:type="dxa"/>
-            <w:bottom w:w="0" w:type="dxa"/>
-          </w:tblCellMar>
-        </w:tblPrEx>
         <w:tc>
           <w:tcPr>
             <w:tcW w:w="2500" w:type="dxa"/>
@@ -2570,12 +2465,6 @@
         </w:tc>
       </w:tr>
       <w:tr>
-        <w:tblPrEx>
-          <w:tblCellMar>
-            <w:top w:w="0" w:type="dxa"/>
-            <w:bottom w:w="0" w:type="dxa"/>
-          </w:tblCellMar>
-        </w:tblPrEx>
         <w:tc>
           <w:tcPr>
             <w:tcW w:w="2500" w:type="dxa"/>
@@ -2739,12 +2628,6 @@
         </w:tc>
       </w:tr>
       <w:tr>
-        <w:tblPrEx>
-          <w:tblCellMar>
-            <w:top w:w="0" w:type="dxa"/>
-            <w:bottom w:w="0" w:type="dxa"/>
-          </w:tblCellMar>
-        </w:tblPrEx>
         <w:tc>
           <w:tcPr>
             <w:tcW w:w="2500" w:type="dxa"/>
@@ -2901,12 +2784,6 @@
         </w:tc>
       </w:tr>
       <w:tr>
-        <w:tblPrEx>
-          <w:tblCellMar>
-            <w:top w:w="0" w:type="dxa"/>
-            <w:bottom w:w="0" w:type="dxa"/>
-          </w:tblCellMar>
-        </w:tblPrEx>
         <w:tc>
           <w:tcPr>
             <w:tcW w:w="2500" w:type="dxa"/>
@@ -3094,12 +2971,6 @@
         <w:gridCol w:w="5560"/>
       </w:tblGrid>
       <w:tr>
-        <w:tblPrEx>
-          <w:tblCellMar>
-            <w:top w:w="0" w:type="dxa"/>
-            <w:bottom w:w="0" w:type="dxa"/>
-          </w:tblCellMar>
-        </w:tblPrEx>
         <w:tc>
           <w:tcPr>
             <w:tcW w:w="2600" w:type="dxa"/>
@@ -3195,12 +3066,6 @@
         </w:tc>
       </w:tr>
       <w:tr>
-        <w:tblPrEx>
-          <w:tblCellMar>
-            <w:top w:w="0" w:type="dxa"/>
-            <w:bottom w:w="0" w:type="dxa"/>
-          </w:tblCellMar>
-        </w:tblPrEx>
         <w:tc>
           <w:tcPr>
             <w:tcW w:w="2600" w:type="dxa"/>
@@ -3291,12 +3156,6 @@
         </w:tc>
       </w:tr>
       <w:tr>
-        <w:tblPrEx>
-          <w:tblCellMar>
-            <w:top w:w="0" w:type="dxa"/>
-            <w:bottom w:w="0" w:type="dxa"/>
-          </w:tblCellMar>
-        </w:tblPrEx>
         <w:tc>
           <w:tcPr>
             <w:tcW w:w="2600" w:type="dxa"/>
@@ -3412,12 +3271,6 @@
         </w:tc>
       </w:tr>
       <w:tr>
-        <w:tblPrEx>
-          <w:tblCellMar>
-            <w:top w:w="0" w:type="dxa"/>
-            <w:bottom w:w="0" w:type="dxa"/>
-          </w:tblCellMar>
-        </w:tblPrEx>
         <w:tc>
           <w:tcPr>
             <w:tcW w:w="2600" w:type="dxa"/>
@@ -3508,12 +3361,6 @@
         </w:tc>
       </w:tr>
       <w:tr>
-        <w:tblPrEx>
-          <w:tblCellMar>
-            <w:top w:w="0" w:type="dxa"/>
-            <w:bottom w:w="0" w:type="dxa"/>
-          </w:tblCellMar>
-        </w:tblPrEx>
         <w:tc>
           <w:tcPr>
             <w:tcW w:w="2600" w:type="dxa"/>
@@ -3604,12 +3451,6 @@
         </w:tc>
       </w:tr>
       <w:tr>
-        <w:tblPrEx>
-          <w:tblCellMar>
-            <w:top w:w="0" w:type="dxa"/>
-            <w:bottom w:w="0" w:type="dxa"/>
-          </w:tblCellMar>
-        </w:tblPrEx>
         <w:tc>
           <w:tcPr>
             <w:tcW w:w="2600" w:type="dxa"/>
@@ -3700,12 +3541,6 @@
         </w:tc>
       </w:tr>
       <w:tr>
-        <w:tblPrEx>
-          <w:tblCellMar>
-            <w:top w:w="0" w:type="dxa"/>
-            <w:bottom w:w="0" w:type="dxa"/>
-          </w:tblCellMar>
-        </w:tblPrEx>
         <w:tc>
           <w:tcPr>
             <w:tcW w:w="2600" w:type="dxa"/>
@@ -3796,12 +3631,6 @@
         </w:tc>
       </w:tr>
       <w:tr>
-        <w:tblPrEx>
-          <w:tblCellMar>
-            <w:top w:w="0" w:type="dxa"/>
-            <w:bottom w:w="0" w:type="dxa"/>
-          </w:tblCellMar>
-        </w:tblPrEx>
         <w:tc>
           <w:tcPr>
             <w:tcW w:w="2600" w:type="dxa"/>
@@ -4035,12 +3864,6 @@
         <w:gridCol w:w="2413"/>
       </w:tblGrid>
       <w:tr>
-        <w:tblPrEx>
-          <w:tblCellMar>
-            <w:top w:w="0" w:type="dxa"/>
-            <w:bottom w:w="0" w:type="dxa"/>
-          </w:tblCellMar>
-        </w:tblPrEx>
         <w:tc>
           <w:tcPr>
             <w:tcW w:w="3000" w:type="dxa"/>
@@ -4167,12 +3990,6 @@
         </w:tc>
       </w:tr>
       <w:tr>
-        <w:tblPrEx>
-          <w:tblCellMar>
-            <w:top w:w="0" w:type="dxa"/>
-            <w:bottom w:w="0" w:type="dxa"/>
-          </w:tblCellMar>
-        </w:tblPrEx>
         <w:tc>
           <w:tcPr>
             <w:tcW w:w="3000" w:type="dxa"/>
@@ -4289,12 +4106,6 @@
         </w:tc>
       </w:tr>
       <w:tr>
-        <w:tblPrEx>
-          <w:tblCellMar>
-            <w:top w:w="0" w:type="dxa"/>
-            <w:bottom w:w="0" w:type="dxa"/>
-          </w:tblCellMar>
-        </w:tblPrEx>
         <w:tc>
           <w:tcPr>
             <w:tcW w:w="3000" w:type="dxa"/>
@@ -4411,12 +4222,6 @@
         </w:tc>
       </w:tr>
       <w:tr>
-        <w:tblPrEx>
-          <w:tblCellMar>
-            <w:top w:w="0" w:type="dxa"/>
-            <w:bottom w:w="0" w:type="dxa"/>
-          </w:tblCellMar>
-        </w:tblPrEx>
         <w:tc>
           <w:tcPr>
             <w:tcW w:w="3000" w:type="dxa"/>
@@ -4533,12 +4338,6 @@
         </w:tc>
       </w:tr>
       <w:tr>
-        <w:tblPrEx>
-          <w:tblCellMar>
-            <w:top w:w="0" w:type="dxa"/>
-            <w:bottom w:w="0" w:type="dxa"/>
-          </w:tblCellMar>
-        </w:tblPrEx>
         <w:tc>
           <w:tcPr>
             <w:tcW w:w="3000" w:type="dxa"/>
@@ -4675,12 +4474,6 @@
         </w:tc>
       </w:tr>
       <w:tr>
-        <w:tblPrEx>
-          <w:tblCellMar>
-            <w:top w:w="0" w:type="dxa"/>
-            <w:bottom w:w="0" w:type="dxa"/>
-          </w:tblCellMar>
-        </w:tblPrEx>
         <w:tc>
           <w:tcPr>
             <w:tcW w:w="3000" w:type="dxa"/>
@@ -4797,12 +4590,6 @@
         </w:tc>
       </w:tr>
       <w:tr>
-        <w:tblPrEx>
-          <w:tblCellMar>
-            <w:top w:w="0" w:type="dxa"/>
-            <w:bottom w:w="0" w:type="dxa"/>
-          </w:tblCellMar>
-        </w:tblPrEx>
         <w:tc>
           <w:tcPr>
             <w:tcW w:w="3000" w:type="dxa"/>
@@ -5114,12 +4901,6 @@
         <w:gridCol w:w="5360"/>
       </w:tblGrid>
       <w:tr>
-        <w:tblPrEx>
-          <w:tblCellMar>
-            <w:top w:w="0" w:type="dxa"/>
-            <w:bottom w:w="0" w:type="dxa"/>
-          </w:tblCellMar>
-        </w:tblPrEx>
         <w:tc>
           <w:tcPr>
             <w:tcW w:w="2200" w:type="dxa"/>
@@ -5215,12 +4996,6 @@
         </w:tc>
       </w:tr>
       <w:tr>
-        <w:tblPrEx>
-          <w:tblCellMar>
-            <w:top w:w="0" w:type="dxa"/>
-            <w:bottom w:w="0" w:type="dxa"/>
-          </w:tblCellMar>
-        </w:tblPrEx>
         <w:tc>
           <w:tcPr>
             <w:tcW w:w="2200" w:type="dxa"/>
@@ -5320,12 +5095,6 @@
         </w:tc>
       </w:tr>
       <w:tr>
-        <w:tblPrEx>
-          <w:tblCellMar>
-            <w:top w:w="0" w:type="dxa"/>
-            <w:bottom w:w="0" w:type="dxa"/>
-          </w:tblCellMar>
-        </w:tblPrEx>
         <w:tc>
           <w:tcPr>
             <w:tcW w:w="2200" w:type="dxa"/>
@@ -5416,12 +5185,6 @@
         </w:tc>
       </w:tr>
       <w:tr>
-        <w:tblPrEx>
-          <w:tblCellMar>
-            <w:top w:w="0" w:type="dxa"/>
-            <w:bottom w:w="0" w:type="dxa"/>
-          </w:tblCellMar>
-        </w:tblPrEx>
         <w:tc>
           <w:tcPr>
             <w:tcW w:w="2200" w:type="dxa"/>
@@ -5526,12 +5289,6 @@
         </w:tc>
       </w:tr>
       <w:tr>
-        <w:tblPrEx>
-          <w:tblCellMar>
-            <w:top w:w="0" w:type="dxa"/>
-            <w:bottom w:w="0" w:type="dxa"/>
-          </w:tblCellMar>
-        </w:tblPrEx>
         <w:tc>
           <w:tcPr>
             <w:tcW w:w="2200" w:type="dxa"/>
@@ -5622,12 +5379,6 @@
         </w:tc>
       </w:tr>
       <w:tr>
-        <w:tblPrEx>
-          <w:tblCellMar>
-            <w:top w:w="0" w:type="dxa"/>
-            <w:bottom w:w="0" w:type="dxa"/>
-          </w:tblCellMar>
-        </w:tblPrEx>
         <w:tc>
           <w:tcPr>
             <w:tcW w:w="2200" w:type="dxa"/>
@@ -5716,12 +5467,6 @@
         </w:tc>
       </w:tr>
       <w:tr>
-        <w:tblPrEx>
-          <w:tblCellMar>
-            <w:top w:w="0" w:type="dxa"/>
-            <w:bottom w:w="0" w:type="dxa"/>
-          </w:tblCellMar>
-        </w:tblPrEx>
         <w:tc>
           <w:tcPr>
             <w:tcW w:w="2200" w:type="dxa"/>
@@ -5812,12 +5557,6 @@
         </w:tc>
       </w:tr>
       <w:tr>
-        <w:tblPrEx>
-          <w:tblCellMar>
-            <w:top w:w="0" w:type="dxa"/>
-            <w:bottom w:w="0" w:type="dxa"/>
-          </w:tblCellMar>
-        </w:tblPrEx>
         <w:tc>
           <w:tcPr>
             <w:tcW w:w="2200" w:type="dxa"/>
@@ -5908,12 +5647,6 @@
         </w:tc>
       </w:tr>
       <w:tr>
-        <w:tblPrEx>
-          <w:tblCellMar>
-            <w:top w:w="0" w:type="dxa"/>
-            <w:bottom w:w="0" w:type="dxa"/>
-          </w:tblCellMar>
-        </w:tblPrEx>
         <w:tc>
           <w:tcPr>
             <w:tcW w:w="2200" w:type="dxa"/>
@@ -6006,12 +5739,6 @@
         </w:tc>
       </w:tr>
       <w:tr>
-        <w:tblPrEx>
-          <w:tblCellMar>
-            <w:top w:w="0" w:type="dxa"/>
-            <w:bottom w:w="0" w:type="dxa"/>
-          </w:tblCellMar>
-        </w:tblPrEx>
         <w:tc>
           <w:tcPr>
             <w:tcW w:w="2200" w:type="dxa"/>
@@ -6100,12 +5827,6 @@
         </w:tc>
       </w:tr>
       <w:tr>
-        <w:tblPrEx>
-          <w:tblCellMar>
-            <w:top w:w="0" w:type="dxa"/>
-            <w:bottom w:w="0" w:type="dxa"/>
-          </w:tblCellMar>
-        </w:tblPrEx>
         <w:tc>
           <w:tcPr>
             <w:tcW w:w="2200" w:type="dxa"/>
@@ -6212,12 +5933,6 @@
         </w:tc>
       </w:tr>
       <w:tr>
-        <w:tblPrEx>
-          <w:tblCellMar>
-            <w:top w:w="0" w:type="dxa"/>
-            <w:bottom w:w="0" w:type="dxa"/>
-          </w:tblCellMar>
-        </w:tblPrEx>
         <w:tc>
           <w:tcPr>
             <w:tcW w:w="2200" w:type="dxa"/>
@@ -6308,12 +6023,6 @@
         </w:tc>
       </w:tr>
       <w:tr>
-        <w:tblPrEx>
-          <w:tblCellMar>
-            <w:top w:w="0" w:type="dxa"/>
-            <w:bottom w:w="0" w:type="dxa"/>
-          </w:tblCellMar>
-        </w:tblPrEx>
         <w:tc>
           <w:tcPr>
             <w:tcW w:w="2200" w:type="dxa"/>
@@ -6662,12 +6371,6 @@
         <w:gridCol w:w="3981"/>
       </w:tblGrid>
       <w:tr>
-        <w:tblPrEx>
-          <w:tblCellMar>
-            <w:top w:w="0" w:type="dxa"/>
-            <w:bottom w:w="0" w:type="dxa"/>
-          </w:tblCellMar>
-        </w:tblPrEx>
         <w:tc>
           <w:tcPr>
             <w:tcW w:w="900" w:type="dxa"/>
@@ -6794,12 +6497,6 @@
         </w:tc>
       </w:tr>
       <w:tr>
-        <w:tblPrEx>
-          <w:tblCellMar>
-            <w:top w:w="0" w:type="dxa"/>
-            <w:bottom w:w="0" w:type="dxa"/>
-          </w:tblCellMar>
-        </w:tblPrEx>
         <w:tc>
           <w:tcPr>
             <w:tcW w:w="900" w:type="dxa"/>
@@ -6917,12 +6614,6 @@
         </w:tc>
       </w:tr>
       <w:tr>
-        <w:tblPrEx>
-          <w:tblCellMar>
-            <w:top w:w="0" w:type="dxa"/>
-            <w:bottom w:w="0" w:type="dxa"/>
-          </w:tblCellMar>
-        </w:tblPrEx>
         <w:tc>
           <w:tcPr>
             <w:tcW w:w="900" w:type="dxa"/>
@@ -7040,12 +6731,6 @@
         </w:tc>
       </w:tr>
       <w:tr>
-        <w:tblPrEx>
-          <w:tblCellMar>
-            <w:top w:w="0" w:type="dxa"/>
-            <w:bottom w:w="0" w:type="dxa"/>
-          </w:tblCellMar>
-        </w:tblPrEx>
         <w:tc>
           <w:tcPr>
             <w:tcW w:w="900" w:type="dxa"/>
@@ -7163,12 +6848,6 @@
         </w:tc>
       </w:tr>
       <w:tr>
-        <w:tblPrEx>
-          <w:tblCellMar>
-            <w:top w:w="0" w:type="dxa"/>
-            <w:bottom w:w="0" w:type="dxa"/>
-          </w:tblCellMar>
-        </w:tblPrEx>
         <w:tc>
           <w:tcPr>
             <w:tcW w:w="900" w:type="dxa"/>
@@ -7321,12 +7000,6 @@
         </w:tc>
       </w:tr>
       <w:tr>
-        <w:tblPrEx>
-          <w:tblCellMar>
-            <w:top w:w="0" w:type="dxa"/>
-            <w:bottom w:w="0" w:type="dxa"/>
-          </w:tblCellMar>
-        </w:tblPrEx>
         <w:tc>
           <w:tcPr>
             <w:tcW w:w="900" w:type="dxa"/>
@@ -7476,12 +7149,6 @@
         </w:tc>
       </w:tr>
       <w:tr>
-        <w:tblPrEx>
-          <w:tblCellMar>
-            <w:top w:w="0" w:type="dxa"/>
-            <w:bottom w:w="0" w:type="dxa"/>
-          </w:tblCellMar>
-        </w:tblPrEx>
         <w:tc>
           <w:tcPr>
             <w:tcW w:w="900" w:type="dxa"/>
@@ -7599,12 +7266,6 @@
         </w:tc>
       </w:tr>
       <w:tr>
-        <w:tblPrEx>
-          <w:tblCellMar>
-            <w:top w:w="0" w:type="dxa"/>
-            <w:bottom w:w="0" w:type="dxa"/>
-          </w:tblCellMar>
-        </w:tblPrEx>
         <w:tc>
           <w:tcPr>
             <w:tcW w:w="900" w:type="dxa"/>
@@ -7723,12 +7384,6 @@
         </w:tc>
       </w:tr>
       <w:tr>
-        <w:tblPrEx>
-          <w:tblCellMar>
-            <w:top w:w="0" w:type="dxa"/>
-            <w:bottom w:w="0" w:type="dxa"/>
-          </w:tblCellMar>
-        </w:tblPrEx>
         <w:tc>
           <w:tcPr>
             <w:tcW w:w="900" w:type="dxa"/>
@@ -7862,12 +7517,6 @@
         </w:tc>
       </w:tr>
       <w:tr>
-        <w:tblPrEx>
-          <w:tblCellMar>
-            <w:top w:w="0" w:type="dxa"/>
-            <w:bottom w:w="0" w:type="dxa"/>
-          </w:tblCellMar>
-        </w:tblPrEx>
         <w:tc>
           <w:tcPr>
             <w:tcW w:w="900" w:type="dxa"/>
@@ -8017,12 +7666,6 @@
         </w:tc>
       </w:tr>
       <w:tr>
-        <w:tblPrEx>
-          <w:tblCellMar>
-            <w:top w:w="0" w:type="dxa"/>
-            <w:bottom w:w="0" w:type="dxa"/>
-          </w:tblCellMar>
-        </w:tblPrEx>
         <w:tc>
           <w:tcPr>
             <w:tcW w:w="900" w:type="dxa"/>
@@ -8140,12 +7783,6 @@
         </w:tc>
       </w:tr>
       <w:tr>
-        <w:tblPrEx>
-          <w:tblCellMar>
-            <w:top w:w="0" w:type="dxa"/>
-            <w:bottom w:w="0" w:type="dxa"/>
-          </w:tblCellMar>
-        </w:tblPrEx>
         <w:tc>
           <w:tcPr>
             <w:tcW w:w="900" w:type="dxa"/>
@@ -8279,12 +7916,6 @@
         </w:tc>
       </w:tr>
       <w:tr>
-        <w:tblPrEx>
-          <w:tblCellMar>
-            <w:top w:w="0" w:type="dxa"/>
-            <w:bottom w:w="0" w:type="dxa"/>
-          </w:tblCellMar>
-        </w:tblPrEx>
         <w:tc>
           <w:tcPr>
             <w:tcW w:w="900" w:type="dxa"/>
@@ -8402,12 +8033,6 @@
         </w:tc>
       </w:tr>
       <w:tr>
-        <w:tblPrEx>
-          <w:tblCellMar>
-            <w:top w:w="0" w:type="dxa"/>
-            <w:bottom w:w="0" w:type="dxa"/>
-          </w:tblCellMar>
-        </w:tblPrEx>
         <w:tc>
           <w:tcPr>
             <w:tcW w:w="900" w:type="dxa"/>
@@ -8481,184 +8106,206 @@
                 <w:sz w:val="17"/>
                 <w:szCs w:val="17"/>
               </w:rPr>
-              <w:t>/users/{</w:t>
-            </w:r>
-            <w:proofErr w:type="spellStart"/>
+              <w:t>/</w:t>
+            </w:r>
+            <w:proofErr w:type="gramStart"/>
             <w:r>
               <w:rPr>
                 <w:rFonts w:ascii="Courier New" w:eastAsia="Courier New" w:hAnsi="Courier New" w:cs="Courier New"/>
                 <w:sz w:val="17"/>
                 <w:szCs w:val="17"/>
               </w:rPr>
-              <w:t>userId</w:t>
-            </w:r>
-            <w:proofErr w:type="spellEnd"/>
+              <w:t>users/{</w:t>
+            </w:r>
+            <w:proofErr w:type="spellStart"/>
             <w:r>
               <w:rPr>
                 <w:rFonts w:ascii="Courier New" w:eastAsia="Courier New" w:hAnsi="Courier New" w:cs="Courier New"/>
                 <w:sz w:val="17"/>
                 <w:szCs w:val="17"/>
               </w:rPr>
-              <w:t>}/roles</w:t>
-            </w:r>
-          </w:p>
-        </w:tc>
-        <w:tc>
-          <w:tcPr>
-            <w:tcW w:w="1560" w:type="dxa"/>
-            <w:tcBorders>
-              <w:top w:val="single" w:sz="1" w:space="0" w:color="B8CCE4"/>
-              <w:left w:val="single" w:sz="1" w:space="0" w:color="B8CCE4"/>
-              <w:bottom w:val="single" w:sz="1" w:space="0" w:color="B8CCE4"/>
-              <w:right w:val="single" w:sz="1" w:space="0" w:color="B8CCE4"/>
-            </w:tcBorders>
-            <w:shd w:val="clear" w:color="auto" w:fill="FFFFFF"/>
-            <w:tcMar>
-              <w:top w:w="60" w:type="dxa"/>
-              <w:left w:w="120" w:type="dxa"/>
-              <w:bottom w:w="60" w:type="dxa"/>
-              <w:right w:w="120" w:type="dxa"/>
-            </w:tcMar>
-            <w:vAlign w:val="center"/>
-          </w:tcPr>
-          <w:p>
-            <w:r>
-              <w:rPr>
-                <w:sz w:val="18"/>
-                <w:szCs w:val="18"/>
-              </w:rPr>
-              <w:t>[Admin]</w:t>
-            </w:r>
-          </w:p>
-        </w:tc>
-        <w:tc>
-          <w:tcPr>
-            <w:tcW w:w="4100" w:type="dxa"/>
-            <w:tcBorders>
-              <w:top w:val="single" w:sz="1" w:space="0" w:color="B8CCE4"/>
-              <w:left w:val="single" w:sz="1" w:space="0" w:color="B8CCE4"/>
-              <w:bottom w:val="single" w:sz="1" w:space="0" w:color="B8CCE4"/>
-              <w:right w:val="single" w:sz="1" w:space="0" w:color="B8CCE4"/>
-            </w:tcBorders>
-            <w:shd w:val="clear" w:color="auto" w:fill="FFFFFF"/>
-            <w:tcMar>
-              <w:top w:w="60" w:type="dxa"/>
-              <w:left w:w="120" w:type="dxa"/>
-              <w:bottom w:w="60" w:type="dxa"/>
-              <w:right w:w="120" w:type="dxa"/>
-            </w:tcMar>
-            <w:vAlign w:val="center"/>
-          </w:tcPr>
-          <w:p>
-            <w:r>
-              <w:rPr>
-                <w:sz w:val="18"/>
-                <w:szCs w:val="18"/>
-              </w:rPr>
-              <w:t xml:space="preserve">Assigns a role (by </w:t>
-            </w:r>
-            <w:proofErr w:type="spellStart"/>
-            <w:r>
-              <w:rPr>
-                <w:sz w:val="18"/>
-                <w:szCs w:val="18"/>
-              </w:rPr>
-              <w:t>RoleId</w:t>
+              <w:t>userId</w:t>
             </w:r>
             <w:proofErr w:type="spellEnd"/>
-            <w:r>
-              <w:rPr>
-                <w:sz w:val="18"/>
-                <w:szCs w:val="18"/>
-              </w:rPr>
-              <w:t>) to a user</w:t>
-            </w:r>
-          </w:p>
-        </w:tc>
-      </w:tr>
-      <w:tr>
-        <w:tblPrEx>
-          <w:tblCellMar>
-            <w:top w:w="0" w:type="dxa"/>
-            <w:bottom w:w="0" w:type="dxa"/>
-          </w:tblCellMar>
-        </w:tblPrEx>
-        <w:tc>
-          <w:tcPr>
-            <w:tcW w:w="900" w:type="dxa"/>
-            <w:tcBorders>
-              <w:top w:val="single" w:sz="1" w:space="0" w:color="B8CCE4"/>
-              <w:left w:val="single" w:sz="1" w:space="0" w:color="B8CCE4"/>
-              <w:bottom w:val="single" w:sz="1" w:space="0" w:color="B8CCE4"/>
-              <w:right w:val="single" w:sz="1" w:space="0" w:color="B8CCE4"/>
-            </w:tcBorders>
-            <w:shd w:val="clear" w:color="auto" w:fill="EBF3FA"/>
-            <w:tcMar>
-              <w:top w:w="60" w:type="dxa"/>
-              <w:left w:w="120" w:type="dxa"/>
-              <w:bottom w:w="60" w:type="dxa"/>
-              <w:right w:w="120" w:type="dxa"/>
-            </w:tcMar>
-            <w:vAlign w:val="center"/>
-          </w:tcPr>
-          <w:p>
-            <w:r>
-              <w:rPr>
-                <w:b/>
-                <w:bCs/>
-                <w:sz w:val="18"/>
-                <w:szCs w:val="18"/>
-              </w:rPr>
-              <w:t>DELETE</w:t>
-            </w:r>
-          </w:p>
-        </w:tc>
-        <w:tc>
-          <w:tcPr>
-            <w:tcW w:w="2800" w:type="dxa"/>
-            <w:tcBorders>
-              <w:top w:val="single" w:sz="1" w:space="0" w:color="B8CCE4"/>
-              <w:left w:val="single" w:sz="1" w:space="0" w:color="B8CCE4"/>
-              <w:bottom w:val="single" w:sz="1" w:space="0" w:color="B8CCE4"/>
-              <w:right w:val="single" w:sz="1" w:space="0" w:color="B8CCE4"/>
-            </w:tcBorders>
-            <w:shd w:val="clear" w:color="auto" w:fill="EBF3FA"/>
-            <w:tcMar>
-              <w:top w:w="60" w:type="dxa"/>
-              <w:left w:w="120" w:type="dxa"/>
-              <w:bottom w:w="60" w:type="dxa"/>
-              <w:right w:w="120" w:type="dxa"/>
-            </w:tcMar>
-            <w:vAlign w:val="center"/>
-          </w:tcPr>
-          <w:p>
             <w:r>
               <w:rPr>
                 <w:rFonts w:ascii="Courier New" w:eastAsia="Courier New" w:hAnsi="Courier New" w:cs="Courier New"/>
                 <w:sz w:val="17"/>
                 <w:szCs w:val="17"/>
               </w:rPr>
-              <w:t>/</w:t>
-            </w:r>
-            <w:proofErr w:type="gramStart"/>
+              <w:t>}/</w:t>
+            </w:r>
+            <w:proofErr w:type="gramEnd"/>
             <w:r>
               <w:rPr>
                 <w:rFonts w:ascii="Courier New" w:eastAsia="Courier New" w:hAnsi="Courier New" w:cs="Courier New"/>
                 <w:sz w:val="17"/>
                 <w:szCs w:val="17"/>
               </w:rPr>
-              <w:t>auth</w:t>
-            </w:r>
-            <w:proofErr w:type="gramEnd"/>
+              <w:t>roles</w:t>
+            </w:r>
+          </w:p>
+        </w:tc>
+        <w:tc>
+          <w:tcPr>
+            <w:tcW w:w="1560" w:type="dxa"/>
+            <w:tcBorders>
+              <w:top w:val="single" w:sz="1" w:space="0" w:color="B8CCE4"/>
+              <w:left w:val="single" w:sz="1" w:space="0" w:color="B8CCE4"/>
+              <w:bottom w:val="single" w:sz="1" w:space="0" w:color="B8CCE4"/>
+              <w:right w:val="single" w:sz="1" w:space="0" w:color="B8CCE4"/>
+            </w:tcBorders>
+            <w:shd w:val="clear" w:color="auto" w:fill="FFFFFF"/>
+            <w:tcMar>
+              <w:top w:w="60" w:type="dxa"/>
+              <w:left w:w="120" w:type="dxa"/>
+              <w:bottom w:w="60" w:type="dxa"/>
+              <w:right w:w="120" w:type="dxa"/>
+            </w:tcMar>
+            <w:vAlign w:val="center"/>
+          </w:tcPr>
+          <w:p>
+            <w:r>
+              <w:rPr>
+                <w:sz w:val="18"/>
+                <w:szCs w:val="18"/>
+              </w:rPr>
+              <w:t>[Admin]</w:t>
+            </w:r>
+          </w:p>
+        </w:tc>
+        <w:tc>
+          <w:tcPr>
+            <w:tcW w:w="4100" w:type="dxa"/>
+            <w:tcBorders>
+              <w:top w:val="single" w:sz="1" w:space="0" w:color="B8CCE4"/>
+              <w:left w:val="single" w:sz="1" w:space="0" w:color="B8CCE4"/>
+              <w:bottom w:val="single" w:sz="1" w:space="0" w:color="B8CCE4"/>
+              <w:right w:val="single" w:sz="1" w:space="0" w:color="B8CCE4"/>
+            </w:tcBorders>
+            <w:shd w:val="clear" w:color="auto" w:fill="FFFFFF"/>
+            <w:tcMar>
+              <w:top w:w="60" w:type="dxa"/>
+              <w:left w:w="120" w:type="dxa"/>
+              <w:bottom w:w="60" w:type="dxa"/>
+              <w:right w:w="120" w:type="dxa"/>
+            </w:tcMar>
+            <w:vAlign w:val="center"/>
+          </w:tcPr>
+          <w:p>
+            <w:r>
+              <w:rPr>
+                <w:sz w:val="18"/>
+                <w:szCs w:val="18"/>
+              </w:rPr>
+              <w:t xml:space="preserve">Assigns a role (by </w:t>
+            </w:r>
+            <w:proofErr w:type="spellStart"/>
+            <w:r>
+              <w:rPr>
+                <w:sz w:val="18"/>
+                <w:szCs w:val="18"/>
+              </w:rPr>
+              <w:t>RoleId</w:t>
+            </w:r>
+            <w:proofErr w:type="spellEnd"/>
+            <w:r>
+              <w:rPr>
+                <w:sz w:val="18"/>
+                <w:szCs w:val="18"/>
+              </w:rPr>
+              <w:t>) to a user</w:t>
+            </w:r>
+          </w:p>
+        </w:tc>
+      </w:tr>
+      <w:tr>
+        <w:tc>
+          <w:tcPr>
+            <w:tcW w:w="900" w:type="dxa"/>
+            <w:tcBorders>
+              <w:top w:val="single" w:sz="1" w:space="0" w:color="B8CCE4"/>
+              <w:left w:val="single" w:sz="1" w:space="0" w:color="B8CCE4"/>
+              <w:bottom w:val="single" w:sz="1" w:space="0" w:color="B8CCE4"/>
+              <w:right w:val="single" w:sz="1" w:space="0" w:color="B8CCE4"/>
+            </w:tcBorders>
+            <w:shd w:val="clear" w:color="auto" w:fill="EBF3FA"/>
+            <w:tcMar>
+              <w:top w:w="60" w:type="dxa"/>
+              <w:left w:w="120" w:type="dxa"/>
+              <w:bottom w:w="60" w:type="dxa"/>
+              <w:right w:w="120" w:type="dxa"/>
+            </w:tcMar>
+            <w:vAlign w:val="center"/>
+          </w:tcPr>
+          <w:p>
+            <w:r>
+              <w:rPr>
+                <w:b/>
+                <w:bCs/>
+                <w:sz w:val="18"/>
+                <w:szCs w:val="18"/>
+              </w:rPr>
+              <w:t>DELETE</w:t>
+            </w:r>
+          </w:p>
+        </w:tc>
+        <w:tc>
+          <w:tcPr>
+            <w:tcW w:w="2800" w:type="dxa"/>
+            <w:tcBorders>
+              <w:top w:val="single" w:sz="1" w:space="0" w:color="B8CCE4"/>
+              <w:left w:val="single" w:sz="1" w:space="0" w:color="B8CCE4"/>
+              <w:bottom w:val="single" w:sz="1" w:space="0" w:color="B8CCE4"/>
+              <w:right w:val="single" w:sz="1" w:space="0" w:color="B8CCE4"/>
+            </w:tcBorders>
+            <w:shd w:val="clear" w:color="auto" w:fill="EBF3FA"/>
+            <w:tcMar>
+              <w:top w:w="60" w:type="dxa"/>
+              <w:left w:w="120" w:type="dxa"/>
+              <w:bottom w:w="60" w:type="dxa"/>
+              <w:right w:w="120" w:type="dxa"/>
+            </w:tcMar>
+            <w:vAlign w:val="center"/>
+          </w:tcPr>
+          <w:p>
             <w:r>
               <w:rPr>
                 <w:rFonts w:ascii="Courier New" w:eastAsia="Courier New" w:hAnsi="Courier New" w:cs="Courier New"/>
                 <w:sz w:val="17"/>
                 <w:szCs w:val="17"/>
               </w:rPr>
-              <w:t>/users/{</w:t>
+              <w:t>/</w:t>
+            </w:r>
+            <w:proofErr w:type="gramStart"/>
+            <w:r>
+              <w:rPr>
+                <w:rFonts w:ascii="Courier New" w:eastAsia="Courier New" w:hAnsi="Courier New" w:cs="Courier New"/>
+                <w:sz w:val="17"/>
+                <w:szCs w:val="17"/>
+              </w:rPr>
+              <w:t>auth</w:t>
+            </w:r>
+            <w:proofErr w:type="gramEnd"/>
+            <w:r>
+              <w:rPr>
+                <w:rFonts w:ascii="Courier New" w:eastAsia="Courier New" w:hAnsi="Courier New" w:cs="Courier New"/>
+                <w:sz w:val="17"/>
+                <w:szCs w:val="17"/>
+              </w:rPr>
+              <w:t>/</w:t>
+            </w:r>
+            <w:proofErr w:type="gramStart"/>
+            <w:r>
+              <w:rPr>
+                <w:rFonts w:ascii="Courier New" w:eastAsia="Courier New" w:hAnsi="Courier New" w:cs="Courier New"/>
+                <w:sz w:val="17"/>
+                <w:szCs w:val="17"/>
+              </w:rPr>
+              <w:t>users/{</w:t>
             </w:r>
             <w:proofErr w:type="spellStart"/>
+            <w:proofErr w:type="gramEnd"/>
             <w:r>
               <w:rPr>
                 <w:rFonts w:ascii="Courier New" w:eastAsia="Courier New" w:hAnsi="Courier New" w:cs="Courier New"/>
@@ -9312,12 +8959,6 @@
         <w:gridCol w:w="5160"/>
       </w:tblGrid>
       <w:tr>
-        <w:tblPrEx>
-          <w:tblCellMar>
-            <w:top w:w="0" w:type="dxa"/>
-            <w:bottom w:w="0" w:type="dxa"/>
-          </w:tblCellMar>
-        </w:tblPrEx>
         <w:tc>
           <w:tcPr>
             <w:tcW w:w="2400" w:type="dxa"/>
@@ -9413,12 +9054,6 @@
         </w:tc>
       </w:tr>
       <w:tr>
-        <w:tblPrEx>
-          <w:tblCellMar>
-            <w:top w:w="0" w:type="dxa"/>
-            <w:bottom w:w="0" w:type="dxa"/>
-          </w:tblCellMar>
-        </w:tblPrEx>
         <w:tc>
           <w:tcPr>
             <w:tcW w:w="2400" w:type="dxa"/>
@@ -9518,12 +9153,6 @@
         </w:tc>
       </w:tr>
       <w:tr>
-        <w:tblPrEx>
-          <w:tblCellMar>
-            <w:top w:w="0" w:type="dxa"/>
-            <w:bottom w:w="0" w:type="dxa"/>
-          </w:tblCellMar>
-        </w:tblPrEx>
         <w:tc>
           <w:tcPr>
             <w:tcW w:w="2400" w:type="dxa"/>
@@ -9616,12 +9245,6 @@
         </w:tc>
       </w:tr>
       <w:tr>
-        <w:tblPrEx>
-          <w:tblCellMar>
-            <w:top w:w="0" w:type="dxa"/>
-            <w:bottom w:w="0" w:type="dxa"/>
-          </w:tblCellMar>
-        </w:tblPrEx>
         <w:tc>
           <w:tcPr>
             <w:tcW w:w="2400" w:type="dxa"/>
@@ -9730,12 +9353,6 @@
         </w:tc>
       </w:tr>
       <w:tr>
-        <w:tblPrEx>
-          <w:tblCellMar>
-            <w:top w:w="0" w:type="dxa"/>
-            <w:bottom w:w="0" w:type="dxa"/>
-          </w:tblCellMar>
-        </w:tblPrEx>
         <w:tc>
           <w:tcPr>
             <w:tcW w:w="2400" w:type="dxa"/>
@@ -9860,12 +9477,6 @@
         </w:tc>
       </w:tr>
       <w:tr>
-        <w:tblPrEx>
-          <w:tblCellMar>
-            <w:top w:w="0" w:type="dxa"/>
-            <w:bottom w:w="0" w:type="dxa"/>
-          </w:tblCellMar>
-        </w:tblPrEx>
         <w:tc>
           <w:tcPr>
             <w:tcW w:w="2400" w:type="dxa"/>
@@ -9965,12 +9576,6 @@
         </w:tc>
       </w:tr>
       <w:tr>
-        <w:tblPrEx>
-          <w:tblCellMar>
-            <w:top w:w="0" w:type="dxa"/>
-            <w:bottom w:w="0" w:type="dxa"/>
-          </w:tblCellMar>
-        </w:tblPrEx>
         <w:tc>
           <w:tcPr>
             <w:tcW w:w="2400" w:type="dxa"/>
@@ -10070,12 +9675,6 @@
         </w:tc>
       </w:tr>
       <w:tr>
-        <w:tblPrEx>
-          <w:tblCellMar>
-            <w:top w:w="0" w:type="dxa"/>
-            <w:bottom w:w="0" w:type="dxa"/>
-          </w:tblCellMar>
-        </w:tblPrEx>
         <w:tc>
           <w:tcPr>
             <w:tcW w:w="2400" w:type="dxa"/>
@@ -10173,12 +9772,6 @@
         </w:tc>
       </w:tr>
       <w:tr>
-        <w:tblPrEx>
-          <w:tblCellMar>
-            <w:top w:w="0" w:type="dxa"/>
-            <w:bottom w:w="0" w:type="dxa"/>
-          </w:tblCellMar>
-        </w:tblPrEx>
         <w:tc>
           <w:tcPr>
             <w:tcW w:w="2400" w:type="dxa"/>
@@ -10278,12 +9871,6 @@
         </w:tc>
       </w:tr>
       <w:tr>
-        <w:tblPrEx>
-          <w:tblCellMar>
-            <w:top w:w="0" w:type="dxa"/>
-            <w:bottom w:w="0" w:type="dxa"/>
-          </w:tblCellMar>
-        </w:tblPrEx>
         <w:tc>
           <w:tcPr>
             <w:tcW w:w="2400" w:type="dxa"/>
@@ -10383,12 +9970,6 @@
         </w:tc>
       </w:tr>
       <w:tr>
-        <w:tblPrEx>
-          <w:tblCellMar>
-            <w:top w:w="0" w:type="dxa"/>
-            <w:bottom w:w="0" w:type="dxa"/>
-          </w:tblCellMar>
-        </w:tblPrEx>
         <w:tc>
           <w:tcPr>
             <w:tcW w:w="2400" w:type="dxa"/>
@@ -10488,12 +10069,6 @@
         </w:tc>
       </w:tr>
       <w:tr>
-        <w:tblPrEx>
-          <w:tblCellMar>
-            <w:top w:w="0" w:type="dxa"/>
-            <w:bottom w:w="0" w:type="dxa"/>
-          </w:tblCellMar>
-        </w:tblPrEx>
         <w:tc>
           <w:tcPr>
             <w:tcW w:w="2400" w:type="dxa"/>
@@ -10600,12 +10175,6 @@
         </w:tc>
       </w:tr>
       <w:tr>
-        <w:tblPrEx>
-          <w:tblCellMar>
-            <w:top w:w="0" w:type="dxa"/>
-            <w:bottom w:w="0" w:type="dxa"/>
-          </w:tblCellMar>
-        </w:tblPrEx>
         <w:tc>
           <w:tcPr>
             <w:tcW w:w="2400" w:type="dxa"/>
@@ -10696,12 +10265,6 @@
         </w:tc>
       </w:tr>
       <w:tr>
-        <w:tblPrEx>
-          <w:tblCellMar>
-            <w:top w:w="0" w:type="dxa"/>
-            <w:bottom w:w="0" w:type="dxa"/>
-          </w:tblCellMar>
-        </w:tblPrEx>
         <w:tc>
           <w:tcPr>
             <w:tcW w:w="2400" w:type="dxa"/>
@@ -10792,12 +10355,6 @@
         </w:tc>
       </w:tr>
       <w:tr>
-        <w:tblPrEx>
-          <w:tblCellMar>
-            <w:top w:w="0" w:type="dxa"/>
-            <w:bottom w:w="0" w:type="dxa"/>
-          </w:tblCellMar>
-        </w:tblPrEx>
         <w:tc>
           <w:tcPr>
             <w:tcW w:w="2400" w:type="dxa"/>
@@ -11282,12 +10839,6 @@
         <w:gridCol w:w="3024"/>
       </w:tblGrid>
       <w:tr>
-        <w:tblPrEx>
-          <w:tblCellMar>
-            <w:top w:w="0" w:type="dxa"/>
-            <w:bottom w:w="0" w:type="dxa"/>
-          </w:tblCellMar>
-        </w:tblPrEx>
         <w:tc>
           <w:tcPr>
             <w:tcW w:w="900" w:type="dxa"/>
@@ -11414,12 +10965,6 @@
         </w:tc>
       </w:tr>
       <w:tr>
-        <w:tblPrEx>
-          <w:tblCellMar>
-            <w:top w:w="0" w:type="dxa"/>
-            <w:bottom w:w="0" w:type="dxa"/>
-          </w:tblCellMar>
-        </w:tblPrEx>
         <w:tc>
           <w:tcPr>
             <w:tcW w:w="900" w:type="dxa"/>
@@ -11547,12 +11092,6 @@
         </w:tc>
       </w:tr>
       <w:tr>
-        <w:tblPrEx>
-          <w:tblCellMar>
-            <w:top w:w="0" w:type="dxa"/>
-            <w:bottom w:w="0" w:type="dxa"/>
-          </w:tblCellMar>
-        </w:tblPrEx>
         <w:tc>
           <w:tcPr>
             <w:tcW w:w="900" w:type="dxa"/>
@@ -11670,12 +11209,6 @@
         </w:tc>
       </w:tr>
       <w:tr>
-        <w:tblPrEx>
-          <w:tblCellMar>
-            <w:top w:w="0" w:type="dxa"/>
-            <w:bottom w:w="0" w:type="dxa"/>
-          </w:tblCellMar>
-        </w:tblPrEx>
         <w:tc>
           <w:tcPr>
             <w:tcW w:w="900" w:type="dxa"/>
@@ -11811,12 +11344,6 @@
         </w:tc>
       </w:tr>
       <w:tr>
-        <w:tblPrEx>
-          <w:tblCellMar>
-            <w:top w:w="0" w:type="dxa"/>
-            <w:bottom w:w="0" w:type="dxa"/>
-          </w:tblCellMar>
-        </w:tblPrEx>
         <w:tc>
           <w:tcPr>
             <w:tcW w:w="900" w:type="dxa"/>
@@ -11951,12 +11478,6 @@
         </w:tc>
       </w:tr>
       <w:tr>
-        <w:tblPrEx>
-          <w:tblCellMar>
-            <w:top w:w="0" w:type="dxa"/>
-            <w:bottom w:w="0" w:type="dxa"/>
-          </w:tblCellMar>
-        </w:tblPrEx>
         <w:tc>
           <w:tcPr>
             <w:tcW w:w="900" w:type="dxa"/>
@@ -12084,12 +11605,6 @@
         </w:tc>
       </w:tr>
       <w:tr>
-        <w:tblPrEx>
-          <w:tblCellMar>
-            <w:top w:w="0" w:type="dxa"/>
-            <w:bottom w:w="0" w:type="dxa"/>
-          </w:tblCellMar>
-        </w:tblPrEx>
         <w:tc>
           <w:tcPr>
             <w:tcW w:w="900" w:type="dxa"/>
@@ -12234,12 +11749,6 @@
         </w:tc>
       </w:tr>
       <w:tr>
-        <w:tblPrEx>
-          <w:tblCellMar>
-            <w:top w:w="0" w:type="dxa"/>
-            <w:bottom w:w="0" w:type="dxa"/>
-          </w:tblCellMar>
-        </w:tblPrEx>
         <w:tc>
           <w:tcPr>
             <w:tcW w:w="900" w:type="dxa"/>
@@ -12384,12 +11893,6 @@
         </w:tc>
       </w:tr>
       <w:tr>
-        <w:tblPrEx>
-          <w:tblCellMar>
-            <w:top w:w="0" w:type="dxa"/>
-            <w:bottom w:w="0" w:type="dxa"/>
-          </w:tblCellMar>
-        </w:tblPrEx>
         <w:tc>
           <w:tcPr>
             <w:tcW w:w="900" w:type="dxa"/>
@@ -12525,12 +12028,6 @@
         </w:tc>
       </w:tr>
       <w:tr>
-        <w:tblPrEx>
-          <w:tblCellMar>
-            <w:top w:w="0" w:type="dxa"/>
-            <w:bottom w:w="0" w:type="dxa"/>
-          </w:tblCellMar>
-        </w:tblPrEx>
         <w:tc>
           <w:tcPr>
             <w:tcW w:w="900" w:type="dxa"/>
@@ -12682,12 +12179,6 @@
         </w:tc>
       </w:tr>
       <w:tr>
-        <w:tblPrEx>
-          <w:tblCellMar>
-            <w:top w:w="0" w:type="dxa"/>
-            <w:bottom w:w="0" w:type="dxa"/>
-          </w:tblCellMar>
-        </w:tblPrEx>
         <w:tc>
           <w:tcPr>
             <w:tcW w:w="900" w:type="dxa"/>
@@ -12839,12 +12330,6 @@
         </w:tc>
       </w:tr>
       <w:tr>
-        <w:tblPrEx>
-          <w:tblCellMar>
-            <w:top w:w="0" w:type="dxa"/>
-            <w:bottom w:w="0" w:type="dxa"/>
-          </w:tblCellMar>
-        </w:tblPrEx>
         <w:tc>
           <w:tcPr>
             <w:tcW w:w="900" w:type="dxa"/>
@@ -12918,930 +12403,680 @@
                 <w:sz w:val="17"/>
                 <w:szCs w:val="17"/>
               </w:rPr>
-              <w:t>-details/{</w:t>
-            </w:r>
-            <w:proofErr w:type="spellStart"/>
+              <w:t>-</w:t>
+            </w:r>
+            <w:proofErr w:type="gramStart"/>
             <w:r>
               <w:rPr>
                 <w:rFonts w:ascii="Courier New" w:eastAsia="Courier New" w:hAnsi="Courier New" w:cs="Courier New"/>
                 <w:sz w:val="17"/>
                 <w:szCs w:val="17"/>
               </w:rPr>
-              <w:t>policyId</w:t>
-            </w:r>
-            <w:proofErr w:type="spellEnd"/>
+              <w:t>details/{</w:t>
+            </w:r>
+            <w:proofErr w:type="spellStart"/>
+            <w:proofErr w:type="gramEnd"/>
             <w:r>
               <w:rPr>
                 <w:rFonts w:ascii="Courier New" w:eastAsia="Courier New" w:hAnsi="Courier New" w:cs="Courier New"/>
                 <w:sz w:val="17"/>
                 <w:szCs w:val="17"/>
               </w:rPr>
-              <w:t>}</w:t>
-            </w:r>
-          </w:p>
-        </w:tc>
-        <w:tc>
-          <w:tcPr>
-            <w:tcW w:w="1360" w:type="dxa"/>
-            <w:tcBorders>
-              <w:top w:val="single" w:sz="1" w:space="0" w:color="B8CCE4"/>
-              <w:left w:val="single" w:sz="1" w:space="0" w:color="B8CCE4"/>
-              <w:bottom w:val="single" w:sz="1" w:space="0" w:color="B8CCE4"/>
-              <w:right w:val="single" w:sz="1" w:space="0" w:color="B8CCE4"/>
-            </w:tcBorders>
-            <w:shd w:val="clear" w:color="auto" w:fill="FFFFFF"/>
-            <w:tcMar>
-              <w:top w:w="60" w:type="dxa"/>
-              <w:left w:w="120" w:type="dxa"/>
-              <w:bottom w:w="60" w:type="dxa"/>
-              <w:right w:w="120" w:type="dxa"/>
-            </w:tcMar>
-            <w:vAlign w:val="center"/>
-          </w:tcPr>
-          <w:p>
-            <w:r>
-              <w:rPr>
-                <w:sz w:val="18"/>
-                <w:szCs w:val="18"/>
-              </w:rPr>
-              <w:t>[Authorize]</w:t>
-            </w:r>
-          </w:p>
-        </w:tc>
-        <w:tc>
-          <w:tcPr>
-            <w:tcW w:w="3900" w:type="dxa"/>
-            <w:tcBorders>
-              <w:top w:val="single" w:sz="1" w:space="0" w:color="B8CCE4"/>
-              <w:left w:val="single" w:sz="1" w:space="0" w:color="B8CCE4"/>
-              <w:bottom w:val="single" w:sz="1" w:space="0" w:color="B8CCE4"/>
-              <w:right w:val="single" w:sz="1" w:space="0" w:color="B8CCE4"/>
-            </w:tcBorders>
-            <w:shd w:val="clear" w:color="auto" w:fill="FFFFFF"/>
-            <w:tcMar>
-              <w:top w:w="60" w:type="dxa"/>
-              <w:left w:w="120" w:type="dxa"/>
-              <w:bottom w:w="60" w:type="dxa"/>
-              <w:right w:w="120" w:type="dxa"/>
-            </w:tcMar>
-            <w:vAlign w:val="center"/>
-          </w:tcPr>
-          <w:p>
-            <w:r>
-              <w:rPr>
-                <w:sz w:val="18"/>
-                <w:szCs w:val="18"/>
-              </w:rPr>
-              <w:t xml:space="preserve">Returns </w:t>
-            </w:r>
-            <w:proofErr w:type="spellStart"/>
-            <w:r>
-              <w:rPr>
-                <w:sz w:val="18"/>
-                <w:szCs w:val="18"/>
-              </w:rPr>
-              <w:t>HomeDetail</w:t>
+              <w:t>policyId</w:t>
             </w:r>
             <w:proofErr w:type="spellEnd"/>
-            <w:r>
-              <w:rPr>
-                <w:sz w:val="18"/>
-                <w:szCs w:val="18"/>
-              </w:rPr>
-              <w:t xml:space="preserve"> for a policy</w:t>
-            </w:r>
-          </w:p>
-        </w:tc>
-      </w:tr>
-      <w:tr>
-        <w:tblPrEx>
-          <w:tblCellMar>
-            <w:top w:w="0" w:type="dxa"/>
-            <w:bottom w:w="0" w:type="dxa"/>
-          </w:tblCellMar>
-        </w:tblPrEx>
-        <w:tc>
-          <w:tcPr>
-            <w:tcW w:w="900" w:type="dxa"/>
-            <w:tcBorders>
-              <w:top w:val="single" w:sz="1" w:space="0" w:color="B8CCE4"/>
-              <w:left w:val="single" w:sz="1" w:space="0" w:color="B8CCE4"/>
-              <w:bottom w:val="single" w:sz="1" w:space="0" w:color="B8CCE4"/>
-              <w:right w:val="single" w:sz="1" w:space="0" w:color="B8CCE4"/>
-            </w:tcBorders>
-            <w:shd w:val="clear" w:color="auto" w:fill="EBF3FA"/>
-            <w:tcMar>
-              <w:top w:w="60" w:type="dxa"/>
-              <w:left w:w="120" w:type="dxa"/>
-              <w:bottom w:w="60" w:type="dxa"/>
-              <w:right w:w="120" w:type="dxa"/>
-            </w:tcMar>
-            <w:vAlign w:val="center"/>
-          </w:tcPr>
-          <w:p>
-            <w:r>
-              <w:rPr>
-                <w:b/>
-                <w:bCs/>
-                <w:sz w:val="18"/>
-                <w:szCs w:val="18"/>
-              </w:rPr>
-              <w:t>GET</w:t>
-            </w:r>
-          </w:p>
-        </w:tc>
-        <w:tc>
-          <w:tcPr>
-            <w:tcW w:w="3200" w:type="dxa"/>
-            <w:tcBorders>
-              <w:top w:val="single" w:sz="1" w:space="0" w:color="B8CCE4"/>
-              <w:left w:val="single" w:sz="1" w:space="0" w:color="B8CCE4"/>
-              <w:bottom w:val="single" w:sz="1" w:space="0" w:color="B8CCE4"/>
-              <w:right w:val="single" w:sz="1" w:space="0" w:color="B8CCE4"/>
-            </w:tcBorders>
-            <w:shd w:val="clear" w:color="auto" w:fill="EBF3FA"/>
-            <w:tcMar>
-              <w:top w:w="60" w:type="dxa"/>
-              <w:left w:w="120" w:type="dxa"/>
-              <w:bottom w:w="60" w:type="dxa"/>
-              <w:right w:w="120" w:type="dxa"/>
-            </w:tcMar>
-            <w:vAlign w:val="center"/>
-          </w:tcPr>
-          <w:p>
             <w:r>
               <w:rPr>
                 <w:rFonts w:ascii="Courier New" w:eastAsia="Courier New" w:hAnsi="Courier New" w:cs="Courier New"/>
                 <w:sz w:val="17"/>
                 <w:szCs w:val="17"/>
               </w:rPr>
-              <w:t>/</w:t>
-            </w:r>
-            <w:proofErr w:type="gramStart"/>
+              <w:t>}</w:t>
+            </w:r>
+          </w:p>
+        </w:tc>
+        <w:tc>
+          <w:tcPr>
+            <w:tcW w:w="1360" w:type="dxa"/>
+            <w:tcBorders>
+              <w:top w:val="single" w:sz="1" w:space="0" w:color="B8CCE4"/>
+              <w:left w:val="single" w:sz="1" w:space="0" w:color="B8CCE4"/>
+              <w:bottom w:val="single" w:sz="1" w:space="0" w:color="B8CCE4"/>
+              <w:right w:val="single" w:sz="1" w:space="0" w:color="B8CCE4"/>
+            </w:tcBorders>
+            <w:shd w:val="clear" w:color="auto" w:fill="FFFFFF"/>
+            <w:tcMar>
+              <w:top w:w="60" w:type="dxa"/>
+              <w:left w:w="120" w:type="dxa"/>
+              <w:bottom w:w="60" w:type="dxa"/>
+              <w:right w:w="120" w:type="dxa"/>
+            </w:tcMar>
+            <w:vAlign w:val="center"/>
+          </w:tcPr>
+          <w:p>
+            <w:r>
+              <w:rPr>
+                <w:sz w:val="18"/>
+                <w:szCs w:val="18"/>
+              </w:rPr>
+              <w:t>[Authorize]</w:t>
+            </w:r>
+          </w:p>
+        </w:tc>
+        <w:tc>
+          <w:tcPr>
+            <w:tcW w:w="3900" w:type="dxa"/>
+            <w:tcBorders>
+              <w:top w:val="single" w:sz="1" w:space="0" w:color="B8CCE4"/>
+              <w:left w:val="single" w:sz="1" w:space="0" w:color="B8CCE4"/>
+              <w:bottom w:val="single" w:sz="1" w:space="0" w:color="B8CCE4"/>
+              <w:right w:val="single" w:sz="1" w:space="0" w:color="B8CCE4"/>
+            </w:tcBorders>
+            <w:shd w:val="clear" w:color="auto" w:fill="FFFFFF"/>
+            <w:tcMar>
+              <w:top w:w="60" w:type="dxa"/>
+              <w:left w:w="120" w:type="dxa"/>
+              <w:bottom w:w="60" w:type="dxa"/>
+              <w:right w:w="120" w:type="dxa"/>
+            </w:tcMar>
+            <w:vAlign w:val="center"/>
+          </w:tcPr>
+          <w:p>
+            <w:r>
+              <w:rPr>
+                <w:sz w:val="18"/>
+                <w:szCs w:val="18"/>
+              </w:rPr>
+              <w:t xml:space="preserve">Returns </w:t>
+            </w:r>
+            <w:proofErr w:type="spellStart"/>
+            <w:r>
+              <w:rPr>
+                <w:sz w:val="18"/>
+                <w:szCs w:val="18"/>
+              </w:rPr>
+              <w:t>HomeDetail</w:t>
+            </w:r>
+            <w:proofErr w:type="spellEnd"/>
+            <w:r>
+              <w:rPr>
+                <w:sz w:val="18"/>
+                <w:szCs w:val="18"/>
+              </w:rPr>
+              <w:t xml:space="preserve"> for a policy</w:t>
+            </w:r>
+          </w:p>
+        </w:tc>
+      </w:tr>
+      <w:tr>
+        <w:tc>
+          <w:tcPr>
+            <w:tcW w:w="900" w:type="dxa"/>
+            <w:tcBorders>
+              <w:top w:val="single" w:sz="1" w:space="0" w:color="B8CCE4"/>
+              <w:left w:val="single" w:sz="1" w:space="0" w:color="B8CCE4"/>
+              <w:bottom w:val="single" w:sz="1" w:space="0" w:color="B8CCE4"/>
+              <w:right w:val="single" w:sz="1" w:space="0" w:color="B8CCE4"/>
+            </w:tcBorders>
+            <w:shd w:val="clear" w:color="auto" w:fill="EBF3FA"/>
+            <w:tcMar>
+              <w:top w:w="60" w:type="dxa"/>
+              <w:left w:w="120" w:type="dxa"/>
+              <w:bottom w:w="60" w:type="dxa"/>
+              <w:right w:w="120" w:type="dxa"/>
+            </w:tcMar>
+            <w:vAlign w:val="center"/>
+          </w:tcPr>
+          <w:p>
+            <w:r>
+              <w:rPr>
+                <w:b/>
+                <w:bCs/>
+                <w:sz w:val="18"/>
+                <w:szCs w:val="18"/>
+              </w:rPr>
+              <w:t>GET</w:t>
+            </w:r>
+          </w:p>
+        </w:tc>
+        <w:tc>
+          <w:tcPr>
+            <w:tcW w:w="3200" w:type="dxa"/>
+            <w:tcBorders>
+              <w:top w:val="single" w:sz="1" w:space="0" w:color="B8CCE4"/>
+              <w:left w:val="single" w:sz="1" w:space="0" w:color="B8CCE4"/>
+              <w:bottom w:val="single" w:sz="1" w:space="0" w:color="B8CCE4"/>
+              <w:right w:val="single" w:sz="1" w:space="0" w:color="B8CCE4"/>
+            </w:tcBorders>
+            <w:shd w:val="clear" w:color="auto" w:fill="EBF3FA"/>
+            <w:tcMar>
+              <w:top w:w="60" w:type="dxa"/>
+              <w:left w:w="120" w:type="dxa"/>
+              <w:bottom w:w="60" w:type="dxa"/>
+              <w:right w:w="120" w:type="dxa"/>
+            </w:tcMar>
+            <w:vAlign w:val="center"/>
+          </w:tcPr>
+          <w:p>
             <w:r>
               <w:rPr>
                 <w:rFonts w:ascii="Courier New" w:eastAsia="Courier New" w:hAnsi="Courier New" w:cs="Courier New"/>
                 <w:sz w:val="17"/>
                 <w:szCs w:val="17"/>
               </w:rPr>
-              <w:t>vehicle</w:t>
-            </w:r>
-            <w:proofErr w:type="gramEnd"/>
+              <w:t>/</w:t>
+            </w:r>
+            <w:proofErr w:type="gramStart"/>
             <w:r>
               <w:rPr>
                 <w:rFonts w:ascii="Courier New" w:eastAsia="Courier New" w:hAnsi="Courier New" w:cs="Courier New"/>
                 <w:sz w:val="17"/>
                 <w:szCs w:val="17"/>
               </w:rPr>
-              <w:t>-details/{</w:t>
-            </w:r>
-            <w:proofErr w:type="spellStart"/>
+              <w:t>vehicle</w:t>
+            </w:r>
+            <w:proofErr w:type="gramEnd"/>
             <w:r>
               <w:rPr>
                 <w:rFonts w:ascii="Courier New" w:eastAsia="Courier New" w:hAnsi="Courier New" w:cs="Courier New"/>
                 <w:sz w:val="17"/>
                 <w:szCs w:val="17"/>
               </w:rPr>
-              <w:t>policyId</w:t>
-            </w:r>
-            <w:proofErr w:type="spellEnd"/>
+              <w:t>-</w:t>
+            </w:r>
+            <w:proofErr w:type="gramStart"/>
             <w:r>
               <w:rPr>
                 <w:rFonts w:ascii="Courier New" w:eastAsia="Courier New" w:hAnsi="Courier New" w:cs="Courier New"/>
                 <w:sz w:val="17"/>
                 <w:szCs w:val="17"/>
               </w:rPr>
-              <w:t>}</w:t>
-            </w:r>
-          </w:p>
-        </w:tc>
-        <w:tc>
-          <w:tcPr>
-            <w:tcW w:w="1360" w:type="dxa"/>
-            <w:tcBorders>
-              <w:top w:val="single" w:sz="1" w:space="0" w:color="B8CCE4"/>
-              <w:left w:val="single" w:sz="1" w:space="0" w:color="B8CCE4"/>
-              <w:bottom w:val="single" w:sz="1" w:space="0" w:color="B8CCE4"/>
-              <w:right w:val="single" w:sz="1" w:space="0" w:color="B8CCE4"/>
-            </w:tcBorders>
-            <w:shd w:val="clear" w:color="auto" w:fill="EBF3FA"/>
-            <w:tcMar>
-              <w:top w:w="60" w:type="dxa"/>
-              <w:left w:w="120" w:type="dxa"/>
-              <w:bottom w:w="60" w:type="dxa"/>
-              <w:right w:w="120" w:type="dxa"/>
-            </w:tcMar>
-            <w:vAlign w:val="center"/>
-          </w:tcPr>
-          <w:p>
-            <w:r>
-              <w:rPr>
-                <w:sz w:val="18"/>
-                <w:szCs w:val="18"/>
-              </w:rPr>
-              <w:t>[Authorize]</w:t>
-            </w:r>
-          </w:p>
-        </w:tc>
-        <w:tc>
-          <w:tcPr>
-            <w:tcW w:w="3900" w:type="dxa"/>
-            <w:tcBorders>
-              <w:top w:val="single" w:sz="1" w:space="0" w:color="B8CCE4"/>
-              <w:left w:val="single" w:sz="1" w:space="0" w:color="B8CCE4"/>
-              <w:bottom w:val="single" w:sz="1" w:space="0" w:color="B8CCE4"/>
-              <w:right w:val="single" w:sz="1" w:space="0" w:color="B8CCE4"/>
-            </w:tcBorders>
-            <w:shd w:val="clear" w:color="auto" w:fill="EBF3FA"/>
-            <w:tcMar>
-              <w:top w:w="60" w:type="dxa"/>
-              <w:left w:w="120" w:type="dxa"/>
-              <w:bottom w:w="60" w:type="dxa"/>
-              <w:right w:w="120" w:type="dxa"/>
-            </w:tcMar>
-            <w:vAlign w:val="center"/>
-          </w:tcPr>
-          <w:p>
-            <w:r>
-              <w:rPr>
-                <w:sz w:val="18"/>
-                <w:szCs w:val="18"/>
-              </w:rPr>
-              <w:t xml:space="preserve">Returns </w:t>
+              <w:t>details/{</w:t>
             </w:r>
             <w:proofErr w:type="spellStart"/>
-            <w:r>
-              <w:rPr>
-                <w:sz w:val="18"/>
-                <w:szCs w:val="18"/>
-              </w:rPr>
-              <w:t>VehicleDetail</w:t>
-            </w:r>
-            <w:proofErr w:type="spellEnd"/>
-            <w:r>
-              <w:rPr>
-                <w:sz w:val="18"/>
-                <w:szCs w:val="18"/>
-              </w:rPr>
-              <w:t xml:space="preserve"> for a policy</w:t>
-            </w:r>
-          </w:p>
-        </w:tc>
-      </w:tr>
-      <w:tr>
-        <w:tblPrEx>
-          <w:tblCellMar>
-            <w:top w:w="0" w:type="dxa"/>
-            <w:bottom w:w="0" w:type="dxa"/>
-          </w:tblCellMar>
-        </w:tblPrEx>
-        <w:tc>
-          <w:tcPr>
-            <w:tcW w:w="900" w:type="dxa"/>
-            <w:tcBorders>
-              <w:top w:val="single" w:sz="1" w:space="0" w:color="B8CCE4"/>
-              <w:left w:val="single" w:sz="1" w:space="0" w:color="B8CCE4"/>
-              <w:bottom w:val="single" w:sz="1" w:space="0" w:color="B8CCE4"/>
-              <w:right w:val="single" w:sz="1" w:space="0" w:color="B8CCE4"/>
-            </w:tcBorders>
-            <w:shd w:val="clear" w:color="auto" w:fill="FFFFFF"/>
-            <w:tcMar>
-              <w:top w:w="60" w:type="dxa"/>
-              <w:left w:w="120" w:type="dxa"/>
-              <w:bottom w:w="60" w:type="dxa"/>
-              <w:right w:w="120" w:type="dxa"/>
-            </w:tcMar>
-            <w:vAlign w:val="center"/>
-          </w:tcPr>
-          <w:p>
-            <w:r>
-              <w:rPr>
-                <w:b/>
-                <w:bCs/>
-                <w:sz w:val="18"/>
-                <w:szCs w:val="18"/>
-              </w:rPr>
-              <w:t>GET</w:t>
-            </w:r>
-          </w:p>
-        </w:tc>
-        <w:tc>
-          <w:tcPr>
-            <w:tcW w:w="3200" w:type="dxa"/>
-            <w:tcBorders>
-              <w:top w:val="single" w:sz="1" w:space="0" w:color="B8CCE4"/>
-              <w:left w:val="single" w:sz="1" w:space="0" w:color="B8CCE4"/>
-              <w:bottom w:val="single" w:sz="1" w:space="0" w:color="B8CCE4"/>
-              <w:right w:val="single" w:sz="1" w:space="0" w:color="B8CCE4"/>
-            </w:tcBorders>
-            <w:shd w:val="clear" w:color="auto" w:fill="FFFFFF"/>
-            <w:tcMar>
-              <w:top w:w="60" w:type="dxa"/>
-              <w:left w:w="120" w:type="dxa"/>
-              <w:bottom w:w="60" w:type="dxa"/>
-              <w:right w:w="120" w:type="dxa"/>
-            </w:tcMar>
-            <w:vAlign w:val="center"/>
-          </w:tcPr>
-          <w:p>
+            <w:proofErr w:type="gramEnd"/>
             <w:r>
               <w:rPr>
                 <w:rFonts w:ascii="Courier New" w:eastAsia="Courier New" w:hAnsi="Courier New" w:cs="Courier New"/>
                 <w:sz w:val="17"/>
                 <w:szCs w:val="17"/>
               </w:rPr>
-              <w:t>/</w:t>
-            </w:r>
-            <w:proofErr w:type="gramStart"/>
+              <w:t>policyId</w:t>
+            </w:r>
+            <w:proofErr w:type="spellEnd"/>
             <w:r>
               <w:rPr>
                 <w:rFonts w:ascii="Courier New" w:eastAsia="Courier New" w:hAnsi="Courier New" w:cs="Courier New"/>
                 <w:sz w:val="17"/>
                 <w:szCs w:val="17"/>
               </w:rPr>
-              <w:t>insurance</w:t>
-            </w:r>
-            <w:proofErr w:type="gramEnd"/>
+              <w:t>}</w:t>
+            </w:r>
+          </w:p>
+        </w:tc>
+        <w:tc>
+          <w:tcPr>
+            <w:tcW w:w="1360" w:type="dxa"/>
+            <w:tcBorders>
+              <w:top w:val="single" w:sz="1" w:space="0" w:color="B8CCE4"/>
+              <w:left w:val="single" w:sz="1" w:space="0" w:color="B8CCE4"/>
+              <w:bottom w:val="single" w:sz="1" w:space="0" w:color="B8CCE4"/>
+              <w:right w:val="single" w:sz="1" w:space="0" w:color="B8CCE4"/>
+            </w:tcBorders>
+            <w:shd w:val="clear" w:color="auto" w:fill="EBF3FA"/>
+            <w:tcMar>
+              <w:top w:w="60" w:type="dxa"/>
+              <w:left w:w="120" w:type="dxa"/>
+              <w:bottom w:w="60" w:type="dxa"/>
+              <w:right w:w="120" w:type="dxa"/>
+            </w:tcMar>
+            <w:vAlign w:val="center"/>
+          </w:tcPr>
+          <w:p>
+            <w:r>
+              <w:rPr>
+                <w:sz w:val="18"/>
+                <w:szCs w:val="18"/>
+              </w:rPr>
+              <w:t>[Authorize]</w:t>
+            </w:r>
+          </w:p>
+        </w:tc>
+        <w:tc>
+          <w:tcPr>
+            <w:tcW w:w="3900" w:type="dxa"/>
+            <w:tcBorders>
+              <w:top w:val="single" w:sz="1" w:space="0" w:color="B8CCE4"/>
+              <w:left w:val="single" w:sz="1" w:space="0" w:color="B8CCE4"/>
+              <w:bottom w:val="single" w:sz="1" w:space="0" w:color="B8CCE4"/>
+              <w:right w:val="single" w:sz="1" w:space="0" w:color="B8CCE4"/>
+            </w:tcBorders>
+            <w:shd w:val="clear" w:color="auto" w:fill="EBF3FA"/>
+            <w:tcMar>
+              <w:top w:w="60" w:type="dxa"/>
+              <w:left w:w="120" w:type="dxa"/>
+              <w:bottom w:w="60" w:type="dxa"/>
+              <w:right w:w="120" w:type="dxa"/>
+            </w:tcMar>
+            <w:vAlign w:val="center"/>
+          </w:tcPr>
+          <w:p>
+            <w:r>
+              <w:rPr>
+                <w:sz w:val="18"/>
+                <w:szCs w:val="18"/>
+              </w:rPr>
+              <w:t xml:space="preserve">Returns </w:t>
+            </w:r>
+            <w:proofErr w:type="spellStart"/>
+            <w:r>
+              <w:rPr>
+                <w:sz w:val="18"/>
+                <w:szCs w:val="18"/>
+              </w:rPr>
+              <w:t>VehicleDetail</w:t>
+            </w:r>
+            <w:proofErr w:type="spellEnd"/>
+            <w:r>
+              <w:rPr>
+                <w:sz w:val="18"/>
+                <w:szCs w:val="18"/>
+              </w:rPr>
+              <w:t xml:space="preserve"> for a policy</w:t>
+            </w:r>
+          </w:p>
+        </w:tc>
+      </w:tr>
+      <w:tr>
+        <w:tc>
+          <w:tcPr>
+            <w:tcW w:w="900" w:type="dxa"/>
+            <w:tcBorders>
+              <w:top w:val="single" w:sz="1" w:space="0" w:color="B8CCE4"/>
+              <w:left w:val="single" w:sz="1" w:space="0" w:color="B8CCE4"/>
+              <w:bottom w:val="single" w:sz="1" w:space="0" w:color="B8CCE4"/>
+              <w:right w:val="single" w:sz="1" w:space="0" w:color="B8CCE4"/>
+            </w:tcBorders>
+            <w:shd w:val="clear" w:color="auto" w:fill="FFFFFF"/>
+            <w:tcMar>
+              <w:top w:w="60" w:type="dxa"/>
+              <w:left w:w="120" w:type="dxa"/>
+              <w:bottom w:w="60" w:type="dxa"/>
+              <w:right w:w="120" w:type="dxa"/>
+            </w:tcMar>
+            <w:vAlign w:val="center"/>
+          </w:tcPr>
+          <w:p>
+            <w:r>
+              <w:rPr>
+                <w:b/>
+                <w:bCs/>
+                <w:sz w:val="18"/>
+                <w:szCs w:val="18"/>
+              </w:rPr>
+              <w:t>GET</w:t>
+            </w:r>
+          </w:p>
+        </w:tc>
+        <w:tc>
+          <w:tcPr>
+            <w:tcW w:w="3200" w:type="dxa"/>
+            <w:tcBorders>
+              <w:top w:val="single" w:sz="1" w:space="0" w:color="B8CCE4"/>
+              <w:left w:val="single" w:sz="1" w:space="0" w:color="B8CCE4"/>
+              <w:bottom w:val="single" w:sz="1" w:space="0" w:color="B8CCE4"/>
+              <w:right w:val="single" w:sz="1" w:space="0" w:color="B8CCE4"/>
+            </w:tcBorders>
+            <w:shd w:val="clear" w:color="auto" w:fill="FFFFFF"/>
+            <w:tcMar>
+              <w:top w:w="60" w:type="dxa"/>
+              <w:left w:w="120" w:type="dxa"/>
+              <w:bottom w:w="60" w:type="dxa"/>
+              <w:right w:w="120" w:type="dxa"/>
+            </w:tcMar>
+            <w:vAlign w:val="center"/>
+          </w:tcPr>
+          <w:p>
             <w:r>
               <w:rPr>
                 <w:rFonts w:ascii="Courier New" w:eastAsia="Courier New" w:hAnsi="Courier New" w:cs="Courier New"/>
                 <w:sz w:val="17"/>
                 <w:szCs w:val="17"/>
               </w:rPr>
-              <w:t>-types</w:t>
-            </w:r>
-          </w:p>
-        </w:tc>
-        <w:tc>
-          <w:tcPr>
-            <w:tcW w:w="1360" w:type="dxa"/>
-            <w:tcBorders>
-              <w:top w:val="single" w:sz="1" w:space="0" w:color="B8CCE4"/>
-              <w:left w:val="single" w:sz="1" w:space="0" w:color="B8CCE4"/>
-              <w:bottom w:val="single" w:sz="1" w:space="0" w:color="B8CCE4"/>
-              <w:right w:val="single" w:sz="1" w:space="0" w:color="B8CCE4"/>
-            </w:tcBorders>
-            <w:shd w:val="clear" w:color="auto" w:fill="FFFFFF"/>
-            <w:tcMar>
-              <w:top w:w="60" w:type="dxa"/>
-              <w:left w:w="120" w:type="dxa"/>
-              <w:bottom w:w="60" w:type="dxa"/>
-              <w:right w:w="120" w:type="dxa"/>
-            </w:tcMar>
-            <w:vAlign w:val="center"/>
-          </w:tcPr>
-          <w:p>
-            <w:r>
-              <w:rPr>
-                <w:sz w:val="18"/>
-                <w:szCs w:val="18"/>
-              </w:rPr>
-              <w:t>None</w:t>
-            </w:r>
-          </w:p>
-        </w:tc>
-        <w:tc>
-          <w:tcPr>
-            <w:tcW w:w="3900" w:type="dxa"/>
-            <w:tcBorders>
-              <w:top w:val="single" w:sz="1" w:space="0" w:color="B8CCE4"/>
-              <w:left w:val="single" w:sz="1" w:space="0" w:color="B8CCE4"/>
-              <w:bottom w:val="single" w:sz="1" w:space="0" w:color="B8CCE4"/>
-              <w:right w:val="single" w:sz="1" w:space="0" w:color="B8CCE4"/>
-            </w:tcBorders>
-            <w:shd w:val="clear" w:color="auto" w:fill="FFFFFF"/>
-            <w:tcMar>
-              <w:top w:w="60" w:type="dxa"/>
-              <w:left w:w="120" w:type="dxa"/>
-              <w:bottom w:w="60" w:type="dxa"/>
-              <w:right w:w="120" w:type="dxa"/>
-            </w:tcMar>
-            <w:vAlign w:val="center"/>
-          </w:tcPr>
-          <w:p>
-            <w:r>
-              <w:rPr>
-                <w:sz w:val="18"/>
-                <w:szCs w:val="18"/>
-              </w:rPr>
-              <w:t>List all insurance types (public)</w:t>
-            </w:r>
-          </w:p>
-        </w:tc>
-      </w:tr>
-      <w:tr>
-        <w:tblPrEx>
-          <w:tblCellMar>
-            <w:top w:w="0" w:type="dxa"/>
-            <w:bottom w:w="0" w:type="dxa"/>
-          </w:tblCellMar>
-        </w:tblPrEx>
-        <w:tc>
-          <w:tcPr>
-            <w:tcW w:w="900" w:type="dxa"/>
-            <w:tcBorders>
-              <w:top w:val="single" w:sz="1" w:space="0" w:color="B8CCE4"/>
-              <w:left w:val="single" w:sz="1" w:space="0" w:color="B8CCE4"/>
-              <w:bottom w:val="single" w:sz="1" w:space="0" w:color="B8CCE4"/>
-              <w:right w:val="single" w:sz="1" w:space="0" w:color="B8CCE4"/>
-            </w:tcBorders>
-            <w:shd w:val="clear" w:color="auto" w:fill="EBF3FA"/>
-            <w:tcMar>
-              <w:top w:w="60" w:type="dxa"/>
-              <w:left w:w="120" w:type="dxa"/>
-              <w:bottom w:w="60" w:type="dxa"/>
-              <w:right w:w="120" w:type="dxa"/>
-            </w:tcMar>
-            <w:vAlign w:val="center"/>
-          </w:tcPr>
-          <w:p>
-            <w:r>
-              <w:rPr>
-                <w:b/>
-                <w:bCs/>
-                <w:sz w:val="18"/>
-                <w:szCs w:val="18"/>
-              </w:rPr>
-              <w:t>POST/PUT/DELETE</w:t>
-            </w:r>
-          </w:p>
-        </w:tc>
-        <w:tc>
-          <w:tcPr>
-            <w:tcW w:w="3200" w:type="dxa"/>
-            <w:tcBorders>
-              <w:top w:val="single" w:sz="1" w:space="0" w:color="B8CCE4"/>
-              <w:left w:val="single" w:sz="1" w:space="0" w:color="B8CCE4"/>
-              <w:bottom w:val="single" w:sz="1" w:space="0" w:color="B8CCE4"/>
-              <w:right w:val="single" w:sz="1" w:space="0" w:color="B8CCE4"/>
-            </w:tcBorders>
-            <w:shd w:val="clear" w:color="auto" w:fill="EBF3FA"/>
-            <w:tcMar>
-              <w:top w:w="60" w:type="dxa"/>
-              <w:left w:w="120" w:type="dxa"/>
-              <w:bottom w:w="60" w:type="dxa"/>
-              <w:right w:w="120" w:type="dxa"/>
-            </w:tcMar>
-            <w:vAlign w:val="center"/>
-          </w:tcPr>
-          <w:p>
+              <w:t>/</w:t>
+            </w:r>
+            <w:proofErr w:type="gramStart"/>
             <w:r>
               <w:rPr>
                 <w:rFonts w:ascii="Courier New" w:eastAsia="Courier New" w:hAnsi="Courier New" w:cs="Courier New"/>
                 <w:sz w:val="17"/>
                 <w:szCs w:val="17"/>
               </w:rPr>
-              <w:t>/</w:t>
-            </w:r>
-            <w:proofErr w:type="gramStart"/>
+              <w:t>insurance</w:t>
+            </w:r>
+            <w:proofErr w:type="gramEnd"/>
             <w:r>
               <w:rPr>
                 <w:rFonts w:ascii="Courier New" w:eastAsia="Courier New" w:hAnsi="Courier New" w:cs="Courier New"/>
                 <w:sz w:val="17"/>
                 <w:szCs w:val="17"/>
               </w:rPr>
-              <w:t>insurance</w:t>
-            </w:r>
-            <w:proofErr w:type="gramEnd"/>
+              <w:t>-types</w:t>
+            </w:r>
+          </w:p>
+        </w:tc>
+        <w:tc>
+          <w:tcPr>
+            <w:tcW w:w="1360" w:type="dxa"/>
+            <w:tcBorders>
+              <w:top w:val="single" w:sz="1" w:space="0" w:color="B8CCE4"/>
+              <w:left w:val="single" w:sz="1" w:space="0" w:color="B8CCE4"/>
+              <w:bottom w:val="single" w:sz="1" w:space="0" w:color="B8CCE4"/>
+              <w:right w:val="single" w:sz="1" w:space="0" w:color="B8CCE4"/>
+            </w:tcBorders>
+            <w:shd w:val="clear" w:color="auto" w:fill="FFFFFF"/>
+            <w:tcMar>
+              <w:top w:w="60" w:type="dxa"/>
+              <w:left w:w="120" w:type="dxa"/>
+              <w:bottom w:w="60" w:type="dxa"/>
+              <w:right w:w="120" w:type="dxa"/>
+            </w:tcMar>
+            <w:vAlign w:val="center"/>
+          </w:tcPr>
+          <w:p>
+            <w:r>
+              <w:rPr>
+                <w:sz w:val="18"/>
+                <w:szCs w:val="18"/>
+              </w:rPr>
+              <w:t>None</w:t>
+            </w:r>
+          </w:p>
+        </w:tc>
+        <w:tc>
+          <w:tcPr>
+            <w:tcW w:w="3900" w:type="dxa"/>
+            <w:tcBorders>
+              <w:top w:val="single" w:sz="1" w:space="0" w:color="B8CCE4"/>
+              <w:left w:val="single" w:sz="1" w:space="0" w:color="B8CCE4"/>
+              <w:bottom w:val="single" w:sz="1" w:space="0" w:color="B8CCE4"/>
+              <w:right w:val="single" w:sz="1" w:space="0" w:color="B8CCE4"/>
+            </w:tcBorders>
+            <w:shd w:val="clear" w:color="auto" w:fill="FFFFFF"/>
+            <w:tcMar>
+              <w:top w:w="60" w:type="dxa"/>
+              <w:left w:w="120" w:type="dxa"/>
+              <w:bottom w:w="60" w:type="dxa"/>
+              <w:right w:w="120" w:type="dxa"/>
+            </w:tcMar>
+            <w:vAlign w:val="center"/>
+          </w:tcPr>
+          <w:p>
+            <w:r>
+              <w:rPr>
+                <w:sz w:val="18"/>
+                <w:szCs w:val="18"/>
+              </w:rPr>
+              <w:t>List all insurance types (public)</w:t>
+            </w:r>
+          </w:p>
+        </w:tc>
+      </w:tr>
+      <w:tr>
+        <w:tc>
+          <w:tcPr>
+            <w:tcW w:w="900" w:type="dxa"/>
+            <w:tcBorders>
+              <w:top w:val="single" w:sz="1" w:space="0" w:color="B8CCE4"/>
+              <w:left w:val="single" w:sz="1" w:space="0" w:color="B8CCE4"/>
+              <w:bottom w:val="single" w:sz="1" w:space="0" w:color="B8CCE4"/>
+              <w:right w:val="single" w:sz="1" w:space="0" w:color="B8CCE4"/>
+            </w:tcBorders>
+            <w:shd w:val="clear" w:color="auto" w:fill="EBF3FA"/>
+            <w:tcMar>
+              <w:top w:w="60" w:type="dxa"/>
+              <w:left w:w="120" w:type="dxa"/>
+              <w:bottom w:w="60" w:type="dxa"/>
+              <w:right w:w="120" w:type="dxa"/>
+            </w:tcMar>
+            <w:vAlign w:val="center"/>
+          </w:tcPr>
+          <w:p>
+            <w:r>
+              <w:rPr>
+                <w:b/>
+                <w:bCs/>
+                <w:sz w:val="18"/>
+                <w:szCs w:val="18"/>
+              </w:rPr>
+              <w:t>POST/PUT/DELETE</w:t>
+            </w:r>
+          </w:p>
+        </w:tc>
+        <w:tc>
+          <w:tcPr>
+            <w:tcW w:w="3200" w:type="dxa"/>
+            <w:tcBorders>
+              <w:top w:val="single" w:sz="1" w:space="0" w:color="B8CCE4"/>
+              <w:left w:val="single" w:sz="1" w:space="0" w:color="B8CCE4"/>
+              <w:bottom w:val="single" w:sz="1" w:space="0" w:color="B8CCE4"/>
+              <w:right w:val="single" w:sz="1" w:space="0" w:color="B8CCE4"/>
+            </w:tcBorders>
+            <w:shd w:val="clear" w:color="auto" w:fill="EBF3FA"/>
+            <w:tcMar>
+              <w:top w:w="60" w:type="dxa"/>
+              <w:left w:w="120" w:type="dxa"/>
+              <w:bottom w:w="60" w:type="dxa"/>
+              <w:right w:w="120" w:type="dxa"/>
+            </w:tcMar>
+            <w:vAlign w:val="center"/>
+          </w:tcPr>
+          <w:p>
             <w:r>
               <w:rPr>
                 <w:rFonts w:ascii="Courier New" w:eastAsia="Courier New" w:hAnsi="Courier New" w:cs="Courier New"/>
                 <w:sz w:val="17"/>
                 <w:szCs w:val="17"/>
               </w:rPr>
-              <w:t>-types/{id}</w:t>
-            </w:r>
-          </w:p>
-        </w:tc>
-        <w:tc>
-          <w:tcPr>
-            <w:tcW w:w="1360" w:type="dxa"/>
-            <w:tcBorders>
-              <w:top w:val="single" w:sz="1" w:space="0" w:color="B8CCE4"/>
-              <w:left w:val="single" w:sz="1" w:space="0" w:color="B8CCE4"/>
-              <w:bottom w:val="single" w:sz="1" w:space="0" w:color="B8CCE4"/>
-              <w:right w:val="single" w:sz="1" w:space="0" w:color="B8CCE4"/>
-            </w:tcBorders>
-            <w:shd w:val="clear" w:color="auto" w:fill="EBF3FA"/>
-            <w:tcMar>
-              <w:top w:w="60" w:type="dxa"/>
-              <w:left w:w="120" w:type="dxa"/>
-              <w:bottom w:w="60" w:type="dxa"/>
-              <w:right w:w="120" w:type="dxa"/>
-            </w:tcMar>
-            <w:vAlign w:val="center"/>
-          </w:tcPr>
-          <w:p>
-            <w:r>
-              <w:rPr>
-                <w:sz w:val="18"/>
-                <w:szCs w:val="18"/>
-              </w:rPr>
-              <w:t>[Admin]</w:t>
-            </w:r>
-          </w:p>
-        </w:tc>
-        <w:tc>
-          <w:tcPr>
-            <w:tcW w:w="3900" w:type="dxa"/>
-            <w:tcBorders>
-              <w:top w:val="single" w:sz="1" w:space="0" w:color="B8CCE4"/>
-              <w:left w:val="single" w:sz="1" w:space="0" w:color="B8CCE4"/>
-              <w:bottom w:val="single" w:sz="1" w:space="0" w:color="B8CCE4"/>
-              <w:right w:val="single" w:sz="1" w:space="0" w:color="B8CCE4"/>
-            </w:tcBorders>
-            <w:shd w:val="clear" w:color="auto" w:fill="EBF3FA"/>
-            <w:tcMar>
-              <w:top w:w="60" w:type="dxa"/>
-              <w:left w:w="120" w:type="dxa"/>
-              <w:bottom w:w="60" w:type="dxa"/>
-              <w:right w:w="120" w:type="dxa"/>
-            </w:tcMar>
-            <w:vAlign w:val="center"/>
-          </w:tcPr>
-          <w:p>
-            <w:r>
-              <w:rPr>
-                <w:sz w:val="18"/>
-                <w:szCs w:val="18"/>
-              </w:rPr>
-              <w:t>Create, update or delete an insurance type</w:t>
-            </w:r>
-          </w:p>
-        </w:tc>
-      </w:tr>
-      <w:tr>
-        <w:tblPrEx>
-          <w:tblCellMar>
-            <w:top w:w="0" w:type="dxa"/>
-            <w:bottom w:w="0" w:type="dxa"/>
-          </w:tblCellMar>
-        </w:tblPrEx>
-        <w:tc>
-          <w:tcPr>
-            <w:tcW w:w="900" w:type="dxa"/>
-            <w:tcBorders>
-              <w:top w:val="single" w:sz="1" w:space="0" w:color="B8CCE4"/>
-              <w:left w:val="single" w:sz="1" w:space="0" w:color="B8CCE4"/>
-              <w:bottom w:val="single" w:sz="1" w:space="0" w:color="B8CCE4"/>
-              <w:right w:val="single" w:sz="1" w:space="0" w:color="B8CCE4"/>
-            </w:tcBorders>
-            <w:shd w:val="clear" w:color="auto" w:fill="FFFFFF"/>
-            <w:tcMar>
-              <w:top w:w="60" w:type="dxa"/>
-              <w:left w:w="120" w:type="dxa"/>
-              <w:bottom w:w="60" w:type="dxa"/>
-              <w:right w:w="120" w:type="dxa"/>
-            </w:tcMar>
-            <w:vAlign w:val="center"/>
-          </w:tcPr>
-          <w:p>
-            <w:r>
-              <w:rPr>
-                <w:b/>
-                <w:bCs/>
-                <w:sz w:val="18"/>
-                <w:szCs w:val="18"/>
-              </w:rPr>
-              <w:t>GET</w:t>
-            </w:r>
-          </w:p>
-        </w:tc>
-        <w:tc>
-          <w:tcPr>
-            <w:tcW w:w="3200" w:type="dxa"/>
-            <w:tcBorders>
-              <w:top w:val="single" w:sz="1" w:space="0" w:color="B8CCE4"/>
-              <w:left w:val="single" w:sz="1" w:space="0" w:color="B8CCE4"/>
-              <w:bottom w:val="single" w:sz="1" w:space="0" w:color="B8CCE4"/>
-              <w:right w:val="single" w:sz="1" w:space="0" w:color="B8CCE4"/>
-            </w:tcBorders>
-            <w:shd w:val="clear" w:color="auto" w:fill="FFFFFF"/>
-            <w:tcMar>
-              <w:top w:w="60" w:type="dxa"/>
-              <w:left w:w="120" w:type="dxa"/>
-              <w:bottom w:w="60" w:type="dxa"/>
-              <w:right w:w="120" w:type="dxa"/>
-            </w:tcMar>
-            <w:vAlign w:val="center"/>
-          </w:tcPr>
-          <w:p>
+              <w:t>/</w:t>
+            </w:r>
+            <w:proofErr w:type="gramStart"/>
             <w:r>
               <w:rPr>
                 <w:rFonts w:ascii="Courier New" w:eastAsia="Courier New" w:hAnsi="Courier New" w:cs="Courier New"/>
                 <w:sz w:val="17"/>
                 <w:szCs w:val="17"/>
               </w:rPr>
-              <w:t>/</w:t>
-            </w:r>
-            <w:proofErr w:type="gramStart"/>
+              <w:t>insurance</w:t>
+            </w:r>
+            <w:proofErr w:type="gramEnd"/>
             <w:r>
               <w:rPr>
                 <w:rFonts w:ascii="Courier New" w:eastAsia="Courier New" w:hAnsi="Courier New" w:cs="Courier New"/>
                 <w:sz w:val="17"/>
                 <w:szCs w:val="17"/>
               </w:rPr>
-              <w:t>insurance</w:t>
-            </w:r>
-            <w:proofErr w:type="gramEnd"/>
+              <w:t>-</w:t>
+            </w:r>
+            <w:proofErr w:type="gramStart"/>
             <w:r>
               <w:rPr>
                 <w:rFonts w:ascii="Courier New" w:eastAsia="Courier New" w:hAnsi="Courier New" w:cs="Courier New"/>
                 <w:sz w:val="17"/>
                 <w:szCs w:val="17"/>
               </w:rPr>
-              <w:t>-types/{</w:t>
-            </w:r>
-            <w:proofErr w:type="spellStart"/>
+              <w:t>types/{</w:t>
+            </w:r>
+            <w:proofErr w:type="gramEnd"/>
             <w:r>
               <w:rPr>
                 <w:rFonts w:ascii="Courier New" w:eastAsia="Courier New" w:hAnsi="Courier New" w:cs="Courier New"/>
                 <w:sz w:val="17"/>
                 <w:szCs w:val="17"/>
               </w:rPr>
-              <w:t>typeId</w:t>
-            </w:r>
-            <w:proofErr w:type="spellEnd"/>
+              <w:t>id}</w:t>
+            </w:r>
+          </w:p>
+        </w:tc>
+        <w:tc>
+          <w:tcPr>
+            <w:tcW w:w="1360" w:type="dxa"/>
+            <w:tcBorders>
+              <w:top w:val="single" w:sz="1" w:space="0" w:color="B8CCE4"/>
+              <w:left w:val="single" w:sz="1" w:space="0" w:color="B8CCE4"/>
+              <w:bottom w:val="single" w:sz="1" w:space="0" w:color="B8CCE4"/>
+              <w:right w:val="single" w:sz="1" w:space="0" w:color="B8CCE4"/>
+            </w:tcBorders>
+            <w:shd w:val="clear" w:color="auto" w:fill="EBF3FA"/>
+            <w:tcMar>
+              <w:top w:w="60" w:type="dxa"/>
+              <w:left w:w="120" w:type="dxa"/>
+              <w:bottom w:w="60" w:type="dxa"/>
+              <w:right w:w="120" w:type="dxa"/>
+            </w:tcMar>
+            <w:vAlign w:val="center"/>
+          </w:tcPr>
+          <w:p>
+            <w:r>
+              <w:rPr>
+                <w:sz w:val="18"/>
+                <w:szCs w:val="18"/>
+              </w:rPr>
+              <w:t>[Admin]</w:t>
+            </w:r>
+          </w:p>
+        </w:tc>
+        <w:tc>
+          <w:tcPr>
+            <w:tcW w:w="3900" w:type="dxa"/>
+            <w:tcBorders>
+              <w:top w:val="single" w:sz="1" w:space="0" w:color="B8CCE4"/>
+              <w:left w:val="single" w:sz="1" w:space="0" w:color="B8CCE4"/>
+              <w:bottom w:val="single" w:sz="1" w:space="0" w:color="B8CCE4"/>
+              <w:right w:val="single" w:sz="1" w:space="0" w:color="B8CCE4"/>
+            </w:tcBorders>
+            <w:shd w:val="clear" w:color="auto" w:fill="EBF3FA"/>
+            <w:tcMar>
+              <w:top w:w="60" w:type="dxa"/>
+              <w:left w:w="120" w:type="dxa"/>
+              <w:bottom w:w="60" w:type="dxa"/>
+              <w:right w:w="120" w:type="dxa"/>
+            </w:tcMar>
+            <w:vAlign w:val="center"/>
+          </w:tcPr>
+          <w:p>
+            <w:r>
+              <w:rPr>
+                <w:sz w:val="18"/>
+                <w:szCs w:val="18"/>
+              </w:rPr>
+              <w:t>Create, update or delete an insurance type</w:t>
+            </w:r>
+          </w:p>
+        </w:tc>
+      </w:tr>
+      <w:tr>
+        <w:tc>
+          <w:tcPr>
+            <w:tcW w:w="900" w:type="dxa"/>
+            <w:tcBorders>
+              <w:top w:val="single" w:sz="1" w:space="0" w:color="B8CCE4"/>
+              <w:left w:val="single" w:sz="1" w:space="0" w:color="B8CCE4"/>
+              <w:bottom w:val="single" w:sz="1" w:space="0" w:color="B8CCE4"/>
+              <w:right w:val="single" w:sz="1" w:space="0" w:color="B8CCE4"/>
+            </w:tcBorders>
+            <w:shd w:val="clear" w:color="auto" w:fill="FFFFFF"/>
+            <w:tcMar>
+              <w:top w:w="60" w:type="dxa"/>
+              <w:left w:w="120" w:type="dxa"/>
+              <w:bottom w:w="60" w:type="dxa"/>
+              <w:right w:w="120" w:type="dxa"/>
+            </w:tcMar>
+            <w:vAlign w:val="center"/>
+          </w:tcPr>
+          <w:p>
+            <w:r>
+              <w:rPr>
+                <w:b/>
+                <w:bCs/>
+                <w:sz w:val="18"/>
+                <w:szCs w:val="18"/>
+              </w:rPr>
+              <w:t>GET</w:t>
+            </w:r>
+          </w:p>
+        </w:tc>
+        <w:tc>
+          <w:tcPr>
+            <w:tcW w:w="3200" w:type="dxa"/>
+            <w:tcBorders>
+              <w:top w:val="single" w:sz="1" w:space="0" w:color="B8CCE4"/>
+              <w:left w:val="single" w:sz="1" w:space="0" w:color="B8CCE4"/>
+              <w:bottom w:val="single" w:sz="1" w:space="0" w:color="B8CCE4"/>
+              <w:right w:val="single" w:sz="1" w:space="0" w:color="B8CCE4"/>
+            </w:tcBorders>
+            <w:shd w:val="clear" w:color="auto" w:fill="FFFFFF"/>
+            <w:tcMar>
+              <w:top w:w="60" w:type="dxa"/>
+              <w:left w:w="120" w:type="dxa"/>
+              <w:bottom w:w="60" w:type="dxa"/>
+              <w:right w:w="120" w:type="dxa"/>
+            </w:tcMar>
+            <w:vAlign w:val="center"/>
+          </w:tcPr>
+          <w:p>
             <w:r>
               <w:rPr>
                 <w:rFonts w:ascii="Courier New" w:eastAsia="Courier New" w:hAnsi="Courier New" w:cs="Courier New"/>
                 <w:sz w:val="17"/>
                 <w:szCs w:val="17"/>
               </w:rPr>
-              <w:t>}/subtypes</w:t>
-            </w:r>
-          </w:p>
-        </w:tc>
-        <w:tc>
-          <w:tcPr>
-            <w:tcW w:w="1360" w:type="dxa"/>
-            <w:tcBorders>
-              <w:top w:val="single" w:sz="1" w:space="0" w:color="B8CCE4"/>
-              <w:left w:val="single" w:sz="1" w:space="0" w:color="B8CCE4"/>
-              <w:bottom w:val="single" w:sz="1" w:space="0" w:color="B8CCE4"/>
-              <w:right w:val="single" w:sz="1" w:space="0" w:color="B8CCE4"/>
-            </w:tcBorders>
-            <w:shd w:val="clear" w:color="auto" w:fill="FFFFFF"/>
-            <w:tcMar>
-              <w:top w:w="60" w:type="dxa"/>
-              <w:left w:w="120" w:type="dxa"/>
-              <w:bottom w:w="60" w:type="dxa"/>
-              <w:right w:w="120" w:type="dxa"/>
-            </w:tcMar>
-            <w:vAlign w:val="center"/>
-          </w:tcPr>
-          <w:p>
-            <w:r>
-              <w:rPr>
-                <w:sz w:val="18"/>
-                <w:szCs w:val="18"/>
-              </w:rPr>
-              <w:t>None</w:t>
-            </w:r>
-          </w:p>
-        </w:tc>
-        <w:tc>
-          <w:tcPr>
-            <w:tcW w:w="3900" w:type="dxa"/>
-            <w:tcBorders>
-              <w:top w:val="single" w:sz="1" w:space="0" w:color="B8CCE4"/>
-              <w:left w:val="single" w:sz="1" w:space="0" w:color="B8CCE4"/>
-              <w:bottom w:val="single" w:sz="1" w:space="0" w:color="B8CCE4"/>
-              <w:right w:val="single" w:sz="1" w:space="0" w:color="B8CCE4"/>
-            </w:tcBorders>
-            <w:shd w:val="clear" w:color="auto" w:fill="FFFFFF"/>
-            <w:tcMar>
-              <w:top w:w="60" w:type="dxa"/>
-              <w:left w:w="120" w:type="dxa"/>
-              <w:bottom w:w="60" w:type="dxa"/>
-              <w:right w:w="120" w:type="dxa"/>
-            </w:tcMar>
-            <w:vAlign w:val="center"/>
-          </w:tcPr>
-          <w:p>
-            <w:r>
-              <w:rPr>
-                <w:sz w:val="18"/>
-                <w:szCs w:val="18"/>
-              </w:rPr>
-              <w:t>Get subtypes for a specific type</w:t>
-            </w:r>
-          </w:p>
-        </w:tc>
-      </w:tr>
-      <w:tr>
-        <w:tblPrEx>
-          <w:tblCellMar>
-            <w:top w:w="0" w:type="dxa"/>
-            <w:bottom w:w="0" w:type="dxa"/>
-          </w:tblCellMar>
-        </w:tblPrEx>
-        <w:tc>
-          <w:tcPr>
-            <w:tcW w:w="900" w:type="dxa"/>
-            <w:tcBorders>
-              <w:top w:val="single" w:sz="1" w:space="0" w:color="B8CCE4"/>
-              <w:left w:val="single" w:sz="1" w:space="0" w:color="B8CCE4"/>
-              <w:bottom w:val="single" w:sz="1" w:space="0" w:color="B8CCE4"/>
-              <w:right w:val="single" w:sz="1" w:space="0" w:color="B8CCE4"/>
-            </w:tcBorders>
-            <w:shd w:val="clear" w:color="auto" w:fill="EBF3FA"/>
-            <w:tcMar>
-              <w:top w:w="60" w:type="dxa"/>
-              <w:left w:w="120" w:type="dxa"/>
-              <w:bottom w:w="60" w:type="dxa"/>
-              <w:right w:w="120" w:type="dxa"/>
-            </w:tcMar>
-            <w:vAlign w:val="center"/>
-          </w:tcPr>
-          <w:p>
-            <w:r>
-              <w:rPr>
-                <w:b/>
-                <w:bCs/>
-                <w:sz w:val="18"/>
-                <w:szCs w:val="18"/>
-              </w:rPr>
-              <w:t>GET</w:t>
-            </w:r>
-          </w:p>
-        </w:tc>
-        <w:tc>
-          <w:tcPr>
-            <w:tcW w:w="3200" w:type="dxa"/>
-            <w:tcBorders>
-              <w:top w:val="single" w:sz="1" w:space="0" w:color="B8CCE4"/>
-              <w:left w:val="single" w:sz="1" w:space="0" w:color="B8CCE4"/>
-              <w:bottom w:val="single" w:sz="1" w:space="0" w:color="B8CCE4"/>
-              <w:right w:val="single" w:sz="1" w:space="0" w:color="B8CCE4"/>
-            </w:tcBorders>
-            <w:shd w:val="clear" w:color="auto" w:fill="EBF3FA"/>
-            <w:tcMar>
-              <w:top w:w="60" w:type="dxa"/>
-              <w:left w:w="120" w:type="dxa"/>
-              <w:bottom w:w="60" w:type="dxa"/>
-              <w:right w:w="120" w:type="dxa"/>
-            </w:tcMar>
-            <w:vAlign w:val="center"/>
-          </w:tcPr>
-          <w:p>
+              <w:t>/</w:t>
+            </w:r>
+            <w:proofErr w:type="gramStart"/>
             <w:r>
               <w:rPr>
                 <w:rFonts w:ascii="Courier New" w:eastAsia="Courier New" w:hAnsi="Courier New" w:cs="Courier New"/>
                 <w:sz w:val="17"/>
                 <w:szCs w:val="17"/>
               </w:rPr>
-              <w:t>/</w:t>
-            </w:r>
-            <w:proofErr w:type="gramStart"/>
+              <w:t>insurance</w:t>
+            </w:r>
+            <w:proofErr w:type="gramEnd"/>
             <w:r>
               <w:rPr>
                 <w:rFonts w:ascii="Courier New" w:eastAsia="Courier New" w:hAnsi="Courier New" w:cs="Courier New"/>
                 <w:sz w:val="17"/>
                 <w:szCs w:val="17"/>
               </w:rPr>
-              <w:t>insurance</w:t>
-            </w:r>
-            <w:proofErr w:type="gramEnd"/>
+              <w:t>-</w:t>
+            </w:r>
+            <w:proofErr w:type="gramStart"/>
             <w:r>
               <w:rPr>
                 <w:rFonts w:ascii="Courier New" w:eastAsia="Courier New" w:hAnsi="Courier New" w:cs="Courier New"/>
                 <w:sz w:val="17"/>
                 <w:szCs w:val="17"/>
               </w:rPr>
-              <w:t>-subtypes</w:t>
-            </w:r>
-          </w:p>
-        </w:tc>
-        <w:tc>
-          <w:tcPr>
-            <w:tcW w:w="1360" w:type="dxa"/>
-            <w:tcBorders>
-              <w:top w:val="single" w:sz="1" w:space="0" w:color="B8CCE4"/>
-              <w:left w:val="single" w:sz="1" w:space="0" w:color="B8CCE4"/>
-              <w:bottom w:val="single" w:sz="1" w:space="0" w:color="B8CCE4"/>
-              <w:right w:val="single" w:sz="1" w:space="0" w:color="B8CCE4"/>
-            </w:tcBorders>
-            <w:shd w:val="clear" w:color="auto" w:fill="EBF3FA"/>
-            <w:tcMar>
-              <w:top w:w="60" w:type="dxa"/>
-              <w:left w:w="120" w:type="dxa"/>
-              <w:bottom w:w="60" w:type="dxa"/>
-              <w:right w:w="120" w:type="dxa"/>
-            </w:tcMar>
-            <w:vAlign w:val="center"/>
-          </w:tcPr>
-          <w:p>
-            <w:r>
-              <w:rPr>
-                <w:sz w:val="18"/>
-                <w:szCs w:val="18"/>
-              </w:rPr>
-              <w:t>None</w:t>
-            </w:r>
-          </w:p>
-        </w:tc>
-        <w:tc>
-          <w:tcPr>
-            <w:tcW w:w="3900" w:type="dxa"/>
-            <w:tcBorders>
-              <w:top w:val="single" w:sz="1" w:space="0" w:color="B8CCE4"/>
-              <w:left w:val="single" w:sz="1" w:space="0" w:color="B8CCE4"/>
-              <w:bottom w:val="single" w:sz="1" w:space="0" w:color="B8CCE4"/>
-              <w:right w:val="single" w:sz="1" w:space="0" w:color="B8CCE4"/>
-            </w:tcBorders>
-            <w:shd w:val="clear" w:color="auto" w:fill="EBF3FA"/>
-            <w:tcMar>
-              <w:top w:w="60" w:type="dxa"/>
-              <w:left w:w="120" w:type="dxa"/>
-              <w:bottom w:w="60" w:type="dxa"/>
-              <w:right w:w="120" w:type="dxa"/>
-            </w:tcMar>
-            <w:vAlign w:val="center"/>
-          </w:tcPr>
-          <w:p>
-            <w:r>
-              <w:rPr>
-                <w:sz w:val="18"/>
-                <w:szCs w:val="18"/>
-              </w:rPr>
-              <w:t>List all subtypes (public)</w:t>
-            </w:r>
-          </w:p>
-        </w:tc>
-      </w:tr>
-      <w:tr>
-        <w:tblPrEx>
-          <w:tblCellMar>
-            <w:top w:w="0" w:type="dxa"/>
-            <w:bottom w:w="0" w:type="dxa"/>
-          </w:tblCellMar>
-        </w:tblPrEx>
-        <w:tc>
-          <w:tcPr>
-            <w:tcW w:w="900" w:type="dxa"/>
-            <w:tcBorders>
-              <w:top w:val="single" w:sz="1" w:space="0" w:color="B8CCE4"/>
-              <w:left w:val="single" w:sz="1" w:space="0" w:color="B8CCE4"/>
-              <w:bottom w:val="single" w:sz="1" w:space="0" w:color="B8CCE4"/>
-              <w:right w:val="single" w:sz="1" w:space="0" w:color="B8CCE4"/>
-            </w:tcBorders>
-            <w:shd w:val="clear" w:color="auto" w:fill="FFFFFF"/>
-            <w:tcMar>
-              <w:top w:w="60" w:type="dxa"/>
-              <w:left w:w="120" w:type="dxa"/>
-              <w:bottom w:w="60" w:type="dxa"/>
-              <w:right w:w="120" w:type="dxa"/>
-            </w:tcMar>
-            <w:vAlign w:val="center"/>
-          </w:tcPr>
-          <w:p>
-            <w:r>
-              <w:rPr>
-                <w:b/>
-                <w:bCs/>
-                <w:sz w:val="18"/>
-                <w:szCs w:val="18"/>
-              </w:rPr>
-              <w:t>POST/PUT/DELETE</w:t>
-            </w:r>
-          </w:p>
-        </w:tc>
-        <w:tc>
-          <w:tcPr>
-            <w:tcW w:w="3200" w:type="dxa"/>
-            <w:tcBorders>
-              <w:top w:val="single" w:sz="1" w:space="0" w:color="B8CCE4"/>
-              <w:left w:val="single" w:sz="1" w:space="0" w:color="B8CCE4"/>
-              <w:bottom w:val="single" w:sz="1" w:space="0" w:color="B8CCE4"/>
-              <w:right w:val="single" w:sz="1" w:space="0" w:color="B8CCE4"/>
-            </w:tcBorders>
-            <w:shd w:val="clear" w:color="auto" w:fill="FFFFFF"/>
-            <w:tcMar>
-              <w:top w:w="60" w:type="dxa"/>
-              <w:left w:w="120" w:type="dxa"/>
-              <w:bottom w:w="60" w:type="dxa"/>
-              <w:right w:w="120" w:type="dxa"/>
-            </w:tcMar>
-            <w:vAlign w:val="center"/>
-          </w:tcPr>
-          <w:p>
+              <w:t>types/{</w:t>
+            </w:r>
+            <w:proofErr w:type="spellStart"/>
             <w:r>
               <w:rPr>
                 <w:rFonts w:ascii="Courier New" w:eastAsia="Courier New" w:hAnsi="Courier New" w:cs="Courier New"/>
                 <w:sz w:val="17"/>
                 <w:szCs w:val="17"/>
               </w:rPr>
-              <w:t>/</w:t>
-            </w:r>
-            <w:proofErr w:type="gramStart"/>
+              <w:t>typeId</w:t>
+            </w:r>
+            <w:proofErr w:type="spellEnd"/>
             <w:r>
               <w:rPr>
                 <w:rFonts w:ascii="Courier New" w:eastAsia="Courier New" w:hAnsi="Courier New" w:cs="Courier New"/>
                 <w:sz w:val="17"/>
                 <w:szCs w:val="17"/>
               </w:rPr>
-              <w:t>insurance</w:t>
+              <w:t>}/</w:t>
             </w:r>
             <w:proofErr w:type="gramEnd"/>
             <w:r>
@@ -13850,7 +13085,7 @@
                 <w:sz w:val="17"/>
                 <w:szCs w:val="17"/>
               </w:rPr>
-              <w:t>-subtypes/{id}</w:t>
+              <w:t>subtypes</w:t>
             </w:r>
           </w:p>
         </w:tc>
@@ -13878,7 +13113,7 @@
                 <w:sz w:val="18"/>
                 <w:szCs w:val="18"/>
               </w:rPr>
-              <w:t>[Admin]</w:t>
+              <w:t>None</w:t>
             </w:r>
           </w:p>
         </w:tc>
@@ -13906,18 +13141,12 @@
                 <w:sz w:val="18"/>
                 <w:szCs w:val="18"/>
               </w:rPr>
-              <w:t>Create, update or delete a subtype</w:t>
+              <w:t>Get subtypes for a specific type</w:t>
             </w:r>
           </w:p>
         </w:tc>
       </w:tr>
       <w:tr>
-        <w:tblPrEx>
-          <w:tblCellMar>
-            <w:top w:w="0" w:type="dxa"/>
-            <w:bottom w:w="0" w:type="dxa"/>
-          </w:tblCellMar>
-        </w:tblPrEx>
         <w:tc>
           <w:tcPr>
             <w:tcW w:w="900" w:type="dxa"/>
@@ -13982,131 +13211,16 @@
                 <w:sz w:val="17"/>
                 <w:szCs w:val="17"/>
               </w:rPr>
-              <w:t>discounts</w:t>
+              <w:t>insurance</w:t>
             </w:r>
             <w:proofErr w:type="gramEnd"/>
-          </w:p>
-        </w:tc>
-        <w:tc>
-          <w:tcPr>
-            <w:tcW w:w="1360" w:type="dxa"/>
-            <w:tcBorders>
-              <w:top w:val="single" w:sz="1" w:space="0" w:color="B8CCE4"/>
-              <w:left w:val="single" w:sz="1" w:space="0" w:color="B8CCE4"/>
-              <w:bottom w:val="single" w:sz="1" w:space="0" w:color="B8CCE4"/>
-              <w:right w:val="single" w:sz="1" w:space="0" w:color="B8CCE4"/>
-            </w:tcBorders>
-            <w:shd w:val="clear" w:color="auto" w:fill="EBF3FA"/>
-            <w:tcMar>
-              <w:top w:w="60" w:type="dxa"/>
-              <w:left w:w="120" w:type="dxa"/>
-              <w:bottom w:w="60" w:type="dxa"/>
-              <w:right w:w="120" w:type="dxa"/>
-            </w:tcMar>
-            <w:vAlign w:val="center"/>
-          </w:tcPr>
-          <w:p>
-            <w:r>
-              <w:rPr>
-                <w:sz w:val="18"/>
-                <w:szCs w:val="18"/>
-              </w:rPr>
-              <w:t>None</w:t>
-            </w:r>
-          </w:p>
-        </w:tc>
-        <w:tc>
-          <w:tcPr>
-            <w:tcW w:w="3900" w:type="dxa"/>
-            <w:tcBorders>
-              <w:top w:val="single" w:sz="1" w:space="0" w:color="B8CCE4"/>
-              <w:left w:val="single" w:sz="1" w:space="0" w:color="B8CCE4"/>
-              <w:bottom w:val="single" w:sz="1" w:space="0" w:color="B8CCE4"/>
-              <w:right w:val="single" w:sz="1" w:space="0" w:color="B8CCE4"/>
-            </w:tcBorders>
-            <w:shd w:val="clear" w:color="auto" w:fill="EBF3FA"/>
-            <w:tcMar>
-              <w:top w:w="60" w:type="dxa"/>
-              <w:left w:w="120" w:type="dxa"/>
-              <w:bottom w:w="60" w:type="dxa"/>
-              <w:right w:w="120" w:type="dxa"/>
-            </w:tcMar>
-            <w:vAlign w:val="center"/>
-          </w:tcPr>
-          <w:p>
-            <w:r>
-              <w:rPr>
-                <w:sz w:val="18"/>
-                <w:szCs w:val="18"/>
-              </w:rPr>
-              <w:t>List all active discount coupons (public)</w:t>
-            </w:r>
-          </w:p>
-        </w:tc>
-      </w:tr>
-      <w:tr>
-        <w:tblPrEx>
-          <w:tblCellMar>
-            <w:top w:w="0" w:type="dxa"/>
-            <w:bottom w:w="0" w:type="dxa"/>
-          </w:tblCellMar>
-        </w:tblPrEx>
-        <w:tc>
-          <w:tcPr>
-            <w:tcW w:w="900" w:type="dxa"/>
-            <w:tcBorders>
-              <w:top w:val="single" w:sz="1" w:space="0" w:color="B8CCE4"/>
-              <w:left w:val="single" w:sz="1" w:space="0" w:color="B8CCE4"/>
-              <w:bottom w:val="single" w:sz="1" w:space="0" w:color="B8CCE4"/>
-              <w:right w:val="single" w:sz="1" w:space="0" w:color="B8CCE4"/>
-            </w:tcBorders>
-            <w:shd w:val="clear" w:color="auto" w:fill="FFFFFF"/>
-            <w:tcMar>
-              <w:top w:w="60" w:type="dxa"/>
-              <w:left w:w="120" w:type="dxa"/>
-              <w:bottom w:w="60" w:type="dxa"/>
-              <w:right w:w="120" w:type="dxa"/>
-            </w:tcMar>
-            <w:vAlign w:val="center"/>
-          </w:tcPr>
-          <w:p>
-            <w:r>
-              <w:rPr>
-                <w:b/>
-                <w:bCs/>
-                <w:sz w:val="18"/>
-                <w:szCs w:val="18"/>
-              </w:rPr>
-              <w:t>POST</w:t>
-            </w:r>
-          </w:p>
-        </w:tc>
-        <w:tc>
-          <w:tcPr>
-            <w:tcW w:w="3200" w:type="dxa"/>
-            <w:tcBorders>
-              <w:top w:val="single" w:sz="1" w:space="0" w:color="B8CCE4"/>
-              <w:left w:val="single" w:sz="1" w:space="0" w:color="B8CCE4"/>
-              <w:bottom w:val="single" w:sz="1" w:space="0" w:color="B8CCE4"/>
-              <w:right w:val="single" w:sz="1" w:space="0" w:color="B8CCE4"/>
-            </w:tcBorders>
-            <w:shd w:val="clear" w:color="auto" w:fill="FFFFFF"/>
-            <w:tcMar>
-              <w:top w:w="60" w:type="dxa"/>
-              <w:left w:w="120" w:type="dxa"/>
-              <w:bottom w:w="60" w:type="dxa"/>
-              <w:right w:w="120" w:type="dxa"/>
-            </w:tcMar>
-            <w:vAlign w:val="center"/>
-          </w:tcPr>
-          <w:p>
             <w:r>
               <w:rPr>
                 <w:rFonts w:ascii="Courier New" w:eastAsia="Courier New" w:hAnsi="Courier New" w:cs="Courier New"/>
                 <w:sz w:val="17"/>
                 <w:szCs w:val="17"/>
               </w:rPr>
-              <w:t>/discounts/calculate</w:t>
+              <w:t>-subtypes</w:t>
             </w:r>
           </w:p>
         </w:tc>
@@ -14119,22 +13233,22 @@
               <w:bottom w:val="single" w:sz="1" w:space="0" w:color="B8CCE4"/>
               <w:right w:val="single" w:sz="1" w:space="0" w:color="B8CCE4"/>
             </w:tcBorders>
-            <w:shd w:val="clear" w:color="auto" w:fill="FFFFFF"/>
-            <w:tcMar>
-              <w:top w:w="60" w:type="dxa"/>
-              <w:left w:w="120" w:type="dxa"/>
-              <w:bottom w:w="60" w:type="dxa"/>
-              <w:right w:w="120" w:type="dxa"/>
-            </w:tcMar>
-            <w:vAlign w:val="center"/>
-          </w:tcPr>
-          <w:p>
-            <w:r>
-              <w:rPr>
-                <w:sz w:val="18"/>
-                <w:szCs w:val="18"/>
-              </w:rPr>
-              <w:t>[Authorize]</w:t>
+            <w:shd w:val="clear" w:color="auto" w:fill="EBF3FA"/>
+            <w:tcMar>
+              <w:top w:w="60" w:type="dxa"/>
+              <w:left w:w="120" w:type="dxa"/>
+              <w:bottom w:w="60" w:type="dxa"/>
+              <w:right w:w="120" w:type="dxa"/>
+            </w:tcMar>
+            <w:vAlign w:val="center"/>
+          </w:tcPr>
+          <w:p>
+            <w:r>
+              <w:rPr>
+                <w:sz w:val="18"/>
+                <w:szCs w:val="18"/>
+              </w:rPr>
+              <w:t>None</w:t>
             </w:r>
           </w:p>
         </w:tc>
@@ -14147,33 +13261,27 @@
               <w:bottom w:val="single" w:sz="1" w:space="0" w:color="B8CCE4"/>
               <w:right w:val="single" w:sz="1" w:space="0" w:color="B8CCE4"/>
             </w:tcBorders>
-            <w:shd w:val="clear" w:color="auto" w:fill="FFFFFF"/>
-            <w:tcMar>
-              <w:top w:w="60" w:type="dxa"/>
-              <w:left w:w="120" w:type="dxa"/>
-              <w:bottom w:w="60" w:type="dxa"/>
-              <w:right w:w="120" w:type="dxa"/>
-            </w:tcMar>
-            <w:vAlign w:val="center"/>
-          </w:tcPr>
-          <w:p>
-            <w:r>
-              <w:rPr>
-                <w:sz w:val="18"/>
-                <w:szCs w:val="18"/>
-              </w:rPr>
-              <w:t>Calculate discount for a given premium and coupon code</w:t>
+            <w:shd w:val="clear" w:color="auto" w:fill="EBF3FA"/>
+            <w:tcMar>
+              <w:top w:w="60" w:type="dxa"/>
+              <w:left w:w="120" w:type="dxa"/>
+              <w:bottom w:w="60" w:type="dxa"/>
+              <w:right w:w="120" w:type="dxa"/>
+            </w:tcMar>
+            <w:vAlign w:val="center"/>
+          </w:tcPr>
+          <w:p>
+            <w:r>
+              <w:rPr>
+                <w:sz w:val="18"/>
+                <w:szCs w:val="18"/>
+              </w:rPr>
+              <w:t>List all subtypes (public)</w:t>
             </w:r>
           </w:p>
         </w:tc>
       </w:tr>
       <w:tr>
-        <w:tblPrEx>
-          <w:tblCellMar>
-            <w:top w:w="0" w:type="dxa"/>
-            <w:bottom w:w="0" w:type="dxa"/>
-          </w:tblCellMar>
-        </w:tblPrEx>
         <w:tc>
           <w:tcPr>
             <w:tcW w:w="900" w:type="dxa"/>
@@ -14183,7 +13291,7 @@
               <w:bottom w:val="single" w:sz="1" w:space="0" w:color="B8CCE4"/>
               <w:right w:val="single" w:sz="1" w:space="0" w:color="B8CCE4"/>
             </w:tcBorders>
-            <w:shd w:val="clear" w:color="auto" w:fill="EBF3FA"/>
+            <w:shd w:val="clear" w:color="auto" w:fill="FFFFFF"/>
             <w:tcMar>
               <w:top w:w="60" w:type="dxa"/>
               <w:left w:w="120" w:type="dxa"/>
@@ -14213,7 +13321,7 @@
               <w:bottom w:val="single" w:sz="1" w:space="0" w:color="B8CCE4"/>
               <w:right w:val="single" w:sz="1" w:space="0" w:color="B8CCE4"/>
             </w:tcBorders>
-            <w:shd w:val="clear" w:color="auto" w:fill="EBF3FA"/>
+            <w:shd w:val="clear" w:color="auto" w:fill="FFFFFF"/>
             <w:tcMar>
               <w:top w:w="60" w:type="dxa"/>
               <w:left w:w="120" w:type="dxa"/>
@@ -14229,148 +13337,43 @@
                 <w:sz w:val="17"/>
                 <w:szCs w:val="17"/>
               </w:rPr>
-              <w:t>/discounts/{id}</w:t>
-            </w:r>
-          </w:p>
-        </w:tc>
-        <w:tc>
-          <w:tcPr>
-            <w:tcW w:w="1360" w:type="dxa"/>
-            <w:tcBorders>
-              <w:top w:val="single" w:sz="1" w:space="0" w:color="B8CCE4"/>
-              <w:left w:val="single" w:sz="1" w:space="0" w:color="B8CCE4"/>
-              <w:bottom w:val="single" w:sz="1" w:space="0" w:color="B8CCE4"/>
-              <w:right w:val="single" w:sz="1" w:space="0" w:color="B8CCE4"/>
-            </w:tcBorders>
-            <w:shd w:val="clear" w:color="auto" w:fill="EBF3FA"/>
-            <w:tcMar>
-              <w:top w:w="60" w:type="dxa"/>
-              <w:left w:w="120" w:type="dxa"/>
-              <w:bottom w:w="60" w:type="dxa"/>
-              <w:right w:w="120" w:type="dxa"/>
-            </w:tcMar>
-            <w:vAlign w:val="center"/>
-          </w:tcPr>
-          <w:p>
-            <w:r>
-              <w:rPr>
-                <w:sz w:val="18"/>
-                <w:szCs w:val="18"/>
-              </w:rPr>
-              <w:t>[Admin]</w:t>
-            </w:r>
-          </w:p>
-        </w:tc>
-        <w:tc>
-          <w:tcPr>
-            <w:tcW w:w="3900" w:type="dxa"/>
-            <w:tcBorders>
-              <w:top w:val="single" w:sz="1" w:space="0" w:color="B8CCE4"/>
-              <w:left w:val="single" w:sz="1" w:space="0" w:color="B8CCE4"/>
-              <w:bottom w:val="single" w:sz="1" w:space="0" w:color="B8CCE4"/>
-              <w:right w:val="single" w:sz="1" w:space="0" w:color="B8CCE4"/>
-            </w:tcBorders>
-            <w:shd w:val="clear" w:color="auto" w:fill="EBF3FA"/>
-            <w:tcMar>
-              <w:top w:w="60" w:type="dxa"/>
-              <w:left w:w="120" w:type="dxa"/>
-              <w:bottom w:w="60" w:type="dxa"/>
-              <w:right w:w="120" w:type="dxa"/>
-            </w:tcMar>
-            <w:vAlign w:val="center"/>
-          </w:tcPr>
-          <w:p>
-            <w:r>
-              <w:rPr>
-                <w:sz w:val="18"/>
-                <w:szCs w:val="18"/>
-              </w:rPr>
-              <w:t>Create, update or delete a discount coupon</w:t>
-            </w:r>
-          </w:p>
-        </w:tc>
-      </w:tr>
-      <w:tr>
-        <w:tblPrEx>
-          <w:tblCellMar>
-            <w:top w:w="0" w:type="dxa"/>
-            <w:bottom w:w="0" w:type="dxa"/>
-          </w:tblCellMar>
-        </w:tblPrEx>
-        <w:tc>
-          <w:tcPr>
-            <w:tcW w:w="900" w:type="dxa"/>
-            <w:tcBorders>
-              <w:top w:val="single" w:sz="1" w:space="0" w:color="B8CCE4"/>
-              <w:left w:val="single" w:sz="1" w:space="0" w:color="B8CCE4"/>
-              <w:bottom w:val="single" w:sz="1" w:space="0" w:color="B8CCE4"/>
-              <w:right w:val="single" w:sz="1" w:space="0" w:color="B8CCE4"/>
-            </w:tcBorders>
-            <w:shd w:val="clear" w:color="auto" w:fill="FFFFFF"/>
-            <w:tcMar>
-              <w:top w:w="60" w:type="dxa"/>
-              <w:left w:w="120" w:type="dxa"/>
-              <w:bottom w:w="60" w:type="dxa"/>
-              <w:right w:w="120" w:type="dxa"/>
-            </w:tcMar>
-            <w:vAlign w:val="center"/>
-          </w:tcPr>
-          <w:p>
-            <w:r>
-              <w:rPr>
-                <w:b/>
-                <w:bCs/>
-                <w:sz w:val="18"/>
-                <w:szCs w:val="18"/>
-              </w:rPr>
-              <w:t>GET</w:t>
-            </w:r>
-          </w:p>
-        </w:tc>
-        <w:tc>
-          <w:tcPr>
-            <w:tcW w:w="3200" w:type="dxa"/>
-            <w:tcBorders>
-              <w:top w:val="single" w:sz="1" w:space="0" w:color="B8CCE4"/>
-              <w:left w:val="single" w:sz="1" w:space="0" w:color="B8CCE4"/>
-              <w:bottom w:val="single" w:sz="1" w:space="0" w:color="B8CCE4"/>
-              <w:right w:val="single" w:sz="1" w:space="0" w:color="B8CCE4"/>
-            </w:tcBorders>
-            <w:shd w:val="clear" w:color="auto" w:fill="FFFFFF"/>
-            <w:tcMar>
-              <w:top w:w="60" w:type="dxa"/>
-              <w:left w:w="120" w:type="dxa"/>
-              <w:bottom w:w="60" w:type="dxa"/>
-              <w:right w:w="120" w:type="dxa"/>
-            </w:tcMar>
-            <w:vAlign w:val="center"/>
-          </w:tcPr>
-          <w:p>
+              <w:t>/</w:t>
+            </w:r>
+            <w:proofErr w:type="gramStart"/>
             <w:r>
               <w:rPr>
                 <w:rFonts w:ascii="Courier New" w:eastAsia="Courier New" w:hAnsi="Courier New" w:cs="Courier New"/>
                 <w:sz w:val="17"/>
                 <w:szCs w:val="17"/>
               </w:rPr>
-              <w:t>/policies/{</w:t>
-            </w:r>
-            <w:proofErr w:type="spellStart"/>
+              <w:t>insurance</w:t>
+            </w:r>
+            <w:proofErr w:type="gramEnd"/>
             <w:r>
               <w:rPr>
                 <w:rFonts w:ascii="Courier New" w:eastAsia="Courier New" w:hAnsi="Courier New" w:cs="Courier New"/>
                 <w:sz w:val="17"/>
                 <w:szCs w:val="17"/>
               </w:rPr>
-              <w:t>policyId</w:t>
-            </w:r>
-            <w:proofErr w:type="spellEnd"/>
+              <w:t>-</w:t>
+            </w:r>
+            <w:proofErr w:type="gramStart"/>
             <w:r>
               <w:rPr>
                 <w:rFonts w:ascii="Courier New" w:eastAsia="Courier New" w:hAnsi="Courier New" w:cs="Courier New"/>
                 <w:sz w:val="17"/>
                 <w:szCs w:val="17"/>
               </w:rPr>
-              <w:t>}/payments</w:t>
+              <w:t>subtypes/{</w:t>
+            </w:r>
+            <w:proofErr w:type="gramEnd"/>
+            <w:r>
+              <w:rPr>
+                <w:rFonts w:ascii="Courier New" w:eastAsia="Courier New" w:hAnsi="Courier New" w:cs="Courier New"/>
+                <w:sz w:val="17"/>
+                <w:szCs w:val="17"/>
+              </w:rPr>
+              <w:t>id}</w:t>
             </w:r>
           </w:p>
         </w:tc>
@@ -14398,7 +13401,7 @@
                 <w:sz w:val="18"/>
                 <w:szCs w:val="18"/>
               </w:rPr>
-              <w:t>[Authorize]</w:t>
+              <w:t>[Admin]</w:t>
             </w:r>
           </w:p>
         </w:tc>
@@ -14426,18 +13429,508 @@
                 <w:sz w:val="18"/>
                 <w:szCs w:val="18"/>
               </w:rPr>
-              <w:t>List payments for a policy</w:t>
+              <w:t>Create, update or delete a subtype</w:t>
             </w:r>
           </w:p>
         </w:tc>
       </w:tr>
       <w:tr>
-        <w:tblPrEx>
-          <w:tblCellMar>
-            <w:top w:w="0" w:type="dxa"/>
-            <w:bottom w:w="0" w:type="dxa"/>
-          </w:tblCellMar>
-        </w:tblPrEx>
+        <w:tc>
+          <w:tcPr>
+            <w:tcW w:w="900" w:type="dxa"/>
+            <w:tcBorders>
+              <w:top w:val="single" w:sz="1" w:space="0" w:color="B8CCE4"/>
+              <w:left w:val="single" w:sz="1" w:space="0" w:color="B8CCE4"/>
+              <w:bottom w:val="single" w:sz="1" w:space="0" w:color="B8CCE4"/>
+              <w:right w:val="single" w:sz="1" w:space="0" w:color="B8CCE4"/>
+            </w:tcBorders>
+            <w:shd w:val="clear" w:color="auto" w:fill="EBF3FA"/>
+            <w:tcMar>
+              <w:top w:w="60" w:type="dxa"/>
+              <w:left w:w="120" w:type="dxa"/>
+              <w:bottom w:w="60" w:type="dxa"/>
+              <w:right w:w="120" w:type="dxa"/>
+            </w:tcMar>
+            <w:vAlign w:val="center"/>
+          </w:tcPr>
+          <w:p>
+            <w:r>
+              <w:rPr>
+                <w:b/>
+                <w:bCs/>
+                <w:sz w:val="18"/>
+                <w:szCs w:val="18"/>
+              </w:rPr>
+              <w:t>GET</w:t>
+            </w:r>
+          </w:p>
+        </w:tc>
+        <w:tc>
+          <w:tcPr>
+            <w:tcW w:w="3200" w:type="dxa"/>
+            <w:tcBorders>
+              <w:top w:val="single" w:sz="1" w:space="0" w:color="B8CCE4"/>
+              <w:left w:val="single" w:sz="1" w:space="0" w:color="B8CCE4"/>
+              <w:bottom w:val="single" w:sz="1" w:space="0" w:color="B8CCE4"/>
+              <w:right w:val="single" w:sz="1" w:space="0" w:color="B8CCE4"/>
+            </w:tcBorders>
+            <w:shd w:val="clear" w:color="auto" w:fill="EBF3FA"/>
+            <w:tcMar>
+              <w:top w:w="60" w:type="dxa"/>
+              <w:left w:w="120" w:type="dxa"/>
+              <w:bottom w:w="60" w:type="dxa"/>
+              <w:right w:w="120" w:type="dxa"/>
+            </w:tcMar>
+            <w:vAlign w:val="center"/>
+          </w:tcPr>
+          <w:p>
+            <w:r>
+              <w:rPr>
+                <w:rFonts w:ascii="Courier New" w:eastAsia="Courier New" w:hAnsi="Courier New" w:cs="Courier New"/>
+                <w:sz w:val="17"/>
+                <w:szCs w:val="17"/>
+              </w:rPr>
+              <w:t>/</w:t>
+            </w:r>
+            <w:proofErr w:type="gramStart"/>
+            <w:r>
+              <w:rPr>
+                <w:rFonts w:ascii="Courier New" w:eastAsia="Courier New" w:hAnsi="Courier New" w:cs="Courier New"/>
+                <w:sz w:val="17"/>
+                <w:szCs w:val="17"/>
+              </w:rPr>
+              <w:t>discounts</w:t>
+            </w:r>
+            <w:proofErr w:type="gramEnd"/>
+          </w:p>
+        </w:tc>
+        <w:tc>
+          <w:tcPr>
+            <w:tcW w:w="1360" w:type="dxa"/>
+            <w:tcBorders>
+              <w:top w:val="single" w:sz="1" w:space="0" w:color="B8CCE4"/>
+              <w:left w:val="single" w:sz="1" w:space="0" w:color="B8CCE4"/>
+              <w:bottom w:val="single" w:sz="1" w:space="0" w:color="B8CCE4"/>
+              <w:right w:val="single" w:sz="1" w:space="0" w:color="B8CCE4"/>
+            </w:tcBorders>
+            <w:shd w:val="clear" w:color="auto" w:fill="EBF3FA"/>
+            <w:tcMar>
+              <w:top w:w="60" w:type="dxa"/>
+              <w:left w:w="120" w:type="dxa"/>
+              <w:bottom w:w="60" w:type="dxa"/>
+              <w:right w:w="120" w:type="dxa"/>
+            </w:tcMar>
+            <w:vAlign w:val="center"/>
+          </w:tcPr>
+          <w:p>
+            <w:r>
+              <w:rPr>
+                <w:sz w:val="18"/>
+                <w:szCs w:val="18"/>
+              </w:rPr>
+              <w:t>None</w:t>
+            </w:r>
+          </w:p>
+        </w:tc>
+        <w:tc>
+          <w:tcPr>
+            <w:tcW w:w="3900" w:type="dxa"/>
+            <w:tcBorders>
+              <w:top w:val="single" w:sz="1" w:space="0" w:color="B8CCE4"/>
+              <w:left w:val="single" w:sz="1" w:space="0" w:color="B8CCE4"/>
+              <w:bottom w:val="single" w:sz="1" w:space="0" w:color="B8CCE4"/>
+              <w:right w:val="single" w:sz="1" w:space="0" w:color="B8CCE4"/>
+            </w:tcBorders>
+            <w:shd w:val="clear" w:color="auto" w:fill="EBF3FA"/>
+            <w:tcMar>
+              <w:top w:w="60" w:type="dxa"/>
+              <w:left w:w="120" w:type="dxa"/>
+              <w:bottom w:w="60" w:type="dxa"/>
+              <w:right w:w="120" w:type="dxa"/>
+            </w:tcMar>
+            <w:vAlign w:val="center"/>
+          </w:tcPr>
+          <w:p>
+            <w:r>
+              <w:rPr>
+                <w:sz w:val="18"/>
+                <w:szCs w:val="18"/>
+              </w:rPr>
+              <w:t>List all active discount coupons (public)</w:t>
+            </w:r>
+          </w:p>
+        </w:tc>
+      </w:tr>
+      <w:tr>
+        <w:tc>
+          <w:tcPr>
+            <w:tcW w:w="900" w:type="dxa"/>
+            <w:tcBorders>
+              <w:top w:val="single" w:sz="1" w:space="0" w:color="B8CCE4"/>
+              <w:left w:val="single" w:sz="1" w:space="0" w:color="B8CCE4"/>
+              <w:bottom w:val="single" w:sz="1" w:space="0" w:color="B8CCE4"/>
+              <w:right w:val="single" w:sz="1" w:space="0" w:color="B8CCE4"/>
+            </w:tcBorders>
+            <w:shd w:val="clear" w:color="auto" w:fill="FFFFFF"/>
+            <w:tcMar>
+              <w:top w:w="60" w:type="dxa"/>
+              <w:left w:w="120" w:type="dxa"/>
+              <w:bottom w:w="60" w:type="dxa"/>
+              <w:right w:w="120" w:type="dxa"/>
+            </w:tcMar>
+            <w:vAlign w:val="center"/>
+          </w:tcPr>
+          <w:p>
+            <w:r>
+              <w:rPr>
+                <w:b/>
+                <w:bCs/>
+                <w:sz w:val="18"/>
+                <w:szCs w:val="18"/>
+              </w:rPr>
+              <w:t>POST</w:t>
+            </w:r>
+          </w:p>
+        </w:tc>
+        <w:tc>
+          <w:tcPr>
+            <w:tcW w:w="3200" w:type="dxa"/>
+            <w:tcBorders>
+              <w:top w:val="single" w:sz="1" w:space="0" w:color="B8CCE4"/>
+              <w:left w:val="single" w:sz="1" w:space="0" w:color="B8CCE4"/>
+              <w:bottom w:val="single" w:sz="1" w:space="0" w:color="B8CCE4"/>
+              <w:right w:val="single" w:sz="1" w:space="0" w:color="B8CCE4"/>
+            </w:tcBorders>
+            <w:shd w:val="clear" w:color="auto" w:fill="FFFFFF"/>
+            <w:tcMar>
+              <w:top w:w="60" w:type="dxa"/>
+              <w:left w:w="120" w:type="dxa"/>
+              <w:bottom w:w="60" w:type="dxa"/>
+              <w:right w:w="120" w:type="dxa"/>
+            </w:tcMar>
+            <w:vAlign w:val="center"/>
+          </w:tcPr>
+          <w:p>
+            <w:r>
+              <w:rPr>
+                <w:rFonts w:ascii="Courier New" w:eastAsia="Courier New" w:hAnsi="Courier New" w:cs="Courier New"/>
+                <w:sz w:val="17"/>
+                <w:szCs w:val="17"/>
+              </w:rPr>
+              <w:t>/discounts/calculate</w:t>
+            </w:r>
+          </w:p>
+        </w:tc>
+        <w:tc>
+          <w:tcPr>
+            <w:tcW w:w="1360" w:type="dxa"/>
+            <w:tcBorders>
+              <w:top w:val="single" w:sz="1" w:space="0" w:color="B8CCE4"/>
+              <w:left w:val="single" w:sz="1" w:space="0" w:color="B8CCE4"/>
+              <w:bottom w:val="single" w:sz="1" w:space="0" w:color="B8CCE4"/>
+              <w:right w:val="single" w:sz="1" w:space="0" w:color="B8CCE4"/>
+            </w:tcBorders>
+            <w:shd w:val="clear" w:color="auto" w:fill="FFFFFF"/>
+            <w:tcMar>
+              <w:top w:w="60" w:type="dxa"/>
+              <w:left w:w="120" w:type="dxa"/>
+              <w:bottom w:w="60" w:type="dxa"/>
+              <w:right w:w="120" w:type="dxa"/>
+            </w:tcMar>
+            <w:vAlign w:val="center"/>
+          </w:tcPr>
+          <w:p>
+            <w:r>
+              <w:rPr>
+                <w:sz w:val="18"/>
+                <w:szCs w:val="18"/>
+              </w:rPr>
+              <w:t>[Authorize]</w:t>
+            </w:r>
+          </w:p>
+        </w:tc>
+        <w:tc>
+          <w:tcPr>
+            <w:tcW w:w="3900" w:type="dxa"/>
+            <w:tcBorders>
+              <w:top w:val="single" w:sz="1" w:space="0" w:color="B8CCE4"/>
+              <w:left w:val="single" w:sz="1" w:space="0" w:color="B8CCE4"/>
+              <w:bottom w:val="single" w:sz="1" w:space="0" w:color="B8CCE4"/>
+              <w:right w:val="single" w:sz="1" w:space="0" w:color="B8CCE4"/>
+            </w:tcBorders>
+            <w:shd w:val="clear" w:color="auto" w:fill="FFFFFF"/>
+            <w:tcMar>
+              <w:top w:w="60" w:type="dxa"/>
+              <w:left w:w="120" w:type="dxa"/>
+              <w:bottom w:w="60" w:type="dxa"/>
+              <w:right w:w="120" w:type="dxa"/>
+            </w:tcMar>
+            <w:vAlign w:val="center"/>
+          </w:tcPr>
+          <w:p>
+            <w:r>
+              <w:rPr>
+                <w:sz w:val="18"/>
+                <w:szCs w:val="18"/>
+              </w:rPr>
+              <w:t>Calculate discount for a given premium and coupon code</w:t>
+            </w:r>
+          </w:p>
+        </w:tc>
+      </w:tr>
+      <w:tr>
+        <w:tc>
+          <w:tcPr>
+            <w:tcW w:w="900" w:type="dxa"/>
+            <w:tcBorders>
+              <w:top w:val="single" w:sz="1" w:space="0" w:color="B8CCE4"/>
+              <w:left w:val="single" w:sz="1" w:space="0" w:color="B8CCE4"/>
+              <w:bottom w:val="single" w:sz="1" w:space="0" w:color="B8CCE4"/>
+              <w:right w:val="single" w:sz="1" w:space="0" w:color="B8CCE4"/>
+            </w:tcBorders>
+            <w:shd w:val="clear" w:color="auto" w:fill="EBF3FA"/>
+            <w:tcMar>
+              <w:top w:w="60" w:type="dxa"/>
+              <w:left w:w="120" w:type="dxa"/>
+              <w:bottom w:w="60" w:type="dxa"/>
+              <w:right w:w="120" w:type="dxa"/>
+            </w:tcMar>
+            <w:vAlign w:val="center"/>
+          </w:tcPr>
+          <w:p>
+            <w:r>
+              <w:rPr>
+                <w:b/>
+                <w:bCs/>
+                <w:sz w:val="18"/>
+                <w:szCs w:val="18"/>
+              </w:rPr>
+              <w:t>POST/PUT/DELETE</w:t>
+            </w:r>
+          </w:p>
+        </w:tc>
+        <w:tc>
+          <w:tcPr>
+            <w:tcW w:w="3200" w:type="dxa"/>
+            <w:tcBorders>
+              <w:top w:val="single" w:sz="1" w:space="0" w:color="B8CCE4"/>
+              <w:left w:val="single" w:sz="1" w:space="0" w:color="B8CCE4"/>
+              <w:bottom w:val="single" w:sz="1" w:space="0" w:color="B8CCE4"/>
+              <w:right w:val="single" w:sz="1" w:space="0" w:color="B8CCE4"/>
+            </w:tcBorders>
+            <w:shd w:val="clear" w:color="auto" w:fill="EBF3FA"/>
+            <w:tcMar>
+              <w:top w:w="60" w:type="dxa"/>
+              <w:left w:w="120" w:type="dxa"/>
+              <w:bottom w:w="60" w:type="dxa"/>
+              <w:right w:w="120" w:type="dxa"/>
+            </w:tcMar>
+            <w:vAlign w:val="center"/>
+          </w:tcPr>
+          <w:p>
+            <w:r>
+              <w:rPr>
+                <w:rFonts w:ascii="Courier New" w:eastAsia="Courier New" w:hAnsi="Courier New" w:cs="Courier New"/>
+                <w:sz w:val="17"/>
+                <w:szCs w:val="17"/>
+              </w:rPr>
+              <w:t>/discounts/{id}</w:t>
+            </w:r>
+          </w:p>
+        </w:tc>
+        <w:tc>
+          <w:tcPr>
+            <w:tcW w:w="1360" w:type="dxa"/>
+            <w:tcBorders>
+              <w:top w:val="single" w:sz="1" w:space="0" w:color="B8CCE4"/>
+              <w:left w:val="single" w:sz="1" w:space="0" w:color="B8CCE4"/>
+              <w:bottom w:val="single" w:sz="1" w:space="0" w:color="B8CCE4"/>
+              <w:right w:val="single" w:sz="1" w:space="0" w:color="B8CCE4"/>
+            </w:tcBorders>
+            <w:shd w:val="clear" w:color="auto" w:fill="EBF3FA"/>
+            <w:tcMar>
+              <w:top w:w="60" w:type="dxa"/>
+              <w:left w:w="120" w:type="dxa"/>
+              <w:bottom w:w="60" w:type="dxa"/>
+              <w:right w:w="120" w:type="dxa"/>
+            </w:tcMar>
+            <w:vAlign w:val="center"/>
+          </w:tcPr>
+          <w:p>
+            <w:r>
+              <w:rPr>
+                <w:sz w:val="18"/>
+                <w:szCs w:val="18"/>
+              </w:rPr>
+              <w:t>[Admin]</w:t>
+            </w:r>
+          </w:p>
+        </w:tc>
+        <w:tc>
+          <w:tcPr>
+            <w:tcW w:w="3900" w:type="dxa"/>
+            <w:tcBorders>
+              <w:top w:val="single" w:sz="1" w:space="0" w:color="B8CCE4"/>
+              <w:left w:val="single" w:sz="1" w:space="0" w:color="B8CCE4"/>
+              <w:bottom w:val="single" w:sz="1" w:space="0" w:color="B8CCE4"/>
+              <w:right w:val="single" w:sz="1" w:space="0" w:color="B8CCE4"/>
+            </w:tcBorders>
+            <w:shd w:val="clear" w:color="auto" w:fill="EBF3FA"/>
+            <w:tcMar>
+              <w:top w:w="60" w:type="dxa"/>
+              <w:left w:w="120" w:type="dxa"/>
+              <w:bottom w:w="60" w:type="dxa"/>
+              <w:right w:w="120" w:type="dxa"/>
+            </w:tcMar>
+            <w:vAlign w:val="center"/>
+          </w:tcPr>
+          <w:p>
+            <w:r>
+              <w:rPr>
+                <w:sz w:val="18"/>
+                <w:szCs w:val="18"/>
+              </w:rPr>
+              <w:t>Create, update or delete a discount coupon</w:t>
+            </w:r>
+          </w:p>
+        </w:tc>
+      </w:tr>
+      <w:tr>
+        <w:tc>
+          <w:tcPr>
+            <w:tcW w:w="900" w:type="dxa"/>
+            <w:tcBorders>
+              <w:top w:val="single" w:sz="1" w:space="0" w:color="B8CCE4"/>
+              <w:left w:val="single" w:sz="1" w:space="0" w:color="B8CCE4"/>
+              <w:bottom w:val="single" w:sz="1" w:space="0" w:color="B8CCE4"/>
+              <w:right w:val="single" w:sz="1" w:space="0" w:color="B8CCE4"/>
+            </w:tcBorders>
+            <w:shd w:val="clear" w:color="auto" w:fill="FFFFFF"/>
+            <w:tcMar>
+              <w:top w:w="60" w:type="dxa"/>
+              <w:left w:w="120" w:type="dxa"/>
+              <w:bottom w:w="60" w:type="dxa"/>
+              <w:right w:w="120" w:type="dxa"/>
+            </w:tcMar>
+            <w:vAlign w:val="center"/>
+          </w:tcPr>
+          <w:p>
+            <w:r>
+              <w:rPr>
+                <w:b/>
+                <w:bCs/>
+                <w:sz w:val="18"/>
+                <w:szCs w:val="18"/>
+              </w:rPr>
+              <w:t>GET</w:t>
+            </w:r>
+          </w:p>
+        </w:tc>
+        <w:tc>
+          <w:tcPr>
+            <w:tcW w:w="3200" w:type="dxa"/>
+            <w:tcBorders>
+              <w:top w:val="single" w:sz="1" w:space="0" w:color="B8CCE4"/>
+              <w:left w:val="single" w:sz="1" w:space="0" w:color="B8CCE4"/>
+              <w:bottom w:val="single" w:sz="1" w:space="0" w:color="B8CCE4"/>
+              <w:right w:val="single" w:sz="1" w:space="0" w:color="B8CCE4"/>
+            </w:tcBorders>
+            <w:shd w:val="clear" w:color="auto" w:fill="FFFFFF"/>
+            <w:tcMar>
+              <w:top w:w="60" w:type="dxa"/>
+              <w:left w:w="120" w:type="dxa"/>
+              <w:bottom w:w="60" w:type="dxa"/>
+              <w:right w:w="120" w:type="dxa"/>
+            </w:tcMar>
+            <w:vAlign w:val="center"/>
+          </w:tcPr>
+          <w:p>
+            <w:r>
+              <w:rPr>
+                <w:rFonts w:ascii="Courier New" w:eastAsia="Courier New" w:hAnsi="Courier New" w:cs="Courier New"/>
+                <w:sz w:val="17"/>
+                <w:szCs w:val="17"/>
+              </w:rPr>
+              <w:t>/policies/{</w:t>
+            </w:r>
+            <w:proofErr w:type="spellStart"/>
+            <w:r>
+              <w:rPr>
+                <w:rFonts w:ascii="Courier New" w:eastAsia="Courier New" w:hAnsi="Courier New" w:cs="Courier New"/>
+                <w:sz w:val="17"/>
+                <w:szCs w:val="17"/>
+              </w:rPr>
+              <w:t>policyId</w:t>
+            </w:r>
+            <w:proofErr w:type="spellEnd"/>
+            <w:r>
+              <w:rPr>
+                <w:rFonts w:ascii="Courier New" w:eastAsia="Courier New" w:hAnsi="Courier New" w:cs="Courier New"/>
+                <w:sz w:val="17"/>
+                <w:szCs w:val="17"/>
+              </w:rPr>
+              <w:t>}/payments</w:t>
+            </w:r>
+          </w:p>
+        </w:tc>
+        <w:tc>
+          <w:tcPr>
+            <w:tcW w:w="1360" w:type="dxa"/>
+            <w:tcBorders>
+              <w:top w:val="single" w:sz="1" w:space="0" w:color="B8CCE4"/>
+              <w:left w:val="single" w:sz="1" w:space="0" w:color="B8CCE4"/>
+              <w:bottom w:val="single" w:sz="1" w:space="0" w:color="B8CCE4"/>
+              <w:right w:val="single" w:sz="1" w:space="0" w:color="B8CCE4"/>
+            </w:tcBorders>
+            <w:shd w:val="clear" w:color="auto" w:fill="FFFFFF"/>
+            <w:tcMar>
+              <w:top w:w="60" w:type="dxa"/>
+              <w:left w:w="120" w:type="dxa"/>
+              <w:bottom w:w="60" w:type="dxa"/>
+              <w:right w:w="120" w:type="dxa"/>
+            </w:tcMar>
+            <w:vAlign w:val="center"/>
+          </w:tcPr>
+          <w:p>
+            <w:r>
+              <w:rPr>
+                <w:sz w:val="18"/>
+                <w:szCs w:val="18"/>
+              </w:rPr>
+              <w:t>[Authorize]</w:t>
+            </w:r>
+          </w:p>
+        </w:tc>
+        <w:tc>
+          <w:tcPr>
+            <w:tcW w:w="3900" w:type="dxa"/>
+            <w:tcBorders>
+              <w:top w:val="single" w:sz="1" w:space="0" w:color="B8CCE4"/>
+              <w:left w:val="single" w:sz="1" w:space="0" w:color="B8CCE4"/>
+              <w:bottom w:val="single" w:sz="1" w:space="0" w:color="B8CCE4"/>
+              <w:right w:val="single" w:sz="1" w:space="0" w:color="B8CCE4"/>
+            </w:tcBorders>
+            <w:shd w:val="clear" w:color="auto" w:fill="FFFFFF"/>
+            <w:tcMar>
+              <w:top w:w="60" w:type="dxa"/>
+              <w:left w:w="120" w:type="dxa"/>
+              <w:bottom w:w="60" w:type="dxa"/>
+              <w:right w:w="120" w:type="dxa"/>
+            </w:tcMar>
+            <w:vAlign w:val="center"/>
+          </w:tcPr>
+          <w:p>
+            <w:r>
+              <w:rPr>
+                <w:sz w:val="18"/>
+                <w:szCs w:val="18"/>
+              </w:rPr>
+              <w:t>List payments for a policy</w:t>
+            </w:r>
+          </w:p>
+        </w:tc>
+      </w:tr>
+      <w:tr>
         <w:tc>
           <w:tcPr>
             <w:tcW w:w="900" w:type="dxa"/>
@@ -14651,12 +14144,6 @@
         <w:gridCol w:w="6360"/>
       </w:tblGrid>
       <w:tr>
-        <w:tblPrEx>
-          <w:tblCellMar>
-            <w:top w:w="0" w:type="dxa"/>
-            <w:bottom w:w="0" w:type="dxa"/>
-          </w:tblCellMar>
-        </w:tblPrEx>
         <w:tc>
           <w:tcPr>
             <w:tcW w:w="3000" w:type="dxa"/>
@@ -14721,12 +14208,6 @@
         </w:tc>
       </w:tr>
       <w:tr>
-        <w:tblPrEx>
-          <w:tblCellMar>
-            <w:top w:w="0" w:type="dxa"/>
-            <w:bottom w:w="0" w:type="dxa"/>
-          </w:tblCellMar>
-        </w:tblPrEx>
         <w:tc>
           <w:tcPr>
             <w:tcW w:w="3000" w:type="dxa"/>
@@ -14819,12 +14300,6 @@
         </w:tc>
       </w:tr>
       <w:tr>
-        <w:tblPrEx>
-          <w:tblCellMar>
-            <w:top w:w="0" w:type="dxa"/>
-            <w:bottom w:w="0" w:type="dxa"/>
-          </w:tblCellMar>
-        </w:tblPrEx>
         <w:tc>
           <w:tcPr>
             <w:tcW w:w="3000" w:type="dxa"/>
@@ -14885,12 +14360,6 @@
         </w:tc>
       </w:tr>
       <w:tr>
-        <w:tblPrEx>
-          <w:tblCellMar>
-            <w:top w:w="0" w:type="dxa"/>
-            <w:bottom w:w="0" w:type="dxa"/>
-          </w:tblCellMar>
-        </w:tblPrEx>
         <w:tc>
           <w:tcPr>
             <w:tcW w:w="3000" w:type="dxa"/>
@@ -14951,12 +14420,6 @@
         </w:tc>
       </w:tr>
       <w:tr>
-        <w:tblPrEx>
-          <w:tblCellMar>
-            <w:top w:w="0" w:type="dxa"/>
-            <w:bottom w:w="0" w:type="dxa"/>
-          </w:tblCellMar>
-        </w:tblPrEx>
         <w:tc>
           <w:tcPr>
             <w:tcW w:w="3000" w:type="dxa"/>
@@ -15017,12 +14480,6 @@
         </w:tc>
       </w:tr>
       <w:tr>
-        <w:tblPrEx>
-          <w:tblCellMar>
-            <w:top w:w="0" w:type="dxa"/>
-            <w:bottom w:w="0" w:type="dxa"/>
-          </w:tblCellMar>
-        </w:tblPrEx>
         <w:tc>
           <w:tcPr>
             <w:tcW w:w="3000" w:type="dxa"/>
@@ -15083,12 +14540,6 @@
         </w:tc>
       </w:tr>
       <w:tr>
-        <w:tblPrEx>
-          <w:tblCellMar>
-            <w:top w:w="0" w:type="dxa"/>
-            <w:bottom w:w="0" w:type="dxa"/>
-          </w:tblCellMar>
-        </w:tblPrEx>
         <w:tc>
           <w:tcPr>
             <w:tcW w:w="3000" w:type="dxa"/>
@@ -15149,12 +14600,6 @@
         </w:tc>
       </w:tr>
       <w:tr>
-        <w:tblPrEx>
-          <w:tblCellMar>
-            <w:top w:w="0" w:type="dxa"/>
-            <w:bottom w:w="0" w:type="dxa"/>
-          </w:tblCellMar>
-        </w:tblPrEx>
         <w:tc>
           <w:tcPr>
             <w:tcW w:w="3000" w:type="dxa"/>
@@ -15215,12 +14660,6 @@
         </w:tc>
       </w:tr>
       <w:tr>
-        <w:tblPrEx>
-          <w:tblCellMar>
-            <w:top w:w="0" w:type="dxa"/>
-            <w:bottom w:w="0" w:type="dxa"/>
-          </w:tblCellMar>
-        </w:tblPrEx>
         <w:tc>
           <w:tcPr>
             <w:tcW w:w="3000" w:type="dxa"/>
@@ -15282,12 +14721,6 @@
         </w:tc>
       </w:tr>
       <w:tr>
-        <w:tblPrEx>
-          <w:tblCellMar>
-            <w:top w:w="0" w:type="dxa"/>
-            <w:bottom w:w="0" w:type="dxa"/>
-          </w:tblCellMar>
-        </w:tblPrEx>
         <w:tc>
           <w:tcPr>
             <w:tcW w:w="3000" w:type="dxa"/>
@@ -15389,12 +14822,6 @@
         </w:tc>
       </w:tr>
       <w:tr>
-        <w:tblPrEx>
-          <w:tblCellMar>
-            <w:top w:w="0" w:type="dxa"/>
-            <w:bottom w:w="0" w:type="dxa"/>
-          </w:tblCellMar>
-        </w:tblPrEx>
         <w:tc>
           <w:tcPr>
             <w:tcW w:w="3000" w:type="dxa"/>
@@ -15455,12 +14882,6 @@
         </w:tc>
       </w:tr>
       <w:tr>
-        <w:tblPrEx>
-          <w:tblCellMar>
-            <w:top w:w="0" w:type="dxa"/>
-            <w:bottom w:w="0" w:type="dxa"/>
-          </w:tblCellMar>
-        </w:tblPrEx>
         <w:tc>
           <w:tcPr>
             <w:tcW w:w="3000" w:type="dxa"/>
@@ -15521,12 +14942,6 @@
         </w:tc>
       </w:tr>
       <w:tr>
-        <w:tblPrEx>
-          <w:tblCellMar>
-            <w:top w:w="0" w:type="dxa"/>
-            <w:bottom w:w="0" w:type="dxa"/>
-          </w:tblCellMar>
-        </w:tblPrEx>
         <w:tc>
           <w:tcPr>
             <w:tcW w:w="3000" w:type="dxa"/>
@@ -15619,12 +15034,6 @@
         </w:tc>
       </w:tr>
       <w:tr>
-        <w:tblPrEx>
-          <w:tblCellMar>
-            <w:top w:w="0" w:type="dxa"/>
-            <w:bottom w:w="0" w:type="dxa"/>
-          </w:tblCellMar>
-        </w:tblPrEx>
         <w:tc>
           <w:tcPr>
             <w:tcW w:w="3000" w:type="dxa"/>
@@ -15685,12 +15094,6 @@
         </w:tc>
       </w:tr>
       <w:tr>
-        <w:tblPrEx>
-          <w:tblCellMar>
-            <w:top w:w="0" w:type="dxa"/>
-            <w:bottom w:w="0" w:type="dxa"/>
-          </w:tblCellMar>
-        </w:tblPrEx>
         <w:tc>
           <w:tcPr>
             <w:tcW w:w="3000" w:type="dxa"/>
@@ -15751,12 +15154,6 @@
         </w:tc>
       </w:tr>
       <w:tr>
-        <w:tblPrEx>
-          <w:tblCellMar>
-            <w:top w:w="0" w:type="dxa"/>
-            <w:bottom w:w="0" w:type="dxa"/>
-          </w:tblCellMar>
-        </w:tblPrEx>
         <w:tc>
           <w:tcPr>
             <w:tcW w:w="3000" w:type="dxa"/>
@@ -15833,12 +15230,6 @@
         </w:tc>
       </w:tr>
       <w:tr>
-        <w:tblPrEx>
-          <w:tblCellMar>
-            <w:top w:w="0" w:type="dxa"/>
-            <w:bottom w:w="0" w:type="dxa"/>
-          </w:tblCellMar>
-        </w:tblPrEx>
         <w:tc>
           <w:tcPr>
             <w:tcW w:w="3000" w:type="dxa"/>
@@ -16727,11 +16118,11 @@
       </w:r>
       <w:proofErr w:type="gramStart"/>
       <w:r>
-        <w:t>string(</w:t>
+        <w:t>string(500) —</w:t>
       </w:r>
       <w:proofErr w:type="gramEnd"/>
       <w:r>
-        <w:t>500) — required claim description</w:t>
+        <w:t xml:space="preserve"> required claim description</w:t>
       </w:r>
     </w:p>
     <w:p>
@@ -16748,11 +16139,11 @@
       </w:r>
       <w:proofErr w:type="gramStart"/>
       <w:r>
-        <w:t>string(</w:t>
+        <w:t>string(50) —</w:t>
       </w:r>
       <w:proofErr w:type="gramEnd"/>
       <w:r>
-        <w:t>50) — see status lifecycle table below</w:t>
+        <w:t xml:space="preserve"> see status lifecycle table below</w:t>
       </w:r>
     </w:p>
     <w:p>
@@ -16774,11 +16165,11 @@
       </w:r>
       <w:proofErr w:type="gramStart"/>
       <w:r>
-        <w:t>decimal(</w:t>
+        <w:t>decimal(18,2) —</w:t>
       </w:r>
       <w:proofErr w:type="gramEnd"/>
       <w:r>
-        <w:t>18,2) — amount claimed by user</w:t>
+        <w:t xml:space="preserve"> amount claimed by user</w:t>
       </w:r>
     </w:p>
     <w:p>
@@ -17126,12 +16517,6 @@
         <w:gridCol w:w="5160"/>
       </w:tblGrid>
       <w:tr>
-        <w:tblPrEx>
-          <w:tblCellMar>
-            <w:top w:w="0" w:type="dxa"/>
-            <w:bottom w:w="0" w:type="dxa"/>
-          </w:tblCellMar>
-        </w:tblPrEx>
         <w:tc>
           <w:tcPr>
             <w:tcW w:w="2000" w:type="dxa"/>
@@ -17227,12 +16612,6 @@
         </w:tc>
       </w:tr>
       <w:tr>
-        <w:tblPrEx>
-          <w:tblCellMar>
-            <w:top w:w="0" w:type="dxa"/>
-            <w:bottom w:w="0" w:type="dxa"/>
-          </w:tblCellMar>
-        </w:tblPrEx>
         <w:tc>
           <w:tcPr>
             <w:tcW w:w="2000" w:type="dxa"/>
@@ -17321,12 +16700,6 @@
         </w:tc>
       </w:tr>
       <w:tr>
-        <w:tblPrEx>
-          <w:tblCellMar>
-            <w:top w:w="0" w:type="dxa"/>
-            <w:bottom w:w="0" w:type="dxa"/>
-          </w:tblCellMar>
-        </w:tblPrEx>
         <w:tc>
           <w:tcPr>
             <w:tcW w:w="2000" w:type="dxa"/>
@@ -17440,12 +16813,6 @@
         </w:tc>
       </w:tr>
       <w:tr>
-        <w:tblPrEx>
-          <w:tblCellMar>
-            <w:top w:w="0" w:type="dxa"/>
-            <w:bottom w:w="0" w:type="dxa"/>
-          </w:tblCellMar>
-        </w:tblPrEx>
         <w:tc>
           <w:tcPr>
             <w:tcW w:w="2000" w:type="dxa"/>
@@ -17536,12 +16903,6 @@
         </w:tc>
       </w:tr>
       <w:tr>
-        <w:tblPrEx>
-          <w:tblCellMar>
-            <w:top w:w="0" w:type="dxa"/>
-            <w:bottom w:w="0" w:type="dxa"/>
-          </w:tblCellMar>
-        </w:tblPrEx>
         <w:tc>
           <w:tcPr>
             <w:tcW w:w="2000" w:type="dxa"/>
@@ -17646,12 +17007,6 @@
         </w:tc>
       </w:tr>
       <w:tr>
-        <w:tblPrEx>
-          <w:tblCellMar>
-            <w:top w:w="0" w:type="dxa"/>
-            <w:bottom w:w="0" w:type="dxa"/>
-          </w:tblCellMar>
-        </w:tblPrEx>
         <w:tc>
           <w:tcPr>
             <w:tcW w:w="2000" w:type="dxa"/>
@@ -17765,12 +17120,6 @@
         </w:tc>
       </w:tr>
       <w:tr>
-        <w:tblPrEx>
-          <w:tblCellMar>
-            <w:top w:w="0" w:type="dxa"/>
-            <w:bottom w:w="0" w:type="dxa"/>
-          </w:tblCellMar>
-        </w:tblPrEx>
         <w:tc>
           <w:tcPr>
             <w:tcW w:w="2000" w:type="dxa"/>
@@ -17936,12 +17285,6 @@
         <w:gridCol w:w="3336"/>
       </w:tblGrid>
       <w:tr>
-        <w:tblPrEx>
-          <w:tblCellMar>
-            <w:top w:w="0" w:type="dxa"/>
-            <w:bottom w:w="0" w:type="dxa"/>
-          </w:tblCellMar>
-        </w:tblPrEx>
         <w:tc>
           <w:tcPr>
             <w:tcW w:w="900" w:type="dxa"/>
@@ -18068,12 +17411,6 @@
         </w:tc>
       </w:tr>
       <w:tr>
-        <w:tblPrEx>
-          <w:tblCellMar>
-            <w:top w:w="0" w:type="dxa"/>
-            <w:bottom w:w="0" w:type="dxa"/>
-          </w:tblCellMar>
-        </w:tblPrEx>
         <w:tc>
           <w:tcPr>
             <w:tcW w:w="900" w:type="dxa"/>
@@ -18217,12 +17554,6 @@
         </w:tc>
       </w:tr>
       <w:tr>
-        <w:tblPrEx>
-          <w:tblCellMar>
-            <w:top w:w="0" w:type="dxa"/>
-            <w:bottom w:w="0" w:type="dxa"/>
-          </w:tblCellMar>
-        </w:tblPrEx>
         <w:tc>
           <w:tcPr>
             <w:tcW w:w="900" w:type="dxa"/>
@@ -18340,12 +17671,6 @@
         </w:tc>
       </w:tr>
       <w:tr>
-        <w:tblPrEx>
-          <w:tblCellMar>
-            <w:top w:w="0" w:type="dxa"/>
-            <w:bottom w:w="0" w:type="dxa"/>
-          </w:tblCellMar>
-        </w:tblPrEx>
         <w:tc>
           <w:tcPr>
             <w:tcW w:w="900" w:type="dxa"/>
@@ -18482,12 +17807,6 @@
         </w:tc>
       </w:tr>
       <w:tr>
-        <w:tblPrEx>
-          <w:tblCellMar>
-            <w:top w:w="0" w:type="dxa"/>
-            <w:bottom w:w="0" w:type="dxa"/>
-          </w:tblCellMar>
-        </w:tblPrEx>
         <w:tc>
           <w:tcPr>
             <w:tcW w:w="900" w:type="dxa"/>
@@ -18615,12 +17934,6 @@
         </w:tc>
       </w:tr>
       <w:tr>
-        <w:tblPrEx>
-          <w:tblCellMar>
-            <w:top w:w="0" w:type="dxa"/>
-            <w:bottom w:w="0" w:type="dxa"/>
-          </w:tblCellMar>
-        </w:tblPrEx>
         <w:tc>
           <w:tcPr>
             <w:tcW w:w="900" w:type="dxa"/>
@@ -18756,12 +18069,6 @@
         </w:tc>
       </w:tr>
       <w:tr>
-        <w:tblPrEx>
-          <w:tblCellMar>
-            <w:top w:w="0" w:type="dxa"/>
-            <w:bottom w:w="0" w:type="dxa"/>
-          </w:tblCellMar>
-        </w:tblPrEx>
         <w:tc>
           <w:tcPr>
             <w:tcW w:w="900" w:type="dxa"/>
@@ -18938,12 +18245,6 @@
         </w:tc>
       </w:tr>
       <w:tr>
-        <w:tblPrEx>
-          <w:tblCellMar>
-            <w:top w:w="0" w:type="dxa"/>
-            <w:bottom w:w="0" w:type="dxa"/>
-          </w:tblCellMar>
-        </w:tblPrEx>
         <w:tc>
           <w:tcPr>
             <w:tcW w:w="900" w:type="dxa"/>
@@ -19095,12 +18396,6 @@
         </w:tc>
       </w:tr>
       <w:tr>
-        <w:tblPrEx>
-          <w:tblCellMar>
-            <w:top w:w="0" w:type="dxa"/>
-            <w:bottom w:w="0" w:type="dxa"/>
-          </w:tblCellMar>
-        </w:tblPrEx>
         <w:tc>
           <w:tcPr>
             <w:tcW w:w="900" w:type="dxa"/>
@@ -19245,12 +18540,6 @@
         </w:tc>
       </w:tr>
       <w:tr>
-        <w:tblPrEx>
-          <w:tblCellMar>
-            <w:top w:w="0" w:type="dxa"/>
-            <w:bottom w:w="0" w:type="dxa"/>
-          </w:tblCellMar>
-        </w:tblPrEx>
         <w:tc>
           <w:tcPr>
             <w:tcW w:w="900" w:type="dxa"/>
@@ -19411,12 +18700,6 @@
         </w:tc>
       </w:tr>
       <w:tr>
-        <w:tblPrEx>
-          <w:tblCellMar>
-            <w:top w:w="0" w:type="dxa"/>
-            <w:bottom w:w="0" w:type="dxa"/>
-          </w:tblCellMar>
-        </w:tblPrEx>
         <w:tc>
           <w:tcPr>
             <w:tcW w:w="900" w:type="dxa"/>
@@ -19552,12 +18835,6 @@
         </w:tc>
       </w:tr>
       <w:tr>
-        <w:tblPrEx>
-          <w:tblCellMar>
-            <w:top w:w="0" w:type="dxa"/>
-            <w:bottom w:w="0" w:type="dxa"/>
-          </w:tblCellMar>
-        </w:tblPrEx>
         <w:tc>
           <w:tcPr>
             <w:tcW w:w="900" w:type="dxa"/>
@@ -19693,12 +18970,6 @@
         </w:tc>
       </w:tr>
       <w:tr>
-        <w:tblPrEx>
-          <w:tblCellMar>
-            <w:top w:w="0" w:type="dxa"/>
-            <w:bottom w:w="0" w:type="dxa"/>
-          </w:tblCellMar>
-        </w:tblPrEx>
         <w:tc>
           <w:tcPr>
             <w:tcW w:w="900" w:type="dxa"/>
@@ -19843,12 +19114,6 @@
         </w:tc>
       </w:tr>
       <w:tr>
-        <w:tblPrEx>
-          <w:tblCellMar>
-            <w:top w:w="0" w:type="dxa"/>
-            <w:bottom w:w="0" w:type="dxa"/>
-          </w:tblCellMar>
-        </w:tblPrEx>
         <w:tc>
           <w:tcPr>
             <w:tcW w:w="900" w:type="dxa"/>
@@ -20724,12 +19989,6 @@
         <w:gridCol w:w="4022"/>
       </w:tblGrid>
       <w:tr>
-        <w:tblPrEx>
-          <w:tblCellMar>
-            <w:top w:w="0" w:type="dxa"/>
-            <w:bottom w:w="0" w:type="dxa"/>
-          </w:tblCellMar>
-        </w:tblPrEx>
         <w:tc>
           <w:tcPr>
             <w:tcW w:w="900" w:type="dxa"/>
@@ -20856,12 +20115,6 @@
         </w:tc>
       </w:tr>
       <w:tr>
-        <w:tblPrEx>
-          <w:tblCellMar>
-            <w:top w:w="0" w:type="dxa"/>
-            <w:bottom w:w="0" w:type="dxa"/>
-          </w:tblCellMar>
-        </w:tblPrEx>
         <w:tc>
           <w:tcPr>
             <w:tcW w:w="900" w:type="dxa"/>
@@ -20979,12 +20232,6 @@
         </w:tc>
       </w:tr>
       <w:tr>
-        <w:tblPrEx>
-          <w:tblCellMar>
-            <w:top w:w="0" w:type="dxa"/>
-            <w:bottom w:w="0" w:type="dxa"/>
-          </w:tblCellMar>
-        </w:tblPrEx>
         <w:tc>
           <w:tcPr>
             <w:tcW w:w="900" w:type="dxa"/>
@@ -21118,12 +20365,6 @@
         </w:tc>
       </w:tr>
       <w:tr>
-        <w:tblPrEx>
-          <w:tblCellMar>
-            <w:top w:w="0" w:type="dxa"/>
-            <w:bottom w:w="0" w:type="dxa"/>
-          </w:tblCellMar>
-        </w:tblPrEx>
         <w:tc>
           <w:tcPr>
             <w:tcW w:w="900" w:type="dxa"/>
@@ -21197,839 +20438,593 @@
                 <w:sz w:val="17"/>
                 <w:szCs w:val="17"/>
               </w:rPr>
-              <w:t>/claims/{</w:t>
-            </w:r>
-            <w:proofErr w:type="spellStart"/>
+              <w:t>/</w:t>
+            </w:r>
+            <w:proofErr w:type="gramStart"/>
             <w:r>
               <w:rPr>
                 <w:rFonts w:ascii="Courier New" w:eastAsia="Courier New" w:hAnsi="Courier New" w:cs="Courier New"/>
                 <w:sz w:val="17"/>
                 <w:szCs w:val="17"/>
               </w:rPr>
-              <w:t>claimId</w:t>
-            </w:r>
-            <w:proofErr w:type="spellEnd"/>
+              <w:t>claims/{</w:t>
+            </w:r>
+            <w:proofErr w:type="spellStart"/>
             <w:r>
               <w:rPr>
                 <w:rFonts w:ascii="Courier New" w:eastAsia="Courier New" w:hAnsi="Courier New" w:cs="Courier New"/>
                 <w:sz w:val="17"/>
                 <w:szCs w:val="17"/>
               </w:rPr>
-              <w:t>}/review</w:t>
-            </w:r>
-          </w:p>
-        </w:tc>
-        <w:tc>
-          <w:tcPr>
-            <w:tcW w:w="1100" w:type="dxa"/>
-            <w:tcBorders>
-              <w:top w:val="single" w:sz="1" w:space="0" w:color="B8CCE4"/>
-              <w:left w:val="single" w:sz="1" w:space="0" w:color="B8CCE4"/>
-              <w:bottom w:val="single" w:sz="1" w:space="0" w:color="B8CCE4"/>
-              <w:right w:val="single" w:sz="1" w:space="0" w:color="B8CCE4"/>
-            </w:tcBorders>
-            <w:shd w:val="clear" w:color="auto" w:fill="FFFFFF"/>
-            <w:tcMar>
-              <w:top w:w="60" w:type="dxa"/>
-              <w:left w:w="120" w:type="dxa"/>
-              <w:bottom w:w="60" w:type="dxa"/>
-              <w:right w:w="120" w:type="dxa"/>
-            </w:tcMar>
-            <w:vAlign w:val="center"/>
-          </w:tcPr>
-          <w:p>
-            <w:r>
-              <w:rPr>
-                <w:sz w:val="18"/>
-                <w:szCs w:val="18"/>
-              </w:rPr>
-              <w:t>[Admin]</w:t>
-            </w:r>
-          </w:p>
-        </w:tc>
-        <w:tc>
-          <w:tcPr>
-            <w:tcW w:w="4160" w:type="dxa"/>
-            <w:tcBorders>
-              <w:top w:val="single" w:sz="1" w:space="0" w:color="B8CCE4"/>
-              <w:left w:val="single" w:sz="1" w:space="0" w:color="B8CCE4"/>
-              <w:bottom w:val="single" w:sz="1" w:space="0" w:color="B8CCE4"/>
-              <w:right w:val="single" w:sz="1" w:space="0" w:color="B8CCE4"/>
-            </w:tcBorders>
-            <w:shd w:val="clear" w:color="auto" w:fill="FFFFFF"/>
-            <w:tcMar>
-              <w:top w:w="60" w:type="dxa"/>
-              <w:left w:w="120" w:type="dxa"/>
-              <w:bottom w:w="60" w:type="dxa"/>
-              <w:right w:w="120" w:type="dxa"/>
-            </w:tcMar>
-            <w:vAlign w:val="center"/>
-          </w:tcPr>
-          <w:p>
-            <w:r>
-              <w:rPr>
-                <w:sz w:val="18"/>
-                <w:szCs w:val="18"/>
-              </w:rPr>
-              <w:t xml:space="preserve">Calls </w:t>
-            </w:r>
-            <w:proofErr w:type="spellStart"/>
-            <w:r>
-              <w:rPr>
-                <w:sz w:val="18"/>
-                <w:szCs w:val="18"/>
-              </w:rPr>
-              <w:t>TransitionStatusAsync</w:t>
+              <w:t>claimId</w:t>
             </w:r>
             <w:proofErr w:type="spellEnd"/>
-            <w:r>
-              <w:rPr>
-                <w:sz w:val="18"/>
-                <w:szCs w:val="18"/>
-              </w:rPr>
-              <w:t xml:space="preserve"> → </w:t>
-            </w:r>
-            <w:proofErr w:type="spellStart"/>
-            <w:r>
-              <w:rPr>
-                <w:sz w:val="18"/>
-                <w:szCs w:val="18"/>
-              </w:rPr>
-              <w:t>UnderReview</w:t>
-            </w:r>
-            <w:proofErr w:type="spellEnd"/>
-            <w:r>
-              <w:rPr>
-                <w:sz w:val="18"/>
-                <w:szCs w:val="18"/>
-              </w:rPr>
-              <w:t xml:space="preserve">; writes </w:t>
-            </w:r>
-            <w:proofErr w:type="spellStart"/>
-            <w:r>
-              <w:rPr>
-                <w:sz w:val="18"/>
-                <w:szCs w:val="18"/>
-              </w:rPr>
-              <w:t>AuditLog</w:t>
-            </w:r>
-            <w:proofErr w:type="spellEnd"/>
-          </w:p>
-        </w:tc>
-      </w:tr>
-      <w:tr>
-        <w:tblPrEx>
-          <w:tblCellMar>
-            <w:top w:w="0" w:type="dxa"/>
-            <w:bottom w:w="0" w:type="dxa"/>
-          </w:tblCellMar>
-        </w:tblPrEx>
-        <w:tc>
-          <w:tcPr>
-            <w:tcW w:w="900" w:type="dxa"/>
-            <w:tcBorders>
-              <w:top w:val="single" w:sz="1" w:space="0" w:color="B8CCE4"/>
-              <w:left w:val="single" w:sz="1" w:space="0" w:color="B8CCE4"/>
-              <w:bottom w:val="single" w:sz="1" w:space="0" w:color="B8CCE4"/>
-              <w:right w:val="single" w:sz="1" w:space="0" w:color="B8CCE4"/>
-            </w:tcBorders>
-            <w:shd w:val="clear" w:color="auto" w:fill="EBF3FA"/>
-            <w:tcMar>
-              <w:top w:w="60" w:type="dxa"/>
-              <w:left w:w="120" w:type="dxa"/>
-              <w:bottom w:w="60" w:type="dxa"/>
-              <w:right w:w="120" w:type="dxa"/>
-            </w:tcMar>
-            <w:vAlign w:val="center"/>
-          </w:tcPr>
-          <w:p>
-            <w:r>
-              <w:rPr>
-                <w:b/>
-                <w:bCs/>
-                <w:sz w:val="18"/>
-                <w:szCs w:val="18"/>
-              </w:rPr>
-              <w:t>PUT</w:t>
-            </w:r>
-          </w:p>
-        </w:tc>
-        <w:tc>
-          <w:tcPr>
-            <w:tcW w:w="3200" w:type="dxa"/>
-            <w:tcBorders>
-              <w:top w:val="single" w:sz="1" w:space="0" w:color="B8CCE4"/>
-              <w:left w:val="single" w:sz="1" w:space="0" w:color="B8CCE4"/>
-              <w:bottom w:val="single" w:sz="1" w:space="0" w:color="B8CCE4"/>
-              <w:right w:val="single" w:sz="1" w:space="0" w:color="B8CCE4"/>
-            </w:tcBorders>
-            <w:shd w:val="clear" w:color="auto" w:fill="EBF3FA"/>
-            <w:tcMar>
-              <w:top w:w="60" w:type="dxa"/>
-              <w:left w:w="120" w:type="dxa"/>
-              <w:bottom w:w="60" w:type="dxa"/>
-              <w:right w:w="120" w:type="dxa"/>
-            </w:tcMar>
-            <w:vAlign w:val="center"/>
-          </w:tcPr>
-          <w:p>
             <w:r>
               <w:rPr>
                 <w:rFonts w:ascii="Courier New" w:eastAsia="Courier New" w:hAnsi="Courier New" w:cs="Courier New"/>
                 <w:sz w:val="17"/>
                 <w:szCs w:val="17"/>
               </w:rPr>
-              <w:t>/</w:t>
-            </w:r>
-            <w:proofErr w:type="gramStart"/>
+              <w:t>}/</w:t>
+            </w:r>
+            <w:proofErr w:type="gramEnd"/>
             <w:r>
               <w:rPr>
                 <w:rFonts w:ascii="Courier New" w:eastAsia="Courier New" w:hAnsi="Courier New" w:cs="Courier New"/>
                 <w:sz w:val="17"/>
                 <w:szCs w:val="17"/>
               </w:rPr>
-              <w:t>admin</w:t>
-            </w:r>
-            <w:proofErr w:type="gramEnd"/>
+              <w:t>review</w:t>
+            </w:r>
+          </w:p>
+        </w:tc>
+        <w:tc>
+          <w:tcPr>
+            <w:tcW w:w="1100" w:type="dxa"/>
+            <w:tcBorders>
+              <w:top w:val="single" w:sz="1" w:space="0" w:color="B8CCE4"/>
+              <w:left w:val="single" w:sz="1" w:space="0" w:color="B8CCE4"/>
+              <w:bottom w:val="single" w:sz="1" w:space="0" w:color="B8CCE4"/>
+              <w:right w:val="single" w:sz="1" w:space="0" w:color="B8CCE4"/>
+            </w:tcBorders>
+            <w:shd w:val="clear" w:color="auto" w:fill="FFFFFF"/>
+            <w:tcMar>
+              <w:top w:w="60" w:type="dxa"/>
+              <w:left w:w="120" w:type="dxa"/>
+              <w:bottom w:w="60" w:type="dxa"/>
+              <w:right w:w="120" w:type="dxa"/>
+            </w:tcMar>
+            <w:vAlign w:val="center"/>
+          </w:tcPr>
+          <w:p>
+            <w:r>
+              <w:rPr>
+                <w:sz w:val="18"/>
+                <w:szCs w:val="18"/>
+              </w:rPr>
+              <w:t>[Admin]</w:t>
+            </w:r>
+          </w:p>
+        </w:tc>
+        <w:tc>
+          <w:tcPr>
+            <w:tcW w:w="4160" w:type="dxa"/>
+            <w:tcBorders>
+              <w:top w:val="single" w:sz="1" w:space="0" w:color="B8CCE4"/>
+              <w:left w:val="single" w:sz="1" w:space="0" w:color="B8CCE4"/>
+              <w:bottom w:val="single" w:sz="1" w:space="0" w:color="B8CCE4"/>
+              <w:right w:val="single" w:sz="1" w:space="0" w:color="B8CCE4"/>
+            </w:tcBorders>
+            <w:shd w:val="clear" w:color="auto" w:fill="FFFFFF"/>
+            <w:tcMar>
+              <w:top w:w="60" w:type="dxa"/>
+              <w:left w:w="120" w:type="dxa"/>
+              <w:bottom w:w="60" w:type="dxa"/>
+              <w:right w:w="120" w:type="dxa"/>
+            </w:tcMar>
+            <w:vAlign w:val="center"/>
+          </w:tcPr>
+          <w:p>
+            <w:r>
+              <w:rPr>
+                <w:sz w:val="18"/>
+                <w:szCs w:val="18"/>
+              </w:rPr>
+              <w:t xml:space="preserve">Calls </w:t>
+            </w:r>
+            <w:proofErr w:type="spellStart"/>
+            <w:r>
+              <w:rPr>
+                <w:sz w:val="18"/>
+                <w:szCs w:val="18"/>
+              </w:rPr>
+              <w:t>TransitionStatusAsync</w:t>
+            </w:r>
+            <w:proofErr w:type="spellEnd"/>
+            <w:r>
+              <w:rPr>
+                <w:sz w:val="18"/>
+                <w:szCs w:val="18"/>
+              </w:rPr>
+              <w:t xml:space="preserve"> → </w:t>
+            </w:r>
+            <w:proofErr w:type="spellStart"/>
+            <w:r>
+              <w:rPr>
+                <w:sz w:val="18"/>
+                <w:szCs w:val="18"/>
+              </w:rPr>
+              <w:t>UnderReview</w:t>
+            </w:r>
+            <w:proofErr w:type="spellEnd"/>
+            <w:r>
+              <w:rPr>
+                <w:sz w:val="18"/>
+                <w:szCs w:val="18"/>
+              </w:rPr>
+              <w:t xml:space="preserve">; writes </w:t>
+            </w:r>
+            <w:proofErr w:type="spellStart"/>
+            <w:r>
+              <w:rPr>
+                <w:sz w:val="18"/>
+                <w:szCs w:val="18"/>
+              </w:rPr>
+              <w:t>AuditLog</w:t>
+            </w:r>
+            <w:proofErr w:type="spellEnd"/>
+          </w:p>
+        </w:tc>
+      </w:tr>
+      <w:tr>
+        <w:tc>
+          <w:tcPr>
+            <w:tcW w:w="900" w:type="dxa"/>
+            <w:tcBorders>
+              <w:top w:val="single" w:sz="1" w:space="0" w:color="B8CCE4"/>
+              <w:left w:val="single" w:sz="1" w:space="0" w:color="B8CCE4"/>
+              <w:bottom w:val="single" w:sz="1" w:space="0" w:color="B8CCE4"/>
+              <w:right w:val="single" w:sz="1" w:space="0" w:color="B8CCE4"/>
+            </w:tcBorders>
+            <w:shd w:val="clear" w:color="auto" w:fill="EBF3FA"/>
+            <w:tcMar>
+              <w:top w:w="60" w:type="dxa"/>
+              <w:left w:w="120" w:type="dxa"/>
+              <w:bottom w:w="60" w:type="dxa"/>
+              <w:right w:w="120" w:type="dxa"/>
+            </w:tcMar>
+            <w:vAlign w:val="center"/>
+          </w:tcPr>
+          <w:p>
+            <w:r>
+              <w:rPr>
+                <w:b/>
+                <w:bCs/>
+                <w:sz w:val="18"/>
+                <w:szCs w:val="18"/>
+              </w:rPr>
+              <w:t>PUT</w:t>
+            </w:r>
+          </w:p>
+        </w:tc>
+        <w:tc>
+          <w:tcPr>
+            <w:tcW w:w="3200" w:type="dxa"/>
+            <w:tcBorders>
+              <w:top w:val="single" w:sz="1" w:space="0" w:color="B8CCE4"/>
+              <w:left w:val="single" w:sz="1" w:space="0" w:color="B8CCE4"/>
+              <w:bottom w:val="single" w:sz="1" w:space="0" w:color="B8CCE4"/>
+              <w:right w:val="single" w:sz="1" w:space="0" w:color="B8CCE4"/>
+            </w:tcBorders>
+            <w:shd w:val="clear" w:color="auto" w:fill="EBF3FA"/>
+            <w:tcMar>
+              <w:top w:w="60" w:type="dxa"/>
+              <w:left w:w="120" w:type="dxa"/>
+              <w:bottom w:w="60" w:type="dxa"/>
+              <w:right w:w="120" w:type="dxa"/>
+            </w:tcMar>
+            <w:vAlign w:val="center"/>
+          </w:tcPr>
+          <w:p>
             <w:r>
               <w:rPr>
                 <w:rFonts w:ascii="Courier New" w:eastAsia="Courier New" w:hAnsi="Courier New" w:cs="Courier New"/>
                 <w:sz w:val="17"/>
                 <w:szCs w:val="17"/>
               </w:rPr>
-              <w:t>/claims/{</w:t>
-            </w:r>
-            <w:proofErr w:type="spellStart"/>
+              <w:t>/</w:t>
+            </w:r>
+            <w:proofErr w:type="gramStart"/>
             <w:r>
               <w:rPr>
                 <w:rFonts w:ascii="Courier New" w:eastAsia="Courier New" w:hAnsi="Courier New" w:cs="Courier New"/>
                 <w:sz w:val="17"/>
                 <w:szCs w:val="17"/>
               </w:rPr>
-              <w:t>claimId</w:t>
-            </w:r>
-            <w:proofErr w:type="spellEnd"/>
+              <w:t>admin</w:t>
+            </w:r>
+            <w:proofErr w:type="gramEnd"/>
             <w:r>
               <w:rPr>
                 <w:rFonts w:ascii="Courier New" w:eastAsia="Courier New" w:hAnsi="Courier New" w:cs="Courier New"/>
                 <w:sz w:val="17"/>
                 <w:szCs w:val="17"/>
               </w:rPr>
-              <w:t>}/approve</w:t>
-            </w:r>
-          </w:p>
-        </w:tc>
-        <w:tc>
-          <w:tcPr>
-            <w:tcW w:w="1100" w:type="dxa"/>
-            <w:tcBorders>
-              <w:top w:val="single" w:sz="1" w:space="0" w:color="B8CCE4"/>
-              <w:left w:val="single" w:sz="1" w:space="0" w:color="B8CCE4"/>
-              <w:bottom w:val="single" w:sz="1" w:space="0" w:color="B8CCE4"/>
-              <w:right w:val="single" w:sz="1" w:space="0" w:color="B8CCE4"/>
-            </w:tcBorders>
-            <w:shd w:val="clear" w:color="auto" w:fill="EBF3FA"/>
-            <w:tcMar>
-              <w:top w:w="60" w:type="dxa"/>
-              <w:left w:w="120" w:type="dxa"/>
-              <w:bottom w:w="60" w:type="dxa"/>
-              <w:right w:w="120" w:type="dxa"/>
-            </w:tcMar>
-            <w:vAlign w:val="center"/>
-          </w:tcPr>
-          <w:p>
-            <w:r>
-              <w:rPr>
-                <w:sz w:val="18"/>
-                <w:szCs w:val="18"/>
-              </w:rPr>
-              <w:t>[Admin]</w:t>
-            </w:r>
-          </w:p>
-        </w:tc>
-        <w:tc>
-          <w:tcPr>
-            <w:tcW w:w="4160" w:type="dxa"/>
-            <w:tcBorders>
-              <w:top w:val="single" w:sz="1" w:space="0" w:color="B8CCE4"/>
-              <w:left w:val="single" w:sz="1" w:space="0" w:color="B8CCE4"/>
-              <w:bottom w:val="single" w:sz="1" w:space="0" w:color="B8CCE4"/>
-              <w:right w:val="single" w:sz="1" w:space="0" w:color="B8CCE4"/>
-            </w:tcBorders>
-            <w:shd w:val="clear" w:color="auto" w:fill="EBF3FA"/>
-            <w:tcMar>
-              <w:top w:w="60" w:type="dxa"/>
-              <w:left w:w="120" w:type="dxa"/>
-              <w:bottom w:w="60" w:type="dxa"/>
-              <w:right w:w="120" w:type="dxa"/>
-            </w:tcMar>
-            <w:vAlign w:val="center"/>
-          </w:tcPr>
-          <w:p>
-            <w:r>
-              <w:rPr>
-                <w:sz w:val="18"/>
-                <w:szCs w:val="18"/>
-              </w:rPr>
-              <w:t xml:space="preserve">Proxy </w:t>
+              <w:t>/</w:t>
             </w:r>
             <w:proofErr w:type="gramStart"/>
-            <w:r>
-              <w:rPr>
-                <w:sz w:val="18"/>
-                <w:szCs w:val="18"/>
-              </w:rPr>
-              <w:t>approve</w:t>
-            </w:r>
-            <w:proofErr w:type="gramEnd"/>
-            <w:r>
-              <w:rPr>
-                <w:sz w:val="18"/>
-                <w:szCs w:val="18"/>
-              </w:rPr>
-              <w:t xml:space="preserve"> to Claims Service; writes </w:t>
-            </w:r>
-            <w:proofErr w:type="spellStart"/>
-            <w:r>
-              <w:rPr>
-                <w:sz w:val="18"/>
-                <w:szCs w:val="18"/>
-              </w:rPr>
-              <w:t>AuditLog</w:t>
-            </w:r>
-            <w:proofErr w:type="spellEnd"/>
-          </w:p>
-        </w:tc>
-      </w:tr>
-      <w:tr>
-        <w:tblPrEx>
-          <w:tblCellMar>
-            <w:top w:w="0" w:type="dxa"/>
-            <w:bottom w:w="0" w:type="dxa"/>
-          </w:tblCellMar>
-        </w:tblPrEx>
-        <w:tc>
-          <w:tcPr>
-            <w:tcW w:w="900" w:type="dxa"/>
-            <w:tcBorders>
-              <w:top w:val="single" w:sz="1" w:space="0" w:color="B8CCE4"/>
-              <w:left w:val="single" w:sz="1" w:space="0" w:color="B8CCE4"/>
-              <w:bottom w:val="single" w:sz="1" w:space="0" w:color="B8CCE4"/>
-              <w:right w:val="single" w:sz="1" w:space="0" w:color="B8CCE4"/>
-            </w:tcBorders>
-            <w:shd w:val="clear" w:color="auto" w:fill="FFFFFF"/>
-            <w:tcMar>
-              <w:top w:w="60" w:type="dxa"/>
-              <w:left w:w="120" w:type="dxa"/>
-              <w:bottom w:w="60" w:type="dxa"/>
-              <w:right w:w="120" w:type="dxa"/>
-            </w:tcMar>
-            <w:vAlign w:val="center"/>
-          </w:tcPr>
-          <w:p>
-            <w:r>
-              <w:rPr>
-                <w:b/>
-                <w:bCs/>
-                <w:sz w:val="18"/>
-                <w:szCs w:val="18"/>
-              </w:rPr>
-              <w:t>PUT</w:t>
-            </w:r>
-          </w:p>
-        </w:tc>
-        <w:tc>
-          <w:tcPr>
-            <w:tcW w:w="3200" w:type="dxa"/>
-            <w:tcBorders>
-              <w:top w:val="single" w:sz="1" w:space="0" w:color="B8CCE4"/>
-              <w:left w:val="single" w:sz="1" w:space="0" w:color="B8CCE4"/>
-              <w:bottom w:val="single" w:sz="1" w:space="0" w:color="B8CCE4"/>
-              <w:right w:val="single" w:sz="1" w:space="0" w:color="B8CCE4"/>
-            </w:tcBorders>
-            <w:shd w:val="clear" w:color="auto" w:fill="FFFFFF"/>
-            <w:tcMar>
-              <w:top w:w="60" w:type="dxa"/>
-              <w:left w:w="120" w:type="dxa"/>
-              <w:bottom w:w="60" w:type="dxa"/>
-              <w:right w:w="120" w:type="dxa"/>
-            </w:tcMar>
-            <w:vAlign w:val="center"/>
-          </w:tcPr>
-          <w:p>
             <w:r>
               <w:rPr>
                 <w:rFonts w:ascii="Courier New" w:eastAsia="Courier New" w:hAnsi="Courier New" w:cs="Courier New"/>
                 <w:sz w:val="17"/>
                 <w:szCs w:val="17"/>
               </w:rPr>
-              <w:t>/</w:t>
-            </w:r>
-            <w:proofErr w:type="gramStart"/>
+              <w:t>claims/{</w:t>
+            </w:r>
+            <w:proofErr w:type="spellStart"/>
             <w:r>
               <w:rPr>
                 <w:rFonts w:ascii="Courier New" w:eastAsia="Courier New" w:hAnsi="Courier New" w:cs="Courier New"/>
                 <w:sz w:val="17"/>
                 <w:szCs w:val="17"/>
               </w:rPr>
-              <w:t>admin</w:t>
-            </w:r>
-            <w:proofErr w:type="gramEnd"/>
+              <w:t>claimId</w:t>
+            </w:r>
+            <w:proofErr w:type="spellEnd"/>
             <w:r>
               <w:rPr>
                 <w:rFonts w:ascii="Courier New" w:eastAsia="Courier New" w:hAnsi="Courier New" w:cs="Courier New"/>
                 <w:sz w:val="17"/>
                 <w:szCs w:val="17"/>
               </w:rPr>
-              <w:t>/claims/{</w:t>
-            </w:r>
-            <w:proofErr w:type="spellStart"/>
+              <w:t>}/</w:t>
+            </w:r>
+            <w:proofErr w:type="gramEnd"/>
             <w:r>
               <w:rPr>
                 <w:rFonts w:ascii="Courier New" w:eastAsia="Courier New" w:hAnsi="Courier New" w:cs="Courier New"/>
                 <w:sz w:val="17"/>
                 <w:szCs w:val="17"/>
               </w:rPr>
-              <w:t>claimId</w:t>
+              <w:t>approve</w:t>
+            </w:r>
+          </w:p>
+        </w:tc>
+        <w:tc>
+          <w:tcPr>
+            <w:tcW w:w="1100" w:type="dxa"/>
+            <w:tcBorders>
+              <w:top w:val="single" w:sz="1" w:space="0" w:color="B8CCE4"/>
+              <w:left w:val="single" w:sz="1" w:space="0" w:color="B8CCE4"/>
+              <w:bottom w:val="single" w:sz="1" w:space="0" w:color="B8CCE4"/>
+              <w:right w:val="single" w:sz="1" w:space="0" w:color="B8CCE4"/>
+            </w:tcBorders>
+            <w:shd w:val="clear" w:color="auto" w:fill="EBF3FA"/>
+            <w:tcMar>
+              <w:top w:w="60" w:type="dxa"/>
+              <w:left w:w="120" w:type="dxa"/>
+              <w:bottom w:w="60" w:type="dxa"/>
+              <w:right w:w="120" w:type="dxa"/>
+            </w:tcMar>
+            <w:vAlign w:val="center"/>
+          </w:tcPr>
+          <w:p>
+            <w:r>
+              <w:rPr>
+                <w:sz w:val="18"/>
+                <w:szCs w:val="18"/>
+              </w:rPr>
+              <w:t>[Admin]</w:t>
+            </w:r>
+          </w:p>
+        </w:tc>
+        <w:tc>
+          <w:tcPr>
+            <w:tcW w:w="4160" w:type="dxa"/>
+            <w:tcBorders>
+              <w:top w:val="single" w:sz="1" w:space="0" w:color="B8CCE4"/>
+              <w:left w:val="single" w:sz="1" w:space="0" w:color="B8CCE4"/>
+              <w:bottom w:val="single" w:sz="1" w:space="0" w:color="B8CCE4"/>
+              <w:right w:val="single" w:sz="1" w:space="0" w:color="B8CCE4"/>
+            </w:tcBorders>
+            <w:shd w:val="clear" w:color="auto" w:fill="EBF3FA"/>
+            <w:tcMar>
+              <w:top w:w="60" w:type="dxa"/>
+              <w:left w:w="120" w:type="dxa"/>
+              <w:bottom w:w="60" w:type="dxa"/>
+              <w:right w:w="120" w:type="dxa"/>
+            </w:tcMar>
+            <w:vAlign w:val="center"/>
+          </w:tcPr>
+          <w:p>
+            <w:r>
+              <w:rPr>
+                <w:sz w:val="18"/>
+                <w:szCs w:val="18"/>
+              </w:rPr>
+              <w:t xml:space="preserve">Proxy </w:t>
+            </w:r>
+            <w:proofErr w:type="gramStart"/>
+            <w:r>
+              <w:rPr>
+                <w:sz w:val="18"/>
+                <w:szCs w:val="18"/>
+              </w:rPr>
+              <w:t>approve</w:t>
+            </w:r>
+            <w:proofErr w:type="gramEnd"/>
+            <w:r>
+              <w:rPr>
+                <w:sz w:val="18"/>
+                <w:szCs w:val="18"/>
+              </w:rPr>
+              <w:t xml:space="preserve"> to Claims Service; writes </w:t>
+            </w:r>
+            <w:proofErr w:type="spellStart"/>
+            <w:r>
+              <w:rPr>
+                <w:sz w:val="18"/>
+                <w:szCs w:val="18"/>
+              </w:rPr>
+              <w:t>AuditLog</w:t>
             </w:r>
             <w:proofErr w:type="spellEnd"/>
+          </w:p>
+        </w:tc>
+      </w:tr>
+      <w:tr>
+        <w:tc>
+          <w:tcPr>
+            <w:tcW w:w="900" w:type="dxa"/>
+            <w:tcBorders>
+              <w:top w:val="single" w:sz="1" w:space="0" w:color="B8CCE4"/>
+              <w:left w:val="single" w:sz="1" w:space="0" w:color="B8CCE4"/>
+              <w:bottom w:val="single" w:sz="1" w:space="0" w:color="B8CCE4"/>
+              <w:right w:val="single" w:sz="1" w:space="0" w:color="B8CCE4"/>
+            </w:tcBorders>
+            <w:shd w:val="clear" w:color="auto" w:fill="FFFFFF"/>
+            <w:tcMar>
+              <w:top w:w="60" w:type="dxa"/>
+              <w:left w:w="120" w:type="dxa"/>
+              <w:bottom w:w="60" w:type="dxa"/>
+              <w:right w:w="120" w:type="dxa"/>
+            </w:tcMar>
+            <w:vAlign w:val="center"/>
+          </w:tcPr>
+          <w:p>
+            <w:r>
+              <w:rPr>
+                <w:b/>
+                <w:bCs/>
+                <w:sz w:val="18"/>
+                <w:szCs w:val="18"/>
+              </w:rPr>
+              <w:t>PUT</w:t>
+            </w:r>
+          </w:p>
+        </w:tc>
+        <w:tc>
+          <w:tcPr>
+            <w:tcW w:w="3200" w:type="dxa"/>
+            <w:tcBorders>
+              <w:top w:val="single" w:sz="1" w:space="0" w:color="B8CCE4"/>
+              <w:left w:val="single" w:sz="1" w:space="0" w:color="B8CCE4"/>
+              <w:bottom w:val="single" w:sz="1" w:space="0" w:color="B8CCE4"/>
+              <w:right w:val="single" w:sz="1" w:space="0" w:color="B8CCE4"/>
+            </w:tcBorders>
+            <w:shd w:val="clear" w:color="auto" w:fill="FFFFFF"/>
+            <w:tcMar>
+              <w:top w:w="60" w:type="dxa"/>
+              <w:left w:w="120" w:type="dxa"/>
+              <w:bottom w:w="60" w:type="dxa"/>
+              <w:right w:w="120" w:type="dxa"/>
+            </w:tcMar>
+            <w:vAlign w:val="center"/>
+          </w:tcPr>
+          <w:p>
             <w:r>
               <w:rPr>
                 <w:rFonts w:ascii="Courier New" w:eastAsia="Courier New" w:hAnsi="Courier New" w:cs="Courier New"/>
                 <w:sz w:val="17"/>
                 <w:szCs w:val="17"/>
               </w:rPr>
-              <w:t>}/reject</w:t>
-            </w:r>
-          </w:p>
-        </w:tc>
-        <w:tc>
-          <w:tcPr>
-            <w:tcW w:w="1100" w:type="dxa"/>
-            <w:tcBorders>
-              <w:top w:val="single" w:sz="1" w:space="0" w:color="B8CCE4"/>
-              <w:left w:val="single" w:sz="1" w:space="0" w:color="B8CCE4"/>
-              <w:bottom w:val="single" w:sz="1" w:space="0" w:color="B8CCE4"/>
-              <w:right w:val="single" w:sz="1" w:space="0" w:color="B8CCE4"/>
-            </w:tcBorders>
-            <w:shd w:val="clear" w:color="auto" w:fill="FFFFFF"/>
-            <w:tcMar>
-              <w:top w:w="60" w:type="dxa"/>
-              <w:left w:w="120" w:type="dxa"/>
-              <w:bottom w:w="60" w:type="dxa"/>
-              <w:right w:w="120" w:type="dxa"/>
-            </w:tcMar>
-            <w:vAlign w:val="center"/>
-          </w:tcPr>
-          <w:p>
-            <w:r>
-              <w:rPr>
-                <w:sz w:val="18"/>
-                <w:szCs w:val="18"/>
-              </w:rPr>
-              <w:t>[Admin]</w:t>
-            </w:r>
-          </w:p>
-        </w:tc>
-        <w:tc>
-          <w:tcPr>
-            <w:tcW w:w="4160" w:type="dxa"/>
-            <w:tcBorders>
-              <w:top w:val="single" w:sz="1" w:space="0" w:color="B8CCE4"/>
-              <w:left w:val="single" w:sz="1" w:space="0" w:color="B8CCE4"/>
-              <w:bottom w:val="single" w:sz="1" w:space="0" w:color="B8CCE4"/>
-              <w:right w:val="single" w:sz="1" w:space="0" w:color="B8CCE4"/>
-            </w:tcBorders>
-            <w:shd w:val="clear" w:color="auto" w:fill="FFFFFF"/>
-            <w:tcMar>
-              <w:top w:w="60" w:type="dxa"/>
-              <w:left w:w="120" w:type="dxa"/>
-              <w:bottom w:w="60" w:type="dxa"/>
-              <w:right w:w="120" w:type="dxa"/>
-            </w:tcMar>
-            <w:vAlign w:val="center"/>
-          </w:tcPr>
-          <w:p>
-            <w:r>
-              <w:rPr>
-                <w:sz w:val="18"/>
-                <w:szCs w:val="18"/>
-              </w:rPr>
-              <w:t xml:space="preserve">Proxy </w:t>
+              <w:t>/</w:t>
             </w:r>
             <w:proofErr w:type="gramStart"/>
-            <w:r>
-              <w:rPr>
-                <w:sz w:val="18"/>
-                <w:szCs w:val="18"/>
-              </w:rPr>
-              <w:t>reject</w:t>
-            </w:r>
-            <w:proofErr w:type="gramEnd"/>
-            <w:r>
-              <w:rPr>
-                <w:sz w:val="18"/>
-                <w:szCs w:val="18"/>
-              </w:rPr>
-              <w:t xml:space="preserve"> to Claims Service; writes </w:t>
-            </w:r>
-            <w:proofErr w:type="spellStart"/>
-            <w:r>
-              <w:rPr>
-                <w:sz w:val="18"/>
-                <w:szCs w:val="18"/>
-              </w:rPr>
-              <w:t>AuditLog</w:t>
-            </w:r>
-            <w:proofErr w:type="spellEnd"/>
-          </w:p>
-        </w:tc>
-      </w:tr>
-      <w:tr>
-        <w:tblPrEx>
-          <w:tblCellMar>
-            <w:top w:w="0" w:type="dxa"/>
-            <w:bottom w:w="0" w:type="dxa"/>
-          </w:tblCellMar>
-        </w:tblPrEx>
-        <w:tc>
-          <w:tcPr>
-            <w:tcW w:w="900" w:type="dxa"/>
-            <w:tcBorders>
-              <w:top w:val="single" w:sz="1" w:space="0" w:color="B8CCE4"/>
-              <w:left w:val="single" w:sz="1" w:space="0" w:color="B8CCE4"/>
-              <w:bottom w:val="single" w:sz="1" w:space="0" w:color="B8CCE4"/>
-              <w:right w:val="single" w:sz="1" w:space="0" w:color="B8CCE4"/>
-            </w:tcBorders>
-            <w:shd w:val="clear" w:color="auto" w:fill="EBF3FA"/>
-            <w:tcMar>
-              <w:top w:w="60" w:type="dxa"/>
-              <w:left w:w="120" w:type="dxa"/>
-              <w:bottom w:w="60" w:type="dxa"/>
-              <w:right w:w="120" w:type="dxa"/>
-            </w:tcMar>
-            <w:vAlign w:val="center"/>
-          </w:tcPr>
-          <w:p>
-            <w:r>
-              <w:rPr>
-                <w:b/>
-                <w:bCs/>
-                <w:sz w:val="18"/>
-                <w:szCs w:val="18"/>
-              </w:rPr>
-              <w:t>GET</w:t>
-            </w:r>
-          </w:p>
-        </w:tc>
-        <w:tc>
-          <w:tcPr>
-            <w:tcW w:w="3200" w:type="dxa"/>
-            <w:tcBorders>
-              <w:top w:val="single" w:sz="1" w:space="0" w:color="B8CCE4"/>
-              <w:left w:val="single" w:sz="1" w:space="0" w:color="B8CCE4"/>
-              <w:bottom w:val="single" w:sz="1" w:space="0" w:color="B8CCE4"/>
-              <w:right w:val="single" w:sz="1" w:space="0" w:color="B8CCE4"/>
-            </w:tcBorders>
-            <w:shd w:val="clear" w:color="auto" w:fill="EBF3FA"/>
-            <w:tcMar>
-              <w:top w:w="60" w:type="dxa"/>
-              <w:left w:w="120" w:type="dxa"/>
-              <w:bottom w:w="60" w:type="dxa"/>
-              <w:right w:w="120" w:type="dxa"/>
-            </w:tcMar>
-            <w:vAlign w:val="center"/>
-          </w:tcPr>
-          <w:p>
             <w:r>
               <w:rPr>
                 <w:rFonts w:ascii="Courier New" w:eastAsia="Courier New" w:hAnsi="Courier New" w:cs="Courier New"/>
                 <w:sz w:val="17"/>
                 <w:szCs w:val="17"/>
               </w:rPr>
-              <w:t>/admin/policies</w:t>
-            </w:r>
-          </w:p>
-        </w:tc>
-        <w:tc>
-          <w:tcPr>
-            <w:tcW w:w="1100" w:type="dxa"/>
-            <w:tcBorders>
-              <w:top w:val="single" w:sz="1" w:space="0" w:color="B8CCE4"/>
-              <w:left w:val="single" w:sz="1" w:space="0" w:color="B8CCE4"/>
-              <w:bottom w:val="single" w:sz="1" w:space="0" w:color="B8CCE4"/>
-              <w:right w:val="single" w:sz="1" w:space="0" w:color="B8CCE4"/>
-            </w:tcBorders>
-            <w:shd w:val="clear" w:color="auto" w:fill="EBF3FA"/>
-            <w:tcMar>
-              <w:top w:w="60" w:type="dxa"/>
-              <w:left w:w="120" w:type="dxa"/>
-              <w:bottom w:w="60" w:type="dxa"/>
-              <w:right w:w="120" w:type="dxa"/>
-            </w:tcMar>
-            <w:vAlign w:val="center"/>
-          </w:tcPr>
-          <w:p>
-            <w:r>
-              <w:rPr>
-                <w:sz w:val="18"/>
-                <w:szCs w:val="18"/>
-              </w:rPr>
-              <w:t>[Admin]</w:t>
-            </w:r>
-          </w:p>
-        </w:tc>
-        <w:tc>
-          <w:tcPr>
-            <w:tcW w:w="4160" w:type="dxa"/>
-            <w:tcBorders>
-              <w:top w:val="single" w:sz="1" w:space="0" w:color="B8CCE4"/>
-              <w:left w:val="single" w:sz="1" w:space="0" w:color="B8CCE4"/>
-              <w:bottom w:val="single" w:sz="1" w:space="0" w:color="B8CCE4"/>
-              <w:right w:val="single" w:sz="1" w:space="0" w:color="B8CCE4"/>
-            </w:tcBorders>
-            <w:shd w:val="clear" w:color="auto" w:fill="EBF3FA"/>
-            <w:tcMar>
-              <w:top w:w="60" w:type="dxa"/>
-              <w:left w:w="120" w:type="dxa"/>
-              <w:bottom w:w="60" w:type="dxa"/>
-              <w:right w:w="120" w:type="dxa"/>
-            </w:tcMar>
-            <w:vAlign w:val="center"/>
-          </w:tcPr>
-          <w:p>
-            <w:r>
-              <w:rPr>
-                <w:sz w:val="18"/>
-                <w:szCs w:val="18"/>
-              </w:rPr>
-              <w:t>Proxy → GET /policies/all on Policy Service</w:t>
-            </w:r>
-          </w:p>
-        </w:tc>
-      </w:tr>
-      <w:tr>
-        <w:tblPrEx>
-          <w:tblCellMar>
-            <w:top w:w="0" w:type="dxa"/>
-            <w:bottom w:w="0" w:type="dxa"/>
-          </w:tblCellMar>
-        </w:tblPrEx>
-        <w:tc>
-          <w:tcPr>
-            <w:tcW w:w="900" w:type="dxa"/>
-            <w:tcBorders>
-              <w:top w:val="single" w:sz="1" w:space="0" w:color="B8CCE4"/>
-              <w:left w:val="single" w:sz="1" w:space="0" w:color="B8CCE4"/>
-              <w:bottom w:val="single" w:sz="1" w:space="0" w:color="B8CCE4"/>
-              <w:right w:val="single" w:sz="1" w:space="0" w:color="B8CCE4"/>
-            </w:tcBorders>
-            <w:shd w:val="clear" w:color="auto" w:fill="FFFFFF"/>
-            <w:tcMar>
-              <w:top w:w="60" w:type="dxa"/>
-              <w:left w:w="120" w:type="dxa"/>
-              <w:bottom w:w="60" w:type="dxa"/>
-              <w:right w:w="120" w:type="dxa"/>
-            </w:tcMar>
-            <w:vAlign w:val="center"/>
-          </w:tcPr>
-          <w:p>
-            <w:r>
-              <w:rPr>
-                <w:b/>
-                <w:bCs/>
-                <w:sz w:val="18"/>
-                <w:szCs w:val="18"/>
-              </w:rPr>
-              <w:t>GET</w:t>
-            </w:r>
-          </w:p>
-        </w:tc>
-        <w:tc>
-          <w:tcPr>
-            <w:tcW w:w="3200" w:type="dxa"/>
-            <w:tcBorders>
-              <w:top w:val="single" w:sz="1" w:space="0" w:color="B8CCE4"/>
-              <w:left w:val="single" w:sz="1" w:space="0" w:color="B8CCE4"/>
-              <w:bottom w:val="single" w:sz="1" w:space="0" w:color="B8CCE4"/>
-              <w:right w:val="single" w:sz="1" w:space="0" w:color="B8CCE4"/>
-            </w:tcBorders>
-            <w:shd w:val="clear" w:color="auto" w:fill="FFFFFF"/>
-            <w:tcMar>
-              <w:top w:w="60" w:type="dxa"/>
-              <w:left w:w="120" w:type="dxa"/>
-              <w:bottom w:w="60" w:type="dxa"/>
-              <w:right w:w="120" w:type="dxa"/>
-            </w:tcMar>
-            <w:vAlign w:val="center"/>
-          </w:tcPr>
-          <w:p>
+              <w:t>admin</w:t>
+            </w:r>
+            <w:proofErr w:type="gramEnd"/>
             <w:r>
               <w:rPr>
                 <w:rFonts w:ascii="Courier New" w:eastAsia="Courier New" w:hAnsi="Courier New" w:cs="Courier New"/>
                 <w:sz w:val="17"/>
                 <w:szCs w:val="17"/>
               </w:rPr>
-              <w:t>/admin/users</w:t>
-            </w:r>
-          </w:p>
-        </w:tc>
-        <w:tc>
-          <w:tcPr>
-            <w:tcW w:w="1100" w:type="dxa"/>
-            <w:tcBorders>
-              <w:top w:val="single" w:sz="1" w:space="0" w:color="B8CCE4"/>
-              <w:left w:val="single" w:sz="1" w:space="0" w:color="B8CCE4"/>
-              <w:bottom w:val="single" w:sz="1" w:space="0" w:color="B8CCE4"/>
-              <w:right w:val="single" w:sz="1" w:space="0" w:color="B8CCE4"/>
-            </w:tcBorders>
-            <w:shd w:val="clear" w:color="auto" w:fill="FFFFFF"/>
-            <w:tcMar>
-              <w:top w:w="60" w:type="dxa"/>
-              <w:left w:w="120" w:type="dxa"/>
-              <w:bottom w:w="60" w:type="dxa"/>
-              <w:right w:w="120" w:type="dxa"/>
-            </w:tcMar>
-            <w:vAlign w:val="center"/>
-          </w:tcPr>
-          <w:p>
-            <w:r>
-              <w:rPr>
-                <w:sz w:val="18"/>
-                <w:szCs w:val="18"/>
-              </w:rPr>
-              <w:t>[Admin]</w:t>
-            </w:r>
-          </w:p>
-        </w:tc>
-        <w:tc>
-          <w:tcPr>
-            <w:tcW w:w="4160" w:type="dxa"/>
-            <w:tcBorders>
-              <w:top w:val="single" w:sz="1" w:space="0" w:color="B8CCE4"/>
-              <w:left w:val="single" w:sz="1" w:space="0" w:color="B8CCE4"/>
-              <w:bottom w:val="single" w:sz="1" w:space="0" w:color="B8CCE4"/>
-              <w:right w:val="single" w:sz="1" w:space="0" w:color="B8CCE4"/>
-            </w:tcBorders>
-            <w:shd w:val="clear" w:color="auto" w:fill="FFFFFF"/>
-            <w:tcMar>
-              <w:top w:w="60" w:type="dxa"/>
-              <w:left w:w="120" w:type="dxa"/>
-              <w:bottom w:w="60" w:type="dxa"/>
-              <w:right w:w="120" w:type="dxa"/>
-            </w:tcMar>
-            <w:vAlign w:val="center"/>
-          </w:tcPr>
-          <w:p>
-            <w:r>
-              <w:rPr>
-                <w:sz w:val="18"/>
-                <w:szCs w:val="18"/>
-              </w:rPr>
-              <w:t>Proxy → GET /auth/users on Identity Service</w:t>
-            </w:r>
-          </w:p>
-        </w:tc>
-      </w:tr>
-      <w:tr>
-        <w:tblPrEx>
-          <w:tblCellMar>
-            <w:top w:w="0" w:type="dxa"/>
-            <w:bottom w:w="0" w:type="dxa"/>
-          </w:tblCellMar>
-        </w:tblPrEx>
-        <w:tc>
-          <w:tcPr>
-            <w:tcW w:w="900" w:type="dxa"/>
-            <w:tcBorders>
-              <w:top w:val="single" w:sz="1" w:space="0" w:color="B8CCE4"/>
-              <w:left w:val="single" w:sz="1" w:space="0" w:color="B8CCE4"/>
-              <w:bottom w:val="single" w:sz="1" w:space="0" w:color="B8CCE4"/>
-              <w:right w:val="single" w:sz="1" w:space="0" w:color="B8CCE4"/>
-            </w:tcBorders>
-            <w:shd w:val="clear" w:color="auto" w:fill="EBF3FA"/>
-            <w:tcMar>
-              <w:top w:w="60" w:type="dxa"/>
-              <w:left w:w="120" w:type="dxa"/>
-              <w:bottom w:w="60" w:type="dxa"/>
-              <w:right w:w="120" w:type="dxa"/>
-            </w:tcMar>
-            <w:vAlign w:val="center"/>
-          </w:tcPr>
-          <w:p>
-            <w:r>
-              <w:rPr>
-                <w:b/>
-                <w:bCs/>
-                <w:sz w:val="18"/>
-                <w:szCs w:val="18"/>
-              </w:rPr>
-              <w:t>GET</w:t>
-            </w:r>
-          </w:p>
-        </w:tc>
-        <w:tc>
-          <w:tcPr>
-            <w:tcW w:w="3200" w:type="dxa"/>
-            <w:tcBorders>
-              <w:top w:val="single" w:sz="1" w:space="0" w:color="B8CCE4"/>
-              <w:left w:val="single" w:sz="1" w:space="0" w:color="B8CCE4"/>
-              <w:bottom w:val="single" w:sz="1" w:space="0" w:color="B8CCE4"/>
-              <w:right w:val="single" w:sz="1" w:space="0" w:color="B8CCE4"/>
-            </w:tcBorders>
-            <w:shd w:val="clear" w:color="auto" w:fill="EBF3FA"/>
-            <w:tcMar>
-              <w:top w:w="60" w:type="dxa"/>
-              <w:left w:w="120" w:type="dxa"/>
-              <w:bottom w:w="60" w:type="dxa"/>
-              <w:right w:w="120" w:type="dxa"/>
-            </w:tcMar>
-            <w:vAlign w:val="center"/>
-          </w:tcPr>
-          <w:p>
+              <w:t>/</w:t>
+            </w:r>
+            <w:proofErr w:type="gramStart"/>
             <w:r>
               <w:rPr>
                 <w:rFonts w:ascii="Courier New" w:eastAsia="Courier New" w:hAnsi="Courier New" w:cs="Courier New"/>
                 <w:sz w:val="17"/>
                 <w:szCs w:val="17"/>
               </w:rPr>
-              <w:t>/</w:t>
-            </w:r>
-            <w:proofErr w:type="gramStart"/>
+              <w:t>claims/{</w:t>
+            </w:r>
+            <w:proofErr w:type="spellStart"/>
             <w:r>
               <w:rPr>
                 <w:rFonts w:ascii="Courier New" w:eastAsia="Courier New" w:hAnsi="Courier New" w:cs="Courier New"/>
                 <w:sz w:val="17"/>
                 <w:szCs w:val="17"/>
               </w:rPr>
-              <w:t>admin</w:t>
-            </w:r>
-            <w:proofErr w:type="gramEnd"/>
+              <w:t>claimId</w:t>
+            </w:r>
+            <w:proofErr w:type="spellEnd"/>
             <w:r>
               <w:rPr>
                 <w:rFonts w:ascii="Courier New" w:eastAsia="Courier New" w:hAnsi="Courier New" w:cs="Courier New"/>
                 <w:sz w:val="17"/>
                 <w:szCs w:val="17"/>
               </w:rPr>
-              <w:t>/users/{</w:t>
-            </w:r>
-            <w:proofErr w:type="spellStart"/>
+              <w:t>}/</w:t>
+            </w:r>
+            <w:proofErr w:type="gramEnd"/>
             <w:r>
               <w:rPr>
                 <w:rFonts w:ascii="Courier New" w:eastAsia="Courier New" w:hAnsi="Courier New" w:cs="Courier New"/>
                 <w:sz w:val="17"/>
                 <w:szCs w:val="17"/>
               </w:rPr>
-              <w:t>userId</w:t>
+              <w:t>reject</w:t>
+            </w:r>
+          </w:p>
+        </w:tc>
+        <w:tc>
+          <w:tcPr>
+            <w:tcW w:w="1100" w:type="dxa"/>
+            <w:tcBorders>
+              <w:top w:val="single" w:sz="1" w:space="0" w:color="B8CCE4"/>
+              <w:left w:val="single" w:sz="1" w:space="0" w:color="B8CCE4"/>
+              <w:bottom w:val="single" w:sz="1" w:space="0" w:color="B8CCE4"/>
+              <w:right w:val="single" w:sz="1" w:space="0" w:color="B8CCE4"/>
+            </w:tcBorders>
+            <w:shd w:val="clear" w:color="auto" w:fill="FFFFFF"/>
+            <w:tcMar>
+              <w:top w:w="60" w:type="dxa"/>
+              <w:left w:w="120" w:type="dxa"/>
+              <w:bottom w:w="60" w:type="dxa"/>
+              <w:right w:w="120" w:type="dxa"/>
+            </w:tcMar>
+            <w:vAlign w:val="center"/>
+          </w:tcPr>
+          <w:p>
+            <w:r>
+              <w:rPr>
+                <w:sz w:val="18"/>
+                <w:szCs w:val="18"/>
+              </w:rPr>
+              <w:t>[Admin]</w:t>
+            </w:r>
+          </w:p>
+        </w:tc>
+        <w:tc>
+          <w:tcPr>
+            <w:tcW w:w="4160" w:type="dxa"/>
+            <w:tcBorders>
+              <w:top w:val="single" w:sz="1" w:space="0" w:color="B8CCE4"/>
+              <w:left w:val="single" w:sz="1" w:space="0" w:color="B8CCE4"/>
+              <w:bottom w:val="single" w:sz="1" w:space="0" w:color="B8CCE4"/>
+              <w:right w:val="single" w:sz="1" w:space="0" w:color="B8CCE4"/>
+            </w:tcBorders>
+            <w:shd w:val="clear" w:color="auto" w:fill="FFFFFF"/>
+            <w:tcMar>
+              <w:top w:w="60" w:type="dxa"/>
+              <w:left w:w="120" w:type="dxa"/>
+              <w:bottom w:w="60" w:type="dxa"/>
+              <w:right w:w="120" w:type="dxa"/>
+            </w:tcMar>
+            <w:vAlign w:val="center"/>
+          </w:tcPr>
+          <w:p>
+            <w:r>
+              <w:rPr>
+                <w:sz w:val="18"/>
+                <w:szCs w:val="18"/>
+              </w:rPr>
+              <w:t xml:space="preserve">Proxy </w:t>
+            </w:r>
+            <w:proofErr w:type="gramStart"/>
+            <w:r>
+              <w:rPr>
+                <w:sz w:val="18"/>
+                <w:szCs w:val="18"/>
+              </w:rPr>
+              <w:t>reject</w:t>
+            </w:r>
+            <w:proofErr w:type="gramEnd"/>
+            <w:r>
+              <w:rPr>
+                <w:sz w:val="18"/>
+                <w:szCs w:val="18"/>
+              </w:rPr>
+              <w:t xml:space="preserve"> to Claims Service; writes </w:t>
+            </w:r>
+            <w:proofErr w:type="spellStart"/>
+            <w:r>
+              <w:rPr>
+                <w:sz w:val="18"/>
+                <w:szCs w:val="18"/>
+              </w:rPr>
+              <w:t>AuditLog</w:t>
             </w:r>
             <w:proofErr w:type="spellEnd"/>
+          </w:p>
+        </w:tc>
+      </w:tr>
+      <w:tr>
+        <w:tc>
+          <w:tcPr>
+            <w:tcW w:w="900" w:type="dxa"/>
+            <w:tcBorders>
+              <w:top w:val="single" w:sz="1" w:space="0" w:color="B8CCE4"/>
+              <w:left w:val="single" w:sz="1" w:space="0" w:color="B8CCE4"/>
+              <w:bottom w:val="single" w:sz="1" w:space="0" w:color="B8CCE4"/>
+              <w:right w:val="single" w:sz="1" w:space="0" w:color="B8CCE4"/>
+            </w:tcBorders>
+            <w:shd w:val="clear" w:color="auto" w:fill="EBF3FA"/>
+            <w:tcMar>
+              <w:top w:w="60" w:type="dxa"/>
+              <w:left w:w="120" w:type="dxa"/>
+              <w:bottom w:w="60" w:type="dxa"/>
+              <w:right w:w="120" w:type="dxa"/>
+            </w:tcMar>
+            <w:vAlign w:val="center"/>
+          </w:tcPr>
+          <w:p>
+            <w:r>
+              <w:rPr>
+                <w:b/>
+                <w:bCs/>
+                <w:sz w:val="18"/>
+                <w:szCs w:val="18"/>
+              </w:rPr>
+              <w:t>GET</w:t>
+            </w:r>
+          </w:p>
+        </w:tc>
+        <w:tc>
+          <w:tcPr>
+            <w:tcW w:w="3200" w:type="dxa"/>
+            <w:tcBorders>
+              <w:top w:val="single" w:sz="1" w:space="0" w:color="B8CCE4"/>
+              <w:left w:val="single" w:sz="1" w:space="0" w:color="B8CCE4"/>
+              <w:bottom w:val="single" w:sz="1" w:space="0" w:color="B8CCE4"/>
+              <w:right w:val="single" w:sz="1" w:space="0" w:color="B8CCE4"/>
+            </w:tcBorders>
+            <w:shd w:val="clear" w:color="auto" w:fill="EBF3FA"/>
+            <w:tcMar>
+              <w:top w:w="60" w:type="dxa"/>
+              <w:left w:w="120" w:type="dxa"/>
+              <w:bottom w:w="60" w:type="dxa"/>
+              <w:right w:w="120" w:type="dxa"/>
+            </w:tcMar>
+            <w:vAlign w:val="center"/>
+          </w:tcPr>
+          <w:p>
             <w:r>
               <w:rPr>
                 <w:rFonts w:ascii="Courier New" w:eastAsia="Courier New" w:hAnsi="Courier New" w:cs="Courier New"/>
                 <w:sz w:val="17"/>
                 <w:szCs w:val="17"/>
               </w:rPr>
-              <w:t>}</w:t>
+              <w:t>/admin/policies</w:t>
             </w:r>
           </w:p>
         </w:tc>
@@ -22085,34 +21080,12 @@
                 <w:sz w:val="18"/>
                 <w:szCs w:val="18"/>
               </w:rPr>
-              <w:t>Proxy → GET /auth/users/{</w:t>
-            </w:r>
-            <w:proofErr w:type="spellStart"/>
-            <w:r>
-              <w:rPr>
-                <w:sz w:val="18"/>
-                <w:szCs w:val="18"/>
-              </w:rPr>
-              <w:t>userId</w:t>
-            </w:r>
-            <w:proofErr w:type="spellEnd"/>
-            <w:r>
-              <w:rPr>
-                <w:sz w:val="18"/>
-                <w:szCs w:val="18"/>
-              </w:rPr>
-              <w:t>} on Identity Service</w:t>
+              <w:t>Proxy → GET /policies/all on Policy Service</w:t>
             </w:r>
           </w:p>
         </w:tc>
       </w:tr>
       <w:tr>
-        <w:tblPrEx>
-          <w:tblCellMar>
-            <w:top w:w="0" w:type="dxa"/>
-            <w:bottom w:w="0" w:type="dxa"/>
-          </w:tblCellMar>
-        </w:tblPrEx>
         <w:tc>
           <w:tcPr>
             <w:tcW w:w="900" w:type="dxa"/>
@@ -22139,7 +21112,7 @@
                 <w:sz w:val="18"/>
                 <w:szCs w:val="18"/>
               </w:rPr>
-              <w:t>DELETE</w:t>
+              <w:t>GET</w:t>
             </w:r>
           </w:p>
         </w:tc>
@@ -22168,321 +21141,170 @@
                 <w:sz w:val="17"/>
                 <w:szCs w:val="17"/>
               </w:rPr>
-              <w:t>/</w:t>
-            </w:r>
-            <w:proofErr w:type="gramStart"/>
+              <w:t>/admin/users</w:t>
+            </w:r>
+          </w:p>
+        </w:tc>
+        <w:tc>
+          <w:tcPr>
+            <w:tcW w:w="1100" w:type="dxa"/>
+            <w:tcBorders>
+              <w:top w:val="single" w:sz="1" w:space="0" w:color="B8CCE4"/>
+              <w:left w:val="single" w:sz="1" w:space="0" w:color="B8CCE4"/>
+              <w:bottom w:val="single" w:sz="1" w:space="0" w:color="B8CCE4"/>
+              <w:right w:val="single" w:sz="1" w:space="0" w:color="B8CCE4"/>
+            </w:tcBorders>
+            <w:shd w:val="clear" w:color="auto" w:fill="FFFFFF"/>
+            <w:tcMar>
+              <w:top w:w="60" w:type="dxa"/>
+              <w:left w:w="120" w:type="dxa"/>
+              <w:bottom w:w="60" w:type="dxa"/>
+              <w:right w:w="120" w:type="dxa"/>
+            </w:tcMar>
+            <w:vAlign w:val="center"/>
+          </w:tcPr>
+          <w:p>
+            <w:r>
+              <w:rPr>
+                <w:sz w:val="18"/>
+                <w:szCs w:val="18"/>
+              </w:rPr>
+              <w:t>[Admin]</w:t>
+            </w:r>
+          </w:p>
+        </w:tc>
+        <w:tc>
+          <w:tcPr>
+            <w:tcW w:w="4160" w:type="dxa"/>
+            <w:tcBorders>
+              <w:top w:val="single" w:sz="1" w:space="0" w:color="B8CCE4"/>
+              <w:left w:val="single" w:sz="1" w:space="0" w:color="B8CCE4"/>
+              <w:bottom w:val="single" w:sz="1" w:space="0" w:color="B8CCE4"/>
+              <w:right w:val="single" w:sz="1" w:space="0" w:color="B8CCE4"/>
+            </w:tcBorders>
+            <w:shd w:val="clear" w:color="auto" w:fill="FFFFFF"/>
+            <w:tcMar>
+              <w:top w:w="60" w:type="dxa"/>
+              <w:left w:w="120" w:type="dxa"/>
+              <w:bottom w:w="60" w:type="dxa"/>
+              <w:right w:w="120" w:type="dxa"/>
+            </w:tcMar>
+            <w:vAlign w:val="center"/>
+          </w:tcPr>
+          <w:p>
+            <w:r>
+              <w:rPr>
+                <w:sz w:val="18"/>
+                <w:szCs w:val="18"/>
+              </w:rPr>
+              <w:t>Proxy → GET /auth/users on Identity Service</w:t>
+            </w:r>
+          </w:p>
+        </w:tc>
+      </w:tr>
+      <w:tr>
+        <w:tc>
+          <w:tcPr>
+            <w:tcW w:w="900" w:type="dxa"/>
+            <w:tcBorders>
+              <w:top w:val="single" w:sz="1" w:space="0" w:color="B8CCE4"/>
+              <w:left w:val="single" w:sz="1" w:space="0" w:color="B8CCE4"/>
+              <w:bottom w:val="single" w:sz="1" w:space="0" w:color="B8CCE4"/>
+              <w:right w:val="single" w:sz="1" w:space="0" w:color="B8CCE4"/>
+            </w:tcBorders>
+            <w:shd w:val="clear" w:color="auto" w:fill="EBF3FA"/>
+            <w:tcMar>
+              <w:top w:w="60" w:type="dxa"/>
+              <w:left w:w="120" w:type="dxa"/>
+              <w:bottom w:w="60" w:type="dxa"/>
+              <w:right w:w="120" w:type="dxa"/>
+            </w:tcMar>
+            <w:vAlign w:val="center"/>
+          </w:tcPr>
+          <w:p>
+            <w:r>
+              <w:rPr>
+                <w:b/>
+                <w:bCs/>
+                <w:sz w:val="18"/>
+                <w:szCs w:val="18"/>
+              </w:rPr>
+              <w:t>GET</w:t>
+            </w:r>
+          </w:p>
+        </w:tc>
+        <w:tc>
+          <w:tcPr>
+            <w:tcW w:w="3200" w:type="dxa"/>
+            <w:tcBorders>
+              <w:top w:val="single" w:sz="1" w:space="0" w:color="B8CCE4"/>
+              <w:left w:val="single" w:sz="1" w:space="0" w:color="B8CCE4"/>
+              <w:bottom w:val="single" w:sz="1" w:space="0" w:color="B8CCE4"/>
+              <w:right w:val="single" w:sz="1" w:space="0" w:color="B8CCE4"/>
+            </w:tcBorders>
+            <w:shd w:val="clear" w:color="auto" w:fill="EBF3FA"/>
+            <w:tcMar>
+              <w:top w:w="60" w:type="dxa"/>
+              <w:left w:w="120" w:type="dxa"/>
+              <w:bottom w:w="60" w:type="dxa"/>
+              <w:right w:w="120" w:type="dxa"/>
+            </w:tcMar>
+            <w:vAlign w:val="center"/>
+          </w:tcPr>
+          <w:p>
             <w:r>
               <w:rPr>
                 <w:rFonts w:ascii="Courier New" w:eastAsia="Courier New" w:hAnsi="Courier New" w:cs="Courier New"/>
                 <w:sz w:val="17"/>
                 <w:szCs w:val="17"/>
               </w:rPr>
-              <w:t>admin</w:t>
-            </w:r>
-            <w:proofErr w:type="gramEnd"/>
+              <w:t>/</w:t>
+            </w:r>
+            <w:proofErr w:type="gramStart"/>
             <w:r>
               <w:rPr>
                 <w:rFonts w:ascii="Courier New" w:eastAsia="Courier New" w:hAnsi="Courier New" w:cs="Courier New"/>
                 <w:sz w:val="17"/>
                 <w:szCs w:val="17"/>
               </w:rPr>
-              <w:t>/users/{</w:t>
-            </w:r>
-            <w:proofErr w:type="spellStart"/>
+              <w:t>admin</w:t>
+            </w:r>
+            <w:proofErr w:type="gramEnd"/>
             <w:r>
               <w:rPr>
                 <w:rFonts w:ascii="Courier New" w:eastAsia="Courier New" w:hAnsi="Courier New" w:cs="Courier New"/>
                 <w:sz w:val="17"/>
                 <w:szCs w:val="17"/>
               </w:rPr>
-              <w:t>userId</w:t>
-            </w:r>
-            <w:proofErr w:type="spellEnd"/>
+              <w:t>/</w:t>
+            </w:r>
+            <w:proofErr w:type="gramStart"/>
             <w:r>
               <w:rPr>
                 <w:rFonts w:ascii="Courier New" w:eastAsia="Courier New" w:hAnsi="Courier New" w:cs="Courier New"/>
                 <w:sz w:val="17"/>
                 <w:szCs w:val="17"/>
               </w:rPr>
-              <w:t>}</w:t>
-            </w:r>
-          </w:p>
-        </w:tc>
-        <w:tc>
-          <w:tcPr>
-            <w:tcW w:w="1100" w:type="dxa"/>
-            <w:tcBorders>
-              <w:top w:val="single" w:sz="1" w:space="0" w:color="B8CCE4"/>
-              <w:left w:val="single" w:sz="1" w:space="0" w:color="B8CCE4"/>
-              <w:bottom w:val="single" w:sz="1" w:space="0" w:color="B8CCE4"/>
-              <w:right w:val="single" w:sz="1" w:space="0" w:color="B8CCE4"/>
-            </w:tcBorders>
-            <w:shd w:val="clear" w:color="auto" w:fill="FFFFFF"/>
-            <w:tcMar>
-              <w:top w:w="60" w:type="dxa"/>
-              <w:left w:w="120" w:type="dxa"/>
-              <w:bottom w:w="60" w:type="dxa"/>
-              <w:right w:w="120" w:type="dxa"/>
-            </w:tcMar>
-            <w:vAlign w:val="center"/>
-          </w:tcPr>
-          <w:p>
-            <w:r>
-              <w:rPr>
-                <w:sz w:val="18"/>
-                <w:szCs w:val="18"/>
-              </w:rPr>
-              <w:t>[Admin]</w:t>
-            </w:r>
-          </w:p>
-        </w:tc>
-        <w:tc>
-          <w:tcPr>
-            <w:tcW w:w="4160" w:type="dxa"/>
-            <w:tcBorders>
-              <w:top w:val="single" w:sz="1" w:space="0" w:color="B8CCE4"/>
-              <w:left w:val="single" w:sz="1" w:space="0" w:color="B8CCE4"/>
-              <w:bottom w:val="single" w:sz="1" w:space="0" w:color="B8CCE4"/>
-              <w:right w:val="single" w:sz="1" w:space="0" w:color="B8CCE4"/>
-            </w:tcBorders>
-            <w:shd w:val="clear" w:color="auto" w:fill="FFFFFF"/>
-            <w:tcMar>
-              <w:top w:w="60" w:type="dxa"/>
-              <w:left w:w="120" w:type="dxa"/>
-              <w:bottom w:w="60" w:type="dxa"/>
-              <w:right w:w="120" w:type="dxa"/>
-            </w:tcMar>
-            <w:vAlign w:val="center"/>
-          </w:tcPr>
-          <w:p>
-            <w:r>
-              <w:rPr>
-                <w:sz w:val="18"/>
-                <w:szCs w:val="18"/>
-              </w:rPr>
-              <w:t>Proxy → DELETE /auth/users/{</w:t>
+              <w:t>users/{</w:t>
             </w:r>
             <w:proofErr w:type="spellStart"/>
-            <w:r>
-              <w:rPr>
-                <w:sz w:val="18"/>
-                <w:szCs w:val="18"/>
-              </w:rPr>
-              <w:t>userId</w:t>
-            </w:r>
-            <w:proofErr w:type="spellEnd"/>
-            <w:r>
-              <w:rPr>
-                <w:sz w:val="18"/>
-                <w:szCs w:val="18"/>
-              </w:rPr>
-              <w:t>} on Identity Service</w:t>
-            </w:r>
-          </w:p>
-        </w:tc>
-      </w:tr>
-      <w:tr>
-        <w:tblPrEx>
-          <w:tblCellMar>
-            <w:top w:w="0" w:type="dxa"/>
-            <w:bottom w:w="0" w:type="dxa"/>
-          </w:tblCellMar>
-        </w:tblPrEx>
-        <w:tc>
-          <w:tcPr>
-            <w:tcW w:w="900" w:type="dxa"/>
-            <w:tcBorders>
-              <w:top w:val="single" w:sz="1" w:space="0" w:color="B8CCE4"/>
-              <w:left w:val="single" w:sz="1" w:space="0" w:color="B8CCE4"/>
-              <w:bottom w:val="single" w:sz="1" w:space="0" w:color="B8CCE4"/>
-              <w:right w:val="single" w:sz="1" w:space="0" w:color="B8CCE4"/>
-            </w:tcBorders>
-            <w:shd w:val="clear" w:color="auto" w:fill="EBF3FA"/>
-            <w:tcMar>
-              <w:top w:w="60" w:type="dxa"/>
-              <w:left w:w="120" w:type="dxa"/>
-              <w:bottom w:w="60" w:type="dxa"/>
-              <w:right w:w="120" w:type="dxa"/>
-            </w:tcMar>
-            <w:vAlign w:val="center"/>
-          </w:tcPr>
-          <w:p>
-            <w:r>
-              <w:rPr>
-                <w:b/>
-                <w:bCs/>
-                <w:sz w:val="18"/>
-                <w:szCs w:val="18"/>
-              </w:rPr>
-              <w:t>GET</w:t>
-            </w:r>
-          </w:p>
-        </w:tc>
-        <w:tc>
-          <w:tcPr>
-            <w:tcW w:w="3200" w:type="dxa"/>
-            <w:tcBorders>
-              <w:top w:val="single" w:sz="1" w:space="0" w:color="B8CCE4"/>
-              <w:left w:val="single" w:sz="1" w:space="0" w:color="B8CCE4"/>
-              <w:bottom w:val="single" w:sz="1" w:space="0" w:color="B8CCE4"/>
-              <w:right w:val="single" w:sz="1" w:space="0" w:color="B8CCE4"/>
-            </w:tcBorders>
-            <w:shd w:val="clear" w:color="auto" w:fill="EBF3FA"/>
-            <w:tcMar>
-              <w:top w:w="60" w:type="dxa"/>
-              <w:left w:w="120" w:type="dxa"/>
-              <w:bottom w:w="60" w:type="dxa"/>
-              <w:right w:w="120" w:type="dxa"/>
-            </w:tcMar>
-            <w:vAlign w:val="center"/>
-          </w:tcPr>
-          <w:p>
+            <w:proofErr w:type="gramEnd"/>
             <w:r>
               <w:rPr>
                 <w:rFonts w:ascii="Courier New" w:eastAsia="Courier New" w:hAnsi="Courier New" w:cs="Courier New"/>
                 <w:sz w:val="17"/>
                 <w:szCs w:val="17"/>
               </w:rPr>
-              <w:t>/admin/audit-logs</w:t>
-            </w:r>
-          </w:p>
-        </w:tc>
-        <w:tc>
-          <w:tcPr>
-            <w:tcW w:w="1100" w:type="dxa"/>
-            <w:tcBorders>
-              <w:top w:val="single" w:sz="1" w:space="0" w:color="B8CCE4"/>
-              <w:left w:val="single" w:sz="1" w:space="0" w:color="B8CCE4"/>
-              <w:bottom w:val="single" w:sz="1" w:space="0" w:color="B8CCE4"/>
-              <w:right w:val="single" w:sz="1" w:space="0" w:color="B8CCE4"/>
-            </w:tcBorders>
-            <w:shd w:val="clear" w:color="auto" w:fill="EBF3FA"/>
-            <w:tcMar>
-              <w:top w:w="60" w:type="dxa"/>
-              <w:left w:w="120" w:type="dxa"/>
-              <w:bottom w:w="60" w:type="dxa"/>
-              <w:right w:w="120" w:type="dxa"/>
-            </w:tcMar>
-            <w:vAlign w:val="center"/>
-          </w:tcPr>
-          <w:p>
-            <w:r>
-              <w:rPr>
-                <w:sz w:val="18"/>
-                <w:szCs w:val="18"/>
-              </w:rPr>
-              <w:t>[Admin]</w:t>
-            </w:r>
-          </w:p>
-        </w:tc>
-        <w:tc>
-          <w:tcPr>
-            <w:tcW w:w="4160" w:type="dxa"/>
-            <w:tcBorders>
-              <w:top w:val="single" w:sz="1" w:space="0" w:color="B8CCE4"/>
-              <w:left w:val="single" w:sz="1" w:space="0" w:color="B8CCE4"/>
-              <w:bottom w:val="single" w:sz="1" w:space="0" w:color="B8CCE4"/>
-              <w:right w:val="single" w:sz="1" w:space="0" w:color="B8CCE4"/>
-            </w:tcBorders>
-            <w:shd w:val="clear" w:color="auto" w:fill="EBF3FA"/>
-            <w:tcMar>
-              <w:top w:w="60" w:type="dxa"/>
-              <w:left w:w="120" w:type="dxa"/>
-              <w:bottom w:w="60" w:type="dxa"/>
-              <w:right w:w="120" w:type="dxa"/>
-            </w:tcMar>
-            <w:vAlign w:val="center"/>
-          </w:tcPr>
-          <w:p>
-            <w:r>
-              <w:rPr>
-                <w:sz w:val="18"/>
-                <w:szCs w:val="18"/>
-              </w:rPr>
-              <w:t xml:space="preserve">Paginated audit logs; query params: page (default 1), </w:t>
-            </w:r>
-            <w:proofErr w:type="spellStart"/>
-            <w:r>
-              <w:rPr>
-                <w:sz w:val="18"/>
-                <w:szCs w:val="18"/>
-              </w:rPr>
-              <w:t>pageSize</w:t>
+              <w:t>userId</w:t>
             </w:r>
             <w:proofErr w:type="spellEnd"/>
-            <w:r>
-              <w:rPr>
-                <w:sz w:val="18"/>
-                <w:szCs w:val="18"/>
-              </w:rPr>
-              <w:t xml:space="preserve"> (default 20, max 100)</w:t>
-            </w:r>
-          </w:p>
-        </w:tc>
-      </w:tr>
-      <w:tr>
-        <w:tblPrEx>
-          <w:tblCellMar>
-            <w:top w:w="0" w:type="dxa"/>
-            <w:bottom w:w="0" w:type="dxa"/>
-          </w:tblCellMar>
-        </w:tblPrEx>
-        <w:tc>
-          <w:tcPr>
-            <w:tcW w:w="900" w:type="dxa"/>
-            <w:tcBorders>
-              <w:top w:val="single" w:sz="1" w:space="0" w:color="B8CCE4"/>
-              <w:left w:val="single" w:sz="1" w:space="0" w:color="B8CCE4"/>
-              <w:bottom w:val="single" w:sz="1" w:space="0" w:color="B8CCE4"/>
-              <w:right w:val="single" w:sz="1" w:space="0" w:color="B8CCE4"/>
-            </w:tcBorders>
-            <w:shd w:val="clear" w:color="auto" w:fill="FFFFFF"/>
-            <w:tcMar>
-              <w:top w:w="60" w:type="dxa"/>
-              <w:left w:w="120" w:type="dxa"/>
-              <w:bottom w:w="60" w:type="dxa"/>
-              <w:right w:w="120" w:type="dxa"/>
-            </w:tcMar>
-            <w:vAlign w:val="center"/>
-          </w:tcPr>
-          <w:p>
-            <w:r>
-              <w:rPr>
-                <w:b/>
-                <w:bCs/>
-                <w:sz w:val="18"/>
-                <w:szCs w:val="18"/>
-              </w:rPr>
-              <w:t>GET</w:t>
-            </w:r>
-          </w:p>
-        </w:tc>
-        <w:tc>
-          <w:tcPr>
-            <w:tcW w:w="3200" w:type="dxa"/>
-            <w:tcBorders>
-              <w:top w:val="single" w:sz="1" w:space="0" w:color="B8CCE4"/>
-              <w:left w:val="single" w:sz="1" w:space="0" w:color="B8CCE4"/>
-              <w:bottom w:val="single" w:sz="1" w:space="0" w:color="B8CCE4"/>
-              <w:right w:val="single" w:sz="1" w:space="0" w:color="B8CCE4"/>
-            </w:tcBorders>
-            <w:shd w:val="clear" w:color="auto" w:fill="FFFFFF"/>
-            <w:tcMar>
-              <w:top w:w="60" w:type="dxa"/>
-              <w:left w:w="120" w:type="dxa"/>
-              <w:bottom w:w="60" w:type="dxa"/>
-              <w:right w:w="120" w:type="dxa"/>
-            </w:tcMar>
-            <w:vAlign w:val="center"/>
-          </w:tcPr>
-          <w:p>
             <w:r>
               <w:rPr>
                 <w:rFonts w:ascii="Courier New" w:eastAsia="Courier New" w:hAnsi="Courier New" w:cs="Courier New"/>
                 <w:sz w:val="17"/>
                 <w:szCs w:val="17"/>
               </w:rPr>
-              <w:t>/admin/dashboard</w:t>
+              <w:t>}</w:t>
             </w:r>
           </w:p>
         </w:tc>
@@ -22495,7 +21317,7 @@
               <w:bottom w:val="single" w:sz="1" w:space="0" w:color="B8CCE4"/>
               <w:right w:val="single" w:sz="1" w:space="0" w:color="B8CCE4"/>
             </w:tcBorders>
-            <w:shd w:val="clear" w:color="auto" w:fill="FFFFFF"/>
+            <w:shd w:val="clear" w:color="auto" w:fill="EBF3FA"/>
             <w:tcMar>
               <w:top w:w="60" w:type="dxa"/>
               <w:left w:w="120" w:type="dxa"/>
@@ -22523,22 +21345,22 @@
               <w:bottom w:val="single" w:sz="1" w:space="0" w:color="B8CCE4"/>
               <w:right w:val="single" w:sz="1" w:space="0" w:color="B8CCE4"/>
             </w:tcBorders>
-            <w:shd w:val="clear" w:color="auto" w:fill="FFFFFF"/>
-            <w:tcMar>
-              <w:top w:w="60" w:type="dxa"/>
-              <w:left w:w="120" w:type="dxa"/>
-              <w:bottom w:w="60" w:type="dxa"/>
-              <w:right w:w="120" w:type="dxa"/>
-            </w:tcMar>
-            <w:vAlign w:val="center"/>
-          </w:tcPr>
-          <w:p>
-            <w:r>
-              <w:rPr>
-                <w:sz w:val="18"/>
-                <w:szCs w:val="18"/>
-              </w:rPr>
-              <w:t xml:space="preserve">Returns </w:t>
+            <w:shd w:val="clear" w:color="auto" w:fill="EBF3FA"/>
+            <w:tcMar>
+              <w:top w:w="60" w:type="dxa"/>
+              <w:left w:w="120" w:type="dxa"/>
+              <w:bottom w:w="60" w:type="dxa"/>
+              <w:right w:w="120" w:type="dxa"/>
+            </w:tcMar>
+            <w:vAlign w:val="center"/>
+          </w:tcPr>
+          <w:p>
+            <w:r>
+              <w:rPr>
+                <w:sz w:val="18"/>
+                <w:szCs w:val="18"/>
+              </w:rPr>
+              <w:t>Proxy → GET /auth/users/{</w:t>
             </w:r>
             <w:proofErr w:type="spellStart"/>
             <w:r>
@@ -22546,7 +21368,7 @@
                 <w:sz w:val="18"/>
                 <w:szCs w:val="18"/>
               </w:rPr>
-              <w:t>totalUsers</w:t>
+              <w:t>userId</w:t>
             </w:r>
             <w:proofErr w:type="spellEnd"/>
             <w:r>
@@ -22554,75 +21376,12 @@
                 <w:sz w:val="18"/>
                 <w:szCs w:val="18"/>
               </w:rPr>
-              <w:t xml:space="preserve">, </w:t>
-            </w:r>
-            <w:proofErr w:type="spellStart"/>
-            <w:r>
-              <w:rPr>
-                <w:sz w:val="18"/>
-                <w:szCs w:val="18"/>
-              </w:rPr>
-              <w:t>totalPolicies</w:t>
-            </w:r>
-            <w:proofErr w:type="spellEnd"/>
-            <w:r>
-              <w:rPr>
-                <w:sz w:val="18"/>
-                <w:szCs w:val="18"/>
-              </w:rPr>
-              <w:t xml:space="preserve">, </w:t>
-            </w:r>
-            <w:proofErr w:type="spellStart"/>
-            <w:r>
-              <w:rPr>
-                <w:sz w:val="18"/>
-                <w:szCs w:val="18"/>
-              </w:rPr>
-              <w:t>totalClaims</w:t>
-            </w:r>
-            <w:proofErr w:type="spellEnd"/>
-            <w:r>
-              <w:rPr>
-                <w:sz w:val="18"/>
-                <w:szCs w:val="18"/>
-              </w:rPr>
-              <w:t xml:space="preserve">, </w:t>
-            </w:r>
-            <w:proofErr w:type="spellStart"/>
-            <w:r>
-              <w:rPr>
-                <w:sz w:val="18"/>
-                <w:szCs w:val="18"/>
-              </w:rPr>
-              <w:t>pendingClaims</w:t>
-            </w:r>
-            <w:proofErr w:type="spellEnd"/>
-            <w:r>
-              <w:rPr>
-                <w:sz w:val="18"/>
-                <w:szCs w:val="18"/>
-              </w:rPr>
-              <w:t xml:space="preserve">, </w:t>
-            </w:r>
-            <w:proofErr w:type="spellStart"/>
-            <w:r>
-              <w:rPr>
-                <w:sz w:val="18"/>
-                <w:szCs w:val="18"/>
-              </w:rPr>
-              <w:t>totalRevenue</w:t>
-            </w:r>
-            <w:proofErr w:type="spellEnd"/>
+              <w:t>} on Identity Service</w:t>
+            </w:r>
           </w:p>
         </w:tc>
       </w:tr>
       <w:tr>
-        <w:tblPrEx>
-          <w:tblCellMar>
-            <w:top w:w="0" w:type="dxa"/>
-            <w:bottom w:w="0" w:type="dxa"/>
-          </w:tblCellMar>
-        </w:tblPrEx>
         <w:tc>
           <w:tcPr>
             <w:tcW w:w="900" w:type="dxa"/>
@@ -22632,7 +21391,7 @@
               <w:bottom w:val="single" w:sz="1" w:space="0" w:color="B8CCE4"/>
               <w:right w:val="single" w:sz="1" w:space="0" w:color="B8CCE4"/>
             </w:tcBorders>
-            <w:shd w:val="clear" w:color="auto" w:fill="EBF3FA"/>
+            <w:shd w:val="clear" w:color="auto" w:fill="FFFFFF"/>
             <w:tcMar>
               <w:top w:w="60" w:type="dxa"/>
               <w:left w:w="120" w:type="dxa"/>
@@ -22649,7 +21408,7 @@
                 <w:sz w:val="18"/>
                 <w:szCs w:val="18"/>
               </w:rPr>
-              <w:t>GET</w:t>
+              <w:t>DELETE</w:t>
             </w:r>
           </w:p>
         </w:tc>
@@ -22662,7 +21421,7 @@
               <w:bottom w:val="single" w:sz="1" w:space="0" w:color="B8CCE4"/>
               <w:right w:val="single" w:sz="1" w:space="0" w:color="B8CCE4"/>
             </w:tcBorders>
-            <w:shd w:val="clear" w:color="auto" w:fill="EBF3FA"/>
+            <w:shd w:val="clear" w:color="auto" w:fill="FFFFFF"/>
             <w:tcMar>
               <w:top w:w="60" w:type="dxa"/>
               <w:left w:w="120" w:type="dxa"/>
@@ -22678,130 +21437,53 @@
                 <w:sz w:val="17"/>
                 <w:szCs w:val="17"/>
               </w:rPr>
-              <w:t>/admin/reports</w:t>
-            </w:r>
-          </w:p>
-        </w:tc>
-        <w:tc>
-          <w:tcPr>
-            <w:tcW w:w="1100" w:type="dxa"/>
-            <w:tcBorders>
-              <w:top w:val="single" w:sz="1" w:space="0" w:color="B8CCE4"/>
-              <w:left w:val="single" w:sz="1" w:space="0" w:color="B8CCE4"/>
-              <w:bottom w:val="single" w:sz="1" w:space="0" w:color="B8CCE4"/>
-              <w:right w:val="single" w:sz="1" w:space="0" w:color="B8CCE4"/>
-            </w:tcBorders>
-            <w:shd w:val="clear" w:color="auto" w:fill="EBF3FA"/>
-            <w:tcMar>
-              <w:top w:w="60" w:type="dxa"/>
-              <w:left w:w="120" w:type="dxa"/>
-              <w:bottom w:w="60" w:type="dxa"/>
-              <w:right w:w="120" w:type="dxa"/>
-            </w:tcMar>
-            <w:vAlign w:val="center"/>
-          </w:tcPr>
-          <w:p>
-            <w:r>
-              <w:rPr>
-                <w:sz w:val="18"/>
-                <w:szCs w:val="18"/>
-              </w:rPr>
-              <w:t>[Admin]</w:t>
-            </w:r>
-          </w:p>
-        </w:tc>
-        <w:tc>
-          <w:tcPr>
-            <w:tcW w:w="4160" w:type="dxa"/>
-            <w:tcBorders>
-              <w:top w:val="single" w:sz="1" w:space="0" w:color="B8CCE4"/>
-              <w:left w:val="single" w:sz="1" w:space="0" w:color="B8CCE4"/>
-              <w:bottom w:val="single" w:sz="1" w:space="0" w:color="B8CCE4"/>
-              <w:right w:val="single" w:sz="1" w:space="0" w:color="B8CCE4"/>
-            </w:tcBorders>
-            <w:shd w:val="clear" w:color="auto" w:fill="EBF3FA"/>
-            <w:tcMar>
-              <w:top w:w="60" w:type="dxa"/>
-              <w:left w:w="120" w:type="dxa"/>
-              <w:bottom w:w="60" w:type="dxa"/>
-              <w:right w:w="120" w:type="dxa"/>
-            </w:tcMar>
-            <w:vAlign w:val="center"/>
-          </w:tcPr>
-          <w:p>
-            <w:r>
-              <w:rPr>
-                <w:sz w:val="18"/>
-                <w:szCs w:val="18"/>
-              </w:rPr>
-              <w:t>Lists all previously generated reports</w:t>
-            </w:r>
-          </w:p>
-        </w:tc>
-      </w:tr>
-      <w:tr>
-        <w:tblPrEx>
-          <w:tblCellMar>
-            <w:top w:w="0" w:type="dxa"/>
-            <w:bottom w:w="0" w:type="dxa"/>
-          </w:tblCellMar>
-        </w:tblPrEx>
-        <w:tc>
-          <w:tcPr>
-            <w:tcW w:w="900" w:type="dxa"/>
-            <w:tcBorders>
-              <w:top w:val="single" w:sz="1" w:space="0" w:color="B8CCE4"/>
-              <w:left w:val="single" w:sz="1" w:space="0" w:color="B8CCE4"/>
-              <w:bottom w:val="single" w:sz="1" w:space="0" w:color="B8CCE4"/>
-              <w:right w:val="single" w:sz="1" w:space="0" w:color="B8CCE4"/>
-            </w:tcBorders>
-            <w:shd w:val="clear" w:color="auto" w:fill="FFFFFF"/>
-            <w:tcMar>
-              <w:top w:w="60" w:type="dxa"/>
-              <w:left w:w="120" w:type="dxa"/>
-              <w:bottom w:w="60" w:type="dxa"/>
-              <w:right w:w="120" w:type="dxa"/>
-            </w:tcMar>
-            <w:vAlign w:val="center"/>
-          </w:tcPr>
-          <w:p>
-            <w:r>
-              <w:rPr>
-                <w:b/>
-                <w:bCs/>
-                <w:sz w:val="18"/>
-                <w:szCs w:val="18"/>
-              </w:rPr>
-              <w:t>POST</w:t>
-            </w:r>
-          </w:p>
-        </w:tc>
-        <w:tc>
-          <w:tcPr>
-            <w:tcW w:w="3200" w:type="dxa"/>
-            <w:tcBorders>
-              <w:top w:val="single" w:sz="1" w:space="0" w:color="B8CCE4"/>
-              <w:left w:val="single" w:sz="1" w:space="0" w:color="B8CCE4"/>
-              <w:bottom w:val="single" w:sz="1" w:space="0" w:color="B8CCE4"/>
-              <w:right w:val="single" w:sz="1" w:space="0" w:color="B8CCE4"/>
-            </w:tcBorders>
-            <w:shd w:val="clear" w:color="auto" w:fill="FFFFFF"/>
-            <w:tcMar>
-              <w:top w:w="60" w:type="dxa"/>
-              <w:left w:w="120" w:type="dxa"/>
-              <w:bottom w:w="60" w:type="dxa"/>
-              <w:right w:w="120" w:type="dxa"/>
-            </w:tcMar>
-            <w:vAlign w:val="center"/>
-          </w:tcPr>
-          <w:p>
+              <w:t>/</w:t>
+            </w:r>
+            <w:proofErr w:type="gramStart"/>
             <w:r>
               <w:rPr>
                 <w:rFonts w:ascii="Courier New" w:eastAsia="Courier New" w:hAnsi="Courier New" w:cs="Courier New"/>
                 <w:sz w:val="17"/>
                 <w:szCs w:val="17"/>
               </w:rPr>
-              <w:t>/admin/reports</w:t>
+              <w:t>admin</w:t>
+            </w:r>
+            <w:proofErr w:type="gramEnd"/>
+            <w:r>
+              <w:rPr>
+                <w:rFonts w:ascii="Courier New" w:eastAsia="Courier New" w:hAnsi="Courier New" w:cs="Courier New"/>
+                <w:sz w:val="17"/>
+                <w:szCs w:val="17"/>
+              </w:rPr>
+              <w:t>/</w:t>
+            </w:r>
+            <w:proofErr w:type="gramStart"/>
+            <w:r>
+              <w:rPr>
+                <w:rFonts w:ascii="Courier New" w:eastAsia="Courier New" w:hAnsi="Courier New" w:cs="Courier New"/>
+                <w:sz w:val="17"/>
+                <w:szCs w:val="17"/>
+              </w:rPr>
+              <w:t>users/{</w:t>
+            </w:r>
+            <w:proofErr w:type="spellStart"/>
+            <w:proofErr w:type="gramEnd"/>
+            <w:r>
+              <w:rPr>
+                <w:rFonts w:ascii="Courier New" w:eastAsia="Courier New" w:hAnsi="Courier New" w:cs="Courier New"/>
+                <w:sz w:val="17"/>
+                <w:szCs w:val="17"/>
+              </w:rPr>
+              <w:t>userId</w:t>
+            </w:r>
+            <w:proofErr w:type="spellEnd"/>
+            <w:r>
+              <w:rPr>
+                <w:rFonts w:ascii="Courier New" w:eastAsia="Courier New" w:hAnsi="Courier New" w:cs="Courier New"/>
+                <w:sz w:val="17"/>
+                <w:szCs w:val="17"/>
+              </w:rPr>
+              <w:t>}</w:t>
             </w:r>
           </w:p>
         </w:tc>
@@ -22857,18 +21539,585 @@
                 <w:sz w:val="18"/>
                 <w:szCs w:val="18"/>
               </w:rPr>
-              <w:t>Generates and persists a JSON report record</w:t>
+              <w:t>Proxy → DELETE /auth/users/{</w:t>
+            </w:r>
+            <w:proofErr w:type="spellStart"/>
+            <w:r>
+              <w:rPr>
+                <w:sz w:val="18"/>
+                <w:szCs w:val="18"/>
+              </w:rPr>
+              <w:t>userId</w:t>
+            </w:r>
+            <w:proofErr w:type="spellEnd"/>
+            <w:r>
+              <w:rPr>
+                <w:sz w:val="18"/>
+                <w:szCs w:val="18"/>
+              </w:rPr>
+              <w:t>} on Identity Service</w:t>
             </w:r>
           </w:p>
         </w:tc>
       </w:tr>
       <w:tr>
-        <w:tblPrEx>
-          <w:tblCellMar>
-            <w:top w:w="0" w:type="dxa"/>
-            <w:bottom w:w="0" w:type="dxa"/>
-          </w:tblCellMar>
-        </w:tblPrEx>
+        <w:tc>
+          <w:tcPr>
+            <w:tcW w:w="900" w:type="dxa"/>
+            <w:tcBorders>
+              <w:top w:val="single" w:sz="1" w:space="0" w:color="B8CCE4"/>
+              <w:left w:val="single" w:sz="1" w:space="0" w:color="B8CCE4"/>
+              <w:bottom w:val="single" w:sz="1" w:space="0" w:color="B8CCE4"/>
+              <w:right w:val="single" w:sz="1" w:space="0" w:color="B8CCE4"/>
+            </w:tcBorders>
+            <w:shd w:val="clear" w:color="auto" w:fill="EBF3FA"/>
+            <w:tcMar>
+              <w:top w:w="60" w:type="dxa"/>
+              <w:left w:w="120" w:type="dxa"/>
+              <w:bottom w:w="60" w:type="dxa"/>
+              <w:right w:w="120" w:type="dxa"/>
+            </w:tcMar>
+            <w:vAlign w:val="center"/>
+          </w:tcPr>
+          <w:p>
+            <w:r>
+              <w:rPr>
+                <w:b/>
+                <w:bCs/>
+                <w:sz w:val="18"/>
+                <w:szCs w:val="18"/>
+              </w:rPr>
+              <w:t>GET</w:t>
+            </w:r>
+          </w:p>
+        </w:tc>
+        <w:tc>
+          <w:tcPr>
+            <w:tcW w:w="3200" w:type="dxa"/>
+            <w:tcBorders>
+              <w:top w:val="single" w:sz="1" w:space="0" w:color="B8CCE4"/>
+              <w:left w:val="single" w:sz="1" w:space="0" w:color="B8CCE4"/>
+              <w:bottom w:val="single" w:sz="1" w:space="0" w:color="B8CCE4"/>
+              <w:right w:val="single" w:sz="1" w:space="0" w:color="B8CCE4"/>
+            </w:tcBorders>
+            <w:shd w:val="clear" w:color="auto" w:fill="EBF3FA"/>
+            <w:tcMar>
+              <w:top w:w="60" w:type="dxa"/>
+              <w:left w:w="120" w:type="dxa"/>
+              <w:bottom w:w="60" w:type="dxa"/>
+              <w:right w:w="120" w:type="dxa"/>
+            </w:tcMar>
+            <w:vAlign w:val="center"/>
+          </w:tcPr>
+          <w:p>
+            <w:r>
+              <w:rPr>
+                <w:rFonts w:ascii="Courier New" w:eastAsia="Courier New" w:hAnsi="Courier New" w:cs="Courier New"/>
+                <w:sz w:val="17"/>
+                <w:szCs w:val="17"/>
+              </w:rPr>
+              <w:t>/admin/audit-logs</w:t>
+            </w:r>
+          </w:p>
+        </w:tc>
+        <w:tc>
+          <w:tcPr>
+            <w:tcW w:w="1100" w:type="dxa"/>
+            <w:tcBorders>
+              <w:top w:val="single" w:sz="1" w:space="0" w:color="B8CCE4"/>
+              <w:left w:val="single" w:sz="1" w:space="0" w:color="B8CCE4"/>
+              <w:bottom w:val="single" w:sz="1" w:space="0" w:color="B8CCE4"/>
+              <w:right w:val="single" w:sz="1" w:space="0" w:color="B8CCE4"/>
+            </w:tcBorders>
+            <w:shd w:val="clear" w:color="auto" w:fill="EBF3FA"/>
+            <w:tcMar>
+              <w:top w:w="60" w:type="dxa"/>
+              <w:left w:w="120" w:type="dxa"/>
+              <w:bottom w:w="60" w:type="dxa"/>
+              <w:right w:w="120" w:type="dxa"/>
+            </w:tcMar>
+            <w:vAlign w:val="center"/>
+          </w:tcPr>
+          <w:p>
+            <w:r>
+              <w:rPr>
+                <w:sz w:val="18"/>
+                <w:szCs w:val="18"/>
+              </w:rPr>
+              <w:t>[Admin]</w:t>
+            </w:r>
+          </w:p>
+        </w:tc>
+        <w:tc>
+          <w:tcPr>
+            <w:tcW w:w="4160" w:type="dxa"/>
+            <w:tcBorders>
+              <w:top w:val="single" w:sz="1" w:space="0" w:color="B8CCE4"/>
+              <w:left w:val="single" w:sz="1" w:space="0" w:color="B8CCE4"/>
+              <w:bottom w:val="single" w:sz="1" w:space="0" w:color="B8CCE4"/>
+              <w:right w:val="single" w:sz="1" w:space="0" w:color="B8CCE4"/>
+            </w:tcBorders>
+            <w:shd w:val="clear" w:color="auto" w:fill="EBF3FA"/>
+            <w:tcMar>
+              <w:top w:w="60" w:type="dxa"/>
+              <w:left w:w="120" w:type="dxa"/>
+              <w:bottom w:w="60" w:type="dxa"/>
+              <w:right w:w="120" w:type="dxa"/>
+            </w:tcMar>
+            <w:vAlign w:val="center"/>
+          </w:tcPr>
+          <w:p>
+            <w:r>
+              <w:rPr>
+                <w:sz w:val="18"/>
+                <w:szCs w:val="18"/>
+              </w:rPr>
+              <w:t xml:space="preserve">Paginated audit logs; query params: page (default 1), </w:t>
+            </w:r>
+            <w:proofErr w:type="spellStart"/>
+            <w:r>
+              <w:rPr>
+                <w:sz w:val="18"/>
+                <w:szCs w:val="18"/>
+              </w:rPr>
+              <w:t>pageSize</w:t>
+            </w:r>
+            <w:proofErr w:type="spellEnd"/>
+            <w:r>
+              <w:rPr>
+                <w:sz w:val="18"/>
+                <w:szCs w:val="18"/>
+              </w:rPr>
+              <w:t xml:space="preserve"> (default 20, max 100)</w:t>
+            </w:r>
+          </w:p>
+        </w:tc>
+      </w:tr>
+      <w:tr>
+        <w:tc>
+          <w:tcPr>
+            <w:tcW w:w="900" w:type="dxa"/>
+            <w:tcBorders>
+              <w:top w:val="single" w:sz="1" w:space="0" w:color="B8CCE4"/>
+              <w:left w:val="single" w:sz="1" w:space="0" w:color="B8CCE4"/>
+              <w:bottom w:val="single" w:sz="1" w:space="0" w:color="B8CCE4"/>
+              <w:right w:val="single" w:sz="1" w:space="0" w:color="B8CCE4"/>
+            </w:tcBorders>
+            <w:shd w:val="clear" w:color="auto" w:fill="FFFFFF"/>
+            <w:tcMar>
+              <w:top w:w="60" w:type="dxa"/>
+              <w:left w:w="120" w:type="dxa"/>
+              <w:bottom w:w="60" w:type="dxa"/>
+              <w:right w:w="120" w:type="dxa"/>
+            </w:tcMar>
+            <w:vAlign w:val="center"/>
+          </w:tcPr>
+          <w:p>
+            <w:r>
+              <w:rPr>
+                <w:b/>
+                <w:bCs/>
+                <w:sz w:val="18"/>
+                <w:szCs w:val="18"/>
+              </w:rPr>
+              <w:t>GET</w:t>
+            </w:r>
+          </w:p>
+        </w:tc>
+        <w:tc>
+          <w:tcPr>
+            <w:tcW w:w="3200" w:type="dxa"/>
+            <w:tcBorders>
+              <w:top w:val="single" w:sz="1" w:space="0" w:color="B8CCE4"/>
+              <w:left w:val="single" w:sz="1" w:space="0" w:color="B8CCE4"/>
+              <w:bottom w:val="single" w:sz="1" w:space="0" w:color="B8CCE4"/>
+              <w:right w:val="single" w:sz="1" w:space="0" w:color="B8CCE4"/>
+            </w:tcBorders>
+            <w:shd w:val="clear" w:color="auto" w:fill="FFFFFF"/>
+            <w:tcMar>
+              <w:top w:w="60" w:type="dxa"/>
+              <w:left w:w="120" w:type="dxa"/>
+              <w:bottom w:w="60" w:type="dxa"/>
+              <w:right w:w="120" w:type="dxa"/>
+            </w:tcMar>
+            <w:vAlign w:val="center"/>
+          </w:tcPr>
+          <w:p>
+            <w:r>
+              <w:rPr>
+                <w:rFonts w:ascii="Courier New" w:eastAsia="Courier New" w:hAnsi="Courier New" w:cs="Courier New"/>
+                <w:sz w:val="17"/>
+                <w:szCs w:val="17"/>
+              </w:rPr>
+              <w:t>/admin/dashboard</w:t>
+            </w:r>
+          </w:p>
+        </w:tc>
+        <w:tc>
+          <w:tcPr>
+            <w:tcW w:w="1100" w:type="dxa"/>
+            <w:tcBorders>
+              <w:top w:val="single" w:sz="1" w:space="0" w:color="B8CCE4"/>
+              <w:left w:val="single" w:sz="1" w:space="0" w:color="B8CCE4"/>
+              <w:bottom w:val="single" w:sz="1" w:space="0" w:color="B8CCE4"/>
+              <w:right w:val="single" w:sz="1" w:space="0" w:color="B8CCE4"/>
+            </w:tcBorders>
+            <w:shd w:val="clear" w:color="auto" w:fill="FFFFFF"/>
+            <w:tcMar>
+              <w:top w:w="60" w:type="dxa"/>
+              <w:left w:w="120" w:type="dxa"/>
+              <w:bottom w:w="60" w:type="dxa"/>
+              <w:right w:w="120" w:type="dxa"/>
+            </w:tcMar>
+            <w:vAlign w:val="center"/>
+          </w:tcPr>
+          <w:p>
+            <w:r>
+              <w:rPr>
+                <w:sz w:val="18"/>
+                <w:szCs w:val="18"/>
+              </w:rPr>
+              <w:t>[Admin]</w:t>
+            </w:r>
+          </w:p>
+        </w:tc>
+        <w:tc>
+          <w:tcPr>
+            <w:tcW w:w="4160" w:type="dxa"/>
+            <w:tcBorders>
+              <w:top w:val="single" w:sz="1" w:space="0" w:color="B8CCE4"/>
+              <w:left w:val="single" w:sz="1" w:space="0" w:color="B8CCE4"/>
+              <w:bottom w:val="single" w:sz="1" w:space="0" w:color="B8CCE4"/>
+              <w:right w:val="single" w:sz="1" w:space="0" w:color="B8CCE4"/>
+            </w:tcBorders>
+            <w:shd w:val="clear" w:color="auto" w:fill="FFFFFF"/>
+            <w:tcMar>
+              <w:top w:w="60" w:type="dxa"/>
+              <w:left w:w="120" w:type="dxa"/>
+              <w:bottom w:w="60" w:type="dxa"/>
+              <w:right w:w="120" w:type="dxa"/>
+            </w:tcMar>
+            <w:vAlign w:val="center"/>
+          </w:tcPr>
+          <w:p>
+            <w:r>
+              <w:rPr>
+                <w:sz w:val="18"/>
+                <w:szCs w:val="18"/>
+              </w:rPr>
+              <w:t xml:space="preserve">Returns </w:t>
+            </w:r>
+            <w:proofErr w:type="spellStart"/>
+            <w:r>
+              <w:rPr>
+                <w:sz w:val="18"/>
+                <w:szCs w:val="18"/>
+              </w:rPr>
+              <w:t>totalUsers</w:t>
+            </w:r>
+            <w:proofErr w:type="spellEnd"/>
+            <w:r>
+              <w:rPr>
+                <w:sz w:val="18"/>
+                <w:szCs w:val="18"/>
+              </w:rPr>
+              <w:t xml:space="preserve">, </w:t>
+            </w:r>
+            <w:proofErr w:type="spellStart"/>
+            <w:r>
+              <w:rPr>
+                <w:sz w:val="18"/>
+                <w:szCs w:val="18"/>
+              </w:rPr>
+              <w:t>totalPolicies</w:t>
+            </w:r>
+            <w:proofErr w:type="spellEnd"/>
+            <w:r>
+              <w:rPr>
+                <w:sz w:val="18"/>
+                <w:szCs w:val="18"/>
+              </w:rPr>
+              <w:t xml:space="preserve">, </w:t>
+            </w:r>
+            <w:proofErr w:type="spellStart"/>
+            <w:r>
+              <w:rPr>
+                <w:sz w:val="18"/>
+                <w:szCs w:val="18"/>
+              </w:rPr>
+              <w:t>totalClaims</w:t>
+            </w:r>
+            <w:proofErr w:type="spellEnd"/>
+            <w:r>
+              <w:rPr>
+                <w:sz w:val="18"/>
+                <w:szCs w:val="18"/>
+              </w:rPr>
+              <w:t xml:space="preserve">, </w:t>
+            </w:r>
+            <w:proofErr w:type="spellStart"/>
+            <w:r>
+              <w:rPr>
+                <w:sz w:val="18"/>
+                <w:szCs w:val="18"/>
+              </w:rPr>
+              <w:t>pendingClaims</w:t>
+            </w:r>
+            <w:proofErr w:type="spellEnd"/>
+            <w:r>
+              <w:rPr>
+                <w:sz w:val="18"/>
+                <w:szCs w:val="18"/>
+              </w:rPr>
+              <w:t xml:space="preserve">, </w:t>
+            </w:r>
+            <w:proofErr w:type="spellStart"/>
+            <w:r>
+              <w:rPr>
+                <w:sz w:val="18"/>
+                <w:szCs w:val="18"/>
+              </w:rPr>
+              <w:t>totalRevenue</w:t>
+            </w:r>
+            <w:proofErr w:type="spellEnd"/>
+          </w:p>
+        </w:tc>
+      </w:tr>
+      <w:tr>
+        <w:tc>
+          <w:tcPr>
+            <w:tcW w:w="900" w:type="dxa"/>
+            <w:tcBorders>
+              <w:top w:val="single" w:sz="1" w:space="0" w:color="B8CCE4"/>
+              <w:left w:val="single" w:sz="1" w:space="0" w:color="B8CCE4"/>
+              <w:bottom w:val="single" w:sz="1" w:space="0" w:color="B8CCE4"/>
+              <w:right w:val="single" w:sz="1" w:space="0" w:color="B8CCE4"/>
+            </w:tcBorders>
+            <w:shd w:val="clear" w:color="auto" w:fill="EBF3FA"/>
+            <w:tcMar>
+              <w:top w:w="60" w:type="dxa"/>
+              <w:left w:w="120" w:type="dxa"/>
+              <w:bottom w:w="60" w:type="dxa"/>
+              <w:right w:w="120" w:type="dxa"/>
+            </w:tcMar>
+            <w:vAlign w:val="center"/>
+          </w:tcPr>
+          <w:p>
+            <w:r>
+              <w:rPr>
+                <w:b/>
+                <w:bCs/>
+                <w:sz w:val="18"/>
+                <w:szCs w:val="18"/>
+              </w:rPr>
+              <w:t>GET</w:t>
+            </w:r>
+          </w:p>
+        </w:tc>
+        <w:tc>
+          <w:tcPr>
+            <w:tcW w:w="3200" w:type="dxa"/>
+            <w:tcBorders>
+              <w:top w:val="single" w:sz="1" w:space="0" w:color="B8CCE4"/>
+              <w:left w:val="single" w:sz="1" w:space="0" w:color="B8CCE4"/>
+              <w:bottom w:val="single" w:sz="1" w:space="0" w:color="B8CCE4"/>
+              <w:right w:val="single" w:sz="1" w:space="0" w:color="B8CCE4"/>
+            </w:tcBorders>
+            <w:shd w:val="clear" w:color="auto" w:fill="EBF3FA"/>
+            <w:tcMar>
+              <w:top w:w="60" w:type="dxa"/>
+              <w:left w:w="120" w:type="dxa"/>
+              <w:bottom w:w="60" w:type="dxa"/>
+              <w:right w:w="120" w:type="dxa"/>
+            </w:tcMar>
+            <w:vAlign w:val="center"/>
+          </w:tcPr>
+          <w:p>
+            <w:r>
+              <w:rPr>
+                <w:rFonts w:ascii="Courier New" w:eastAsia="Courier New" w:hAnsi="Courier New" w:cs="Courier New"/>
+                <w:sz w:val="17"/>
+                <w:szCs w:val="17"/>
+              </w:rPr>
+              <w:t>/admin/reports</w:t>
+            </w:r>
+          </w:p>
+        </w:tc>
+        <w:tc>
+          <w:tcPr>
+            <w:tcW w:w="1100" w:type="dxa"/>
+            <w:tcBorders>
+              <w:top w:val="single" w:sz="1" w:space="0" w:color="B8CCE4"/>
+              <w:left w:val="single" w:sz="1" w:space="0" w:color="B8CCE4"/>
+              <w:bottom w:val="single" w:sz="1" w:space="0" w:color="B8CCE4"/>
+              <w:right w:val="single" w:sz="1" w:space="0" w:color="B8CCE4"/>
+            </w:tcBorders>
+            <w:shd w:val="clear" w:color="auto" w:fill="EBF3FA"/>
+            <w:tcMar>
+              <w:top w:w="60" w:type="dxa"/>
+              <w:left w:w="120" w:type="dxa"/>
+              <w:bottom w:w="60" w:type="dxa"/>
+              <w:right w:w="120" w:type="dxa"/>
+            </w:tcMar>
+            <w:vAlign w:val="center"/>
+          </w:tcPr>
+          <w:p>
+            <w:r>
+              <w:rPr>
+                <w:sz w:val="18"/>
+                <w:szCs w:val="18"/>
+              </w:rPr>
+              <w:t>[Admin]</w:t>
+            </w:r>
+          </w:p>
+        </w:tc>
+        <w:tc>
+          <w:tcPr>
+            <w:tcW w:w="4160" w:type="dxa"/>
+            <w:tcBorders>
+              <w:top w:val="single" w:sz="1" w:space="0" w:color="B8CCE4"/>
+              <w:left w:val="single" w:sz="1" w:space="0" w:color="B8CCE4"/>
+              <w:bottom w:val="single" w:sz="1" w:space="0" w:color="B8CCE4"/>
+              <w:right w:val="single" w:sz="1" w:space="0" w:color="B8CCE4"/>
+            </w:tcBorders>
+            <w:shd w:val="clear" w:color="auto" w:fill="EBF3FA"/>
+            <w:tcMar>
+              <w:top w:w="60" w:type="dxa"/>
+              <w:left w:w="120" w:type="dxa"/>
+              <w:bottom w:w="60" w:type="dxa"/>
+              <w:right w:w="120" w:type="dxa"/>
+            </w:tcMar>
+            <w:vAlign w:val="center"/>
+          </w:tcPr>
+          <w:p>
+            <w:r>
+              <w:rPr>
+                <w:sz w:val="18"/>
+                <w:szCs w:val="18"/>
+              </w:rPr>
+              <w:t>Lists all previously generated reports</w:t>
+            </w:r>
+          </w:p>
+        </w:tc>
+      </w:tr>
+      <w:tr>
+        <w:tc>
+          <w:tcPr>
+            <w:tcW w:w="900" w:type="dxa"/>
+            <w:tcBorders>
+              <w:top w:val="single" w:sz="1" w:space="0" w:color="B8CCE4"/>
+              <w:left w:val="single" w:sz="1" w:space="0" w:color="B8CCE4"/>
+              <w:bottom w:val="single" w:sz="1" w:space="0" w:color="B8CCE4"/>
+              <w:right w:val="single" w:sz="1" w:space="0" w:color="B8CCE4"/>
+            </w:tcBorders>
+            <w:shd w:val="clear" w:color="auto" w:fill="FFFFFF"/>
+            <w:tcMar>
+              <w:top w:w="60" w:type="dxa"/>
+              <w:left w:w="120" w:type="dxa"/>
+              <w:bottom w:w="60" w:type="dxa"/>
+              <w:right w:w="120" w:type="dxa"/>
+            </w:tcMar>
+            <w:vAlign w:val="center"/>
+          </w:tcPr>
+          <w:p>
+            <w:r>
+              <w:rPr>
+                <w:b/>
+                <w:bCs/>
+                <w:sz w:val="18"/>
+                <w:szCs w:val="18"/>
+              </w:rPr>
+              <w:t>POST</w:t>
+            </w:r>
+          </w:p>
+        </w:tc>
+        <w:tc>
+          <w:tcPr>
+            <w:tcW w:w="3200" w:type="dxa"/>
+            <w:tcBorders>
+              <w:top w:val="single" w:sz="1" w:space="0" w:color="B8CCE4"/>
+              <w:left w:val="single" w:sz="1" w:space="0" w:color="B8CCE4"/>
+              <w:bottom w:val="single" w:sz="1" w:space="0" w:color="B8CCE4"/>
+              <w:right w:val="single" w:sz="1" w:space="0" w:color="B8CCE4"/>
+            </w:tcBorders>
+            <w:shd w:val="clear" w:color="auto" w:fill="FFFFFF"/>
+            <w:tcMar>
+              <w:top w:w="60" w:type="dxa"/>
+              <w:left w:w="120" w:type="dxa"/>
+              <w:bottom w:w="60" w:type="dxa"/>
+              <w:right w:w="120" w:type="dxa"/>
+            </w:tcMar>
+            <w:vAlign w:val="center"/>
+          </w:tcPr>
+          <w:p>
+            <w:r>
+              <w:rPr>
+                <w:rFonts w:ascii="Courier New" w:eastAsia="Courier New" w:hAnsi="Courier New" w:cs="Courier New"/>
+                <w:sz w:val="17"/>
+                <w:szCs w:val="17"/>
+              </w:rPr>
+              <w:t>/admin/reports</w:t>
+            </w:r>
+          </w:p>
+        </w:tc>
+        <w:tc>
+          <w:tcPr>
+            <w:tcW w:w="1100" w:type="dxa"/>
+            <w:tcBorders>
+              <w:top w:val="single" w:sz="1" w:space="0" w:color="B8CCE4"/>
+              <w:left w:val="single" w:sz="1" w:space="0" w:color="B8CCE4"/>
+              <w:bottom w:val="single" w:sz="1" w:space="0" w:color="B8CCE4"/>
+              <w:right w:val="single" w:sz="1" w:space="0" w:color="B8CCE4"/>
+            </w:tcBorders>
+            <w:shd w:val="clear" w:color="auto" w:fill="FFFFFF"/>
+            <w:tcMar>
+              <w:top w:w="60" w:type="dxa"/>
+              <w:left w:w="120" w:type="dxa"/>
+              <w:bottom w:w="60" w:type="dxa"/>
+              <w:right w:w="120" w:type="dxa"/>
+            </w:tcMar>
+            <w:vAlign w:val="center"/>
+          </w:tcPr>
+          <w:p>
+            <w:r>
+              <w:rPr>
+                <w:sz w:val="18"/>
+                <w:szCs w:val="18"/>
+              </w:rPr>
+              <w:t>[Admin]</w:t>
+            </w:r>
+          </w:p>
+        </w:tc>
+        <w:tc>
+          <w:tcPr>
+            <w:tcW w:w="4160" w:type="dxa"/>
+            <w:tcBorders>
+              <w:top w:val="single" w:sz="1" w:space="0" w:color="B8CCE4"/>
+              <w:left w:val="single" w:sz="1" w:space="0" w:color="B8CCE4"/>
+              <w:bottom w:val="single" w:sz="1" w:space="0" w:color="B8CCE4"/>
+              <w:right w:val="single" w:sz="1" w:space="0" w:color="B8CCE4"/>
+            </w:tcBorders>
+            <w:shd w:val="clear" w:color="auto" w:fill="FFFFFF"/>
+            <w:tcMar>
+              <w:top w:w="60" w:type="dxa"/>
+              <w:left w:w="120" w:type="dxa"/>
+              <w:bottom w:w="60" w:type="dxa"/>
+              <w:right w:w="120" w:type="dxa"/>
+            </w:tcMar>
+            <w:vAlign w:val="center"/>
+          </w:tcPr>
+          <w:p>
+            <w:r>
+              <w:rPr>
+                <w:sz w:val="18"/>
+                <w:szCs w:val="18"/>
+              </w:rPr>
+              <w:t>Generates and persists a JSON report record</w:t>
+            </w:r>
+          </w:p>
+        </w:tc>
+      </w:tr>
+      <w:tr>
         <w:tc>
           <w:tcPr>
             <w:tcW w:w="900" w:type="dxa"/>
@@ -23574,12 +22823,6 @@
         <w:gridCol w:w="3960"/>
       </w:tblGrid>
       <w:tr>
-        <w:tblPrEx>
-          <w:tblCellMar>
-            <w:top w:w="0" w:type="dxa"/>
-            <w:bottom w:w="0" w:type="dxa"/>
-          </w:tblCellMar>
-        </w:tblPrEx>
         <w:tc>
           <w:tcPr>
             <w:tcW w:w="2800" w:type="dxa"/>
@@ -23675,12 +22918,6 @@
         </w:tc>
       </w:tr>
       <w:tr>
-        <w:tblPrEx>
-          <w:tblCellMar>
-            <w:top w:w="0" w:type="dxa"/>
-            <w:bottom w:w="0" w:type="dxa"/>
-          </w:tblCellMar>
-        </w:tblPrEx>
         <w:tc>
           <w:tcPr>
             <w:tcW w:w="2800" w:type="dxa"/>
@@ -23770,12 +23007,6 @@
         </w:tc>
       </w:tr>
       <w:tr>
-        <w:tblPrEx>
-          <w:tblCellMar>
-            <w:top w:w="0" w:type="dxa"/>
-            <w:bottom w:w="0" w:type="dxa"/>
-          </w:tblCellMar>
-        </w:tblPrEx>
         <w:tc>
           <w:tcPr>
             <w:tcW w:w="2800" w:type="dxa"/>
@@ -23885,12 +23116,6 @@
         </w:tc>
       </w:tr>
       <w:tr>
-        <w:tblPrEx>
-          <w:tblCellMar>
-            <w:top w:w="0" w:type="dxa"/>
-            <w:bottom w:w="0" w:type="dxa"/>
-          </w:tblCellMar>
-        </w:tblPrEx>
         <w:tc>
           <w:tcPr>
             <w:tcW w:w="2800" w:type="dxa"/>
@@ -24000,12 +23225,6 @@
         </w:tc>
       </w:tr>
       <w:tr>
-        <w:tblPrEx>
-          <w:tblCellMar>
-            <w:top w:w="0" w:type="dxa"/>
-            <w:bottom w:w="0" w:type="dxa"/>
-          </w:tblCellMar>
-        </w:tblPrEx>
         <w:tc>
           <w:tcPr>
             <w:tcW w:w="2800" w:type="dxa"/>
@@ -24105,12 +23324,6 @@
         </w:tc>
       </w:tr>
       <w:tr>
-        <w:tblPrEx>
-          <w:tblCellMar>
-            <w:top w:w="0" w:type="dxa"/>
-            <w:bottom w:w="0" w:type="dxa"/>
-          </w:tblCellMar>
-        </w:tblPrEx>
         <w:tc>
           <w:tcPr>
             <w:tcW w:w="2800" w:type="dxa"/>
@@ -24210,12 +23423,6 @@
         </w:tc>
       </w:tr>
       <w:tr>
-        <w:tblPrEx>
-          <w:tblCellMar>
-            <w:top w:w="0" w:type="dxa"/>
-            <w:bottom w:w="0" w:type="dxa"/>
-          </w:tblCellMar>
-        </w:tblPrEx>
         <w:tc>
           <w:tcPr>
             <w:tcW w:w="2800" w:type="dxa"/>
@@ -24315,12 +23522,6 @@
         </w:tc>
       </w:tr>
       <w:tr>
-        <w:tblPrEx>
-          <w:tblCellMar>
-            <w:top w:w="0" w:type="dxa"/>
-            <w:bottom w:w="0" w:type="dxa"/>
-          </w:tblCellMar>
-        </w:tblPrEx>
         <w:tc>
           <w:tcPr>
             <w:tcW w:w="2800" w:type="dxa"/>
@@ -24440,12 +23641,6 @@
         </w:tc>
       </w:tr>
       <w:tr>
-        <w:tblPrEx>
-          <w:tblCellMar>
-            <w:top w:w="0" w:type="dxa"/>
-            <w:bottom w:w="0" w:type="dxa"/>
-          </w:tblCellMar>
-        </w:tblPrEx>
         <w:tc>
           <w:tcPr>
             <w:tcW w:w="2800" w:type="dxa"/>
@@ -24555,12 +23750,6 @@
         </w:tc>
       </w:tr>
       <w:tr>
-        <w:tblPrEx>
-          <w:tblCellMar>
-            <w:top w:w="0" w:type="dxa"/>
-            <w:bottom w:w="0" w:type="dxa"/>
-          </w:tblCellMar>
-        </w:tblPrEx>
         <w:tc>
           <w:tcPr>
             <w:tcW w:w="2800" w:type="dxa"/>
@@ -24652,12 +23841,6 @@
         </w:tc>
       </w:tr>
       <w:tr>
-        <w:tblPrEx>
-          <w:tblCellMar>
-            <w:top w:w="0" w:type="dxa"/>
-            <w:bottom w:w="0" w:type="dxa"/>
-          </w:tblCellMar>
-        </w:tblPrEx>
         <w:tc>
           <w:tcPr>
             <w:tcW w:w="2800" w:type="dxa"/>
@@ -24758,12 +23941,6 @@
         </w:tc>
       </w:tr>
       <w:tr>
-        <w:tblPrEx>
-          <w:tblCellMar>
-            <w:top w:w="0" w:type="dxa"/>
-            <w:bottom w:w="0" w:type="dxa"/>
-          </w:tblCellMar>
-        </w:tblPrEx>
         <w:tc>
           <w:tcPr>
             <w:tcW w:w="2800" w:type="dxa"/>
@@ -24871,12 +24048,6 @@
         </w:tc>
       </w:tr>
       <w:tr>
-        <w:tblPrEx>
-          <w:tblCellMar>
-            <w:top w:w="0" w:type="dxa"/>
-            <w:bottom w:w="0" w:type="dxa"/>
-          </w:tblCellMar>
-        </w:tblPrEx>
         <w:tc>
           <w:tcPr>
             <w:tcW w:w="2800" w:type="dxa"/>
@@ -25665,7 +24836,11 @@
       </w:r>
       <w:proofErr w:type="gramEnd"/>
       <w:r>
-        <w:t>): GET policies, GET policies/{</w:t>
+        <w:t xml:space="preserve">): GET policies, GET </w:t>
+      </w:r>
+      <w:proofErr w:type="gramStart"/>
+      <w:r>
+        <w:t>policies/{</w:t>
       </w:r>
       <w:proofErr w:type="spellStart"/>
       <w:r>
@@ -25675,6 +24850,7 @@
       <w:r>
         <w:t>}.</w:t>
       </w:r>
+      <w:proofErr w:type="gramEnd"/>
     </w:p>
     <w:p>
       <w:pPr>
@@ -25769,7 +24945,11 @@
       </w:r>
       <w:proofErr w:type="spellEnd"/>
       <w:r>
-        <w:t>, data): POST policies/{</w:t>
+        <w:t xml:space="preserve">, data): POST </w:t>
+      </w:r>
+      <w:proofErr w:type="gramStart"/>
+      <w:r>
+        <w:t>policies/{</w:t>
       </w:r>
       <w:proofErr w:type="spellStart"/>
       <w:r>
@@ -25777,7 +24957,11 @@
       </w:r>
       <w:proofErr w:type="spellEnd"/>
       <w:r>
-        <w:t>}/payments.</w:t>
+        <w:t>}/</w:t>
+      </w:r>
+      <w:proofErr w:type="gramEnd"/>
+      <w:r>
+        <w:t>payments.</w:t>
       </w:r>
     </w:p>
     <w:p>
@@ -25864,7 +25048,11 @@
       </w:r>
       <w:proofErr w:type="spellEnd"/>
       <w:r>
-        <w:t>, data): PUT claims/{</w:t>
+        <w:t xml:space="preserve">, data): PUT </w:t>
+      </w:r>
+      <w:proofErr w:type="gramStart"/>
+      <w:r>
+        <w:t>claims/{</w:t>
       </w:r>
       <w:proofErr w:type="spellStart"/>
       <w:r>
@@ -25874,6 +25062,7 @@
       <w:r>
         <w:t>}.</w:t>
       </w:r>
+      <w:proofErr w:type="gramEnd"/>
     </w:p>
     <w:p>
       <w:pPr>
@@ -25942,7 +25131,11 @@
       </w:r>
       <w:proofErr w:type="gramEnd"/>
       <w:r>
-        <w:t>): GET claims, GET claims/{</w:t>
+        <w:t xml:space="preserve">): GET claims, GET </w:t>
+      </w:r>
+      <w:proofErr w:type="gramStart"/>
+      <w:r>
+        <w:t>claims/{</w:t>
       </w:r>
       <w:proofErr w:type="spellStart"/>
       <w:r>
@@ -25952,6 +25145,7 @@
       <w:r>
         <w:t>}.</w:t>
       </w:r>
+      <w:proofErr w:type="gramEnd"/>
     </w:p>
     <w:p>
       <w:pPr>
@@ -25986,7 +25180,11 @@
       </w:r>
       <w:proofErr w:type="spellEnd"/>
       <w:r>
-        <w:t>): POST claims/{</w:t>
+        <w:t xml:space="preserve">): POST </w:t>
+      </w:r>
+      <w:proofErr w:type="gramStart"/>
+      <w:r>
+        <w:t>claims/{</w:t>
       </w:r>
       <w:proofErr w:type="spellStart"/>
       <w:r>
@@ -25994,7 +25192,11 @@
       </w:r>
       <w:proofErr w:type="spellEnd"/>
       <w:r>
-        <w:t xml:space="preserve">}/documents via </w:t>
+        <w:t>}/</w:t>
+      </w:r>
+      <w:proofErr w:type="gramEnd"/>
+      <w:r>
+        <w:t xml:space="preserve">documents via </w:t>
       </w:r>
       <w:proofErr w:type="spellStart"/>
       <w:r>
@@ -26143,7 +25345,11 @@
       </w:r>
       <w:proofErr w:type="spellEnd"/>
       <w:r>
-        <w:t>, amount, notes): PUT admin/claims/{</w:t>
+        <w:t>, amount, notes): PUT admin/</w:t>
+      </w:r>
+      <w:proofErr w:type="gramStart"/>
+      <w:r>
+        <w:t>claims/{</w:t>
       </w:r>
       <w:proofErr w:type="spellStart"/>
       <w:r>
@@ -26151,7 +25357,11 @@
       </w:r>
       <w:proofErr w:type="spellEnd"/>
       <w:r>
-        <w:t>}/approve.</w:t>
+        <w:t>}/</w:t>
+      </w:r>
+      <w:proofErr w:type="gramEnd"/>
+      <w:r>
+        <w:t>approve.</w:t>
       </w:r>
     </w:p>
     <w:p>
@@ -26179,7 +25389,11 @@
       </w:r>
       <w:proofErr w:type="spellEnd"/>
       <w:r>
-        <w:t>, reason): PUT admin/claims/{</w:t>
+        <w:t>, reason): PUT admin/</w:t>
+      </w:r>
+      <w:proofErr w:type="gramStart"/>
+      <w:r>
+        <w:t>claims/{</w:t>
       </w:r>
       <w:proofErr w:type="spellStart"/>
       <w:r>
@@ -26187,7 +25401,11 @@
       </w:r>
       <w:proofErr w:type="spellEnd"/>
       <w:r>
-        <w:t>}/reject.</w:t>
+        <w:t>}/</w:t>
+      </w:r>
+      <w:proofErr w:type="gramEnd"/>
+      <w:r>
+        <w:t>reject.</w:t>
       </w:r>
     </w:p>
     <w:p>
@@ -27460,12 +26678,6 @@
         <w:gridCol w:w="2140"/>
       </w:tblGrid>
       <w:tr>
-        <w:tblPrEx>
-          <w:tblCellMar>
-            <w:top w:w="0" w:type="dxa"/>
-            <w:bottom w:w="0" w:type="dxa"/>
-          </w:tblCellMar>
-        </w:tblPrEx>
         <w:tc>
           <w:tcPr>
             <w:tcW w:w="2500" w:type="dxa"/>
@@ -27604,12 +26816,6 @@
         </w:tc>
       </w:tr>
       <w:tr>
-        <w:tblPrEx>
-          <w:tblCellMar>
-            <w:top w:w="0" w:type="dxa"/>
-            <w:bottom w:w="0" w:type="dxa"/>
-          </w:tblCellMar>
-        </w:tblPrEx>
         <w:tc>
           <w:tcPr>
             <w:tcW w:w="2500" w:type="dxa"/>
@@ -27771,12 +26977,6 @@
         </w:tc>
       </w:tr>
       <w:tr>
-        <w:tblPrEx>
-          <w:tblCellMar>
-            <w:top w:w="0" w:type="dxa"/>
-            <w:bottom w:w="0" w:type="dxa"/>
-          </w:tblCellMar>
-        </w:tblPrEx>
         <w:tc>
           <w:tcPr>
             <w:tcW w:w="2500" w:type="dxa"/>
@@ -27977,12 +27177,6 @@
         </w:tc>
       </w:tr>
       <w:tr>
-        <w:tblPrEx>
-          <w:tblCellMar>
-            <w:top w:w="0" w:type="dxa"/>
-            <w:bottom w:w="0" w:type="dxa"/>
-          </w:tblCellMar>
-        </w:tblPrEx>
         <w:tc>
           <w:tcPr>
             <w:tcW w:w="2500" w:type="dxa"/>
@@ -28128,12 +27322,6 @@
         </w:tc>
       </w:tr>
       <w:tr>
-        <w:tblPrEx>
-          <w:tblCellMar>
-            <w:top w:w="0" w:type="dxa"/>
-            <w:bottom w:w="0" w:type="dxa"/>
-          </w:tblCellMar>
-        </w:tblPrEx>
         <w:tc>
           <w:tcPr>
             <w:tcW w:w="2500" w:type="dxa"/>
@@ -28619,12 +27807,6 @@
         <w:gridCol w:w="5960"/>
       </w:tblGrid>
       <w:tr>
-        <w:tblPrEx>
-          <w:tblCellMar>
-            <w:top w:w="0" w:type="dxa"/>
-            <w:bottom w:w="0" w:type="dxa"/>
-          </w:tblCellMar>
-        </w:tblPrEx>
         <w:tc>
           <w:tcPr>
             <w:tcW w:w="3400" w:type="dxa"/>
@@ -28689,12 +27871,6 @@
         </w:tc>
       </w:tr>
       <w:tr>
-        <w:tblPrEx>
-          <w:tblCellMar>
-            <w:top w:w="0" w:type="dxa"/>
-            <w:bottom w:w="0" w:type="dxa"/>
-          </w:tblCellMar>
-        </w:tblPrEx>
         <w:tc>
           <w:tcPr>
             <w:tcW w:w="3400" w:type="dxa"/>
@@ -28768,12 +27944,6 @@
         </w:tc>
       </w:tr>
       <w:tr>
-        <w:tblPrEx>
-          <w:tblCellMar>
-            <w:top w:w="0" w:type="dxa"/>
-            <w:bottom w:w="0" w:type="dxa"/>
-          </w:tblCellMar>
-        </w:tblPrEx>
         <w:tc>
           <w:tcPr>
             <w:tcW w:w="3400" w:type="dxa"/>
@@ -28847,12 +28017,6 @@
         </w:tc>
       </w:tr>
       <w:tr>
-        <w:tblPrEx>
-          <w:tblCellMar>
-            <w:top w:w="0" w:type="dxa"/>
-            <w:bottom w:w="0" w:type="dxa"/>
-          </w:tblCellMar>
-        </w:tblPrEx>
         <w:tc>
           <w:tcPr>
             <w:tcW w:w="3400" w:type="dxa"/>
@@ -28926,12 +28090,6 @@
         </w:tc>
       </w:tr>
       <w:tr>
-        <w:tblPrEx>
-          <w:tblCellMar>
-            <w:top w:w="0" w:type="dxa"/>
-            <w:bottom w:w="0" w:type="dxa"/>
-          </w:tblCellMar>
-        </w:tblPrEx>
         <w:tc>
           <w:tcPr>
             <w:tcW w:w="3400" w:type="dxa"/>
@@ -29005,12 +28163,6 @@
         </w:tc>
       </w:tr>
       <w:tr>
-        <w:tblPrEx>
-          <w:tblCellMar>
-            <w:top w:w="0" w:type="dxa"/>
-            <w:bottom w:w="0" w:type="dxa"/>
-          </w:tblCellMar>
-        </w:tblPrEx>
         <w:tc>
           <w:tcPr>
             <w:tcW w:w="3400" w:type="dxa"/>
@@ -29572,8 +28724,12 @@
       </w:r>
     </w:p>
     <w:sectPr>
-      <w:headerReference w:type="default" r:id="rId7"/>
-      <w:footerReference w:type="default" r:id="rId8"/>
+      <w:headerReference w:type="even" r:id="rId7"/>
+      <w:headerReference w:type="default" r:id="rId8"/>
+      <w:footerReference w:type="even" r:id="rId9"/>
+      <w:footerReference w:type="default" r:id="rId10"/>
+      <w:headerReference w:type="first" r:id="rId11"/>
+      <w:footerReference w:type="first" r:id="rId12"/>
       <w:pgSz w:w="12240" w:h="15840"/>
       <w:pgMar w:top="1080" w:right="1080" w:bottom="1080" w:left="1080" w:header="708" w:footer="708" w:gutter="0"/>
       <w:cols w:space="720"/>
@@ -29603,6 +28759,16 @@
 </file>
 
 <file path=word/footer1.xml><?xml version="1.0" encoding="utf-8"?>
+<w:ftr xmlns:wpc="http://schemas.microsoft.com/office/word/2010/wordprocessingCanvas" xmlns:cx="http://schemas.microsoft.com/office/drawing/2014/chartex" xmlns:cx1="http://schemas.microsoft.com/office/drawing/2015/9/8/chartex" xmlns:cx2="http://schemas.microsoft.com/office/drawing/2015/10/21/chartex" xmlns:cx3="http://schemas.microsoft.com/office/drawing/2016/5/9/chartex" xmlns:cx4="http://schemas.microsoft.com/office/drawing/2016/5/10/chartex" xmlns:cx5="http://schemas.microsoft.com/office/drawing/2016/5/11/chartex" xmlns:cx6="http://schemas.microsoft.com/office/drawing/2016/5/12/chartex" xmlns:cx7="http://schemas.microsoft.com/office/drawing/2016/5/13/chartex" xmlns:cx8="http://schemas.microsoft.com/office/drawing/2016/5/14/chartex" xmlns:mc="http://schemas.openxmlformats.org/markup-compatibility/2006" xmlns:aink="http://schemas.microsoft.com/office/drawing/2016/ink" xmlns:am3d="http://schemas.microsoft.com/office/drawing/2017/model3d" xmlns:o="urn:schemas-microsoft-com:office:office" xmlns:oel="http://schemas.microsoft.com/office/2019/extlst" xmlns:r="http://schemas.openxmlformats.org/officeDocument/2006/relationships" xmlns:m="http://schemas.openxmlformats.org/officeDocument/2006/math" xmlns:v="urn:schemas-microsoft-com:vml" xmlns:wp14="http://schemas.microsoft.com/office/word/2010/wordprocessingDrawing" xmlns:wp="http://schemas.openxmlformats.org/drawingml/2006/wordprocessingDrawing" xmlns:w10="urn:schemas-microsoft-com:office:word" xmlns:w="http://schemas.openxmlformats.org/wordprocessingml/2006/main" xmlns:w14="http://schemas.microsoft.com/office/word/2010/wordml" xmlns:w15="http://schemas.microsoft.com/office/word/2012/wordml" xmlns:w16cex="http://schemas.microsoft.com/office/word/2018/wordml/cex" xmlns:w16cid="http://schemas.microsoft.com/office/word/2016/wordml/cid" xmlns:w16="http://schemas.microsoft.com/office/word/2018/wordml" xmlns:w16du="http://schemas.microsoft.com/office/word/2023/wordml/word16du" xmlns:w16sdtdh="http://schemas.microsoft.com/office/word/2020/wordml/sdtdatahash" xmlns:w16sdtfl="http://schemas.microsoft.com/office/word/2024/wordml/sdtformatlock" xmlns:w16se="http://schemas.microsoft.com/office/word/2015/wordml/symex" xmlns:wpg="http://schemas.microsoft.com/office/word/2010/wordprocessingGroup" xmlns:wpi="http://schemas.microsoft.com/office/word/2010/wordprocessingInk" xmlns:wne="http://schemas.microsoft.com/office/word/2006/wordml" xmlns:wps="http://schemas.microsoft.com/office/word/2010/wordprocessingShape" mc:Ignorable="w14 w15 w16se w16cid w16 w16cex w16sdtdh w16sdtfl w16du wp14">
+  <w:p>
+    <w:pPr>
+      <w:pStyle w:val="Footer"/>
+    </w:pPr>
+  </w:p>
+</w:ftr>
+</file>
+
+<file path=word/footer2.xml><?xml version="1.0" encoding="utf-8"?>
 <w:ftr xmlns:wpc="http://schemas.microsoft.com/office/word/2010/wordprocessingCanvas" xmlns:cx="http://schemas.microsoft.com/office/drawing/2014/chartex" xmlns:cx1="http://schemas.microsoft.com/office/drawing/2015/9/8/chartex" xmlns:cx2="http://schemas.microsoft.com/office/drawing/2015/10/21/chartex" xmlns:cx3="http://schemas.microsoft.com/office/drawing/2016/5/9/chartex" xmlns:cx4="http://schemas.microsoft.com/office/drawing/2016/5/10/chartex" xmlns:cx5="http://schemas.microsoft.com/office/drawing/2016/5/11/chartex" xmlns:cx6="http://schemas.microsoft.com/office/drawing/2016/5/12/chartex" xmlns:cx7="http://schemas.microsoft.com/office/drawing/2016/5/13/chartex" xmlns:cx8="http://schemas.microsoft.com/office/drawing/2016/5/14/chartex" xmlns:mc="http://schemas.openxmlformats.org/markup-compatibility/2006" xmlns:aink="http://schemas.microsoft.com/office/drawing/2016/ink" xmlns:am3d="http://schemas.microsoft.com/office/drawing/2017/model3d" xmlns:o="urn:schemas-microsoft-com:office:office" xmlns:oel="http://schemas.microsoft.com/office/2019/extlst" xmlns:r="http://schemas.openxmlformats.org/officeDocument/2006/relationships" xmlns:m="http://schemas.openxmlformats.org/officeDocument/2006/math" xmlns:v="urn:schemas-microsoft-com:vml" xmlns:wp14="http://schemas.microsoft.com/office/word/2010/wordprocessingDrawing" xmlns:wp="http://schemas.openxmlformats.org/drawingml/2006/wordprocessingDrawing" xmlns:w10="urn:schemas-microsoft-com:office:word" xmlns:w="http://schemas.openxmlformats.org/wordprocessingml/2006/main" xmlns:w14="http://schemas.microsoft.com/office/word/2010/wordml" xmlns:w15="http://schemas.microsoft.com/office/word/2012/wordml" xmlns:w16cex="http://schemas.microsoft.com/office/word/2018/wordml/cex" xmlns:w16cid="http://schemas.microsoft.com/office/word/2016/wordml/cid" xmlns:w16="http://schemas.microsoft.com/office/word/2018/wordml" xmlns:w16du="http://schemas.microsoft.com/office/word/2023/wordml/word16du" xmlns:w16sdtdh="http://schemas.microsoft.com/office/word/2020/wordml/sdtdatahash" xmlns:w16sdtfl="http://schemas.microsoft.com/office/word/2024/wordml/sdtformatlock" xmlns:w16se="http://schemas.microsoft.com/office/word/2015/wordml/symex" xmlns:wpg="http://schemas.microsoft.com/office/word/2010/wordprocessingGroup" xmlns:wpi="http://schemas.microsoft.com/office/word/2010/wordprocessingInk" xmlns:wne="http://schemas.microsoft.com/office/word/2006/wordml" xmlns:wps="http://schemas.microsoft.com/office/word/2010/wordprocessingShape" mc:Ignorable="w14 w15 w16se w16cid w16 w16cex w16sdtdh w16sdtfl w16du wp14">
   <w:p>
     <w:pPr>
@@ -29668,6 +28834,16 @@
 </w:ftr>
 </file>
 
+<file path=word/footer3.xml><?xml version="1.0" encoding="utf-8"?>
+<w:ftr xmlns:wpc="http://schemas.microsoft.com/office/word/2010/wordprocessingCanvas" xmlns:cx="http://schemas.microsoft.com/office/drawing/2014/chartex" xmlns:cx1="http://schemas.microsoft.com/office/drawing/2015/9/8/chartex" xmlns:cx2="http://schemas.microsoft.com/office/drawing/2015/10/21/chartex" xmlns:cx3="http://schemas.microsoft.com/office/drawing/2016/5/9/chartex" xmlns:cx4="http://schemas.microsoft.com/office/drawing/2016/5/10/chartex" xmlns:cx5="http://schemas.microsoft.com/office/drawing/2016/5/11/chartex" xmlns:cx6="http://schemas.microsoft.com/office/drawing/2016/5/12/chartex" xmlns:cx7="http://schemas.microsoft.com/office/drawing/2016/5/13/chartex" xmlns:cx8="http://schemas.microsoft.com/office/drawing/2016/5/14/chartex" xmlns:mc="http://schemas.openxmlformats.org/markup-compatibility/2006" xmlns:aink="http://schemas.microsoft.com/office/drawing/2016/ink" xmlns:am3d="http://schemas.microsoft.com/office/drawing/2017/model3d" xmlns:o="urn:schemas-microsoft-com:office:office" xmlns:oel="http://schemas.microsoft.com/office/2019/extlst" xmlns:r="http://schemas.openxmlformats.org/officeDocument/2006/relationships" xmlns:m="http://schemas.openxmlformats.org/officeDocument/2006/math" xmlns:v="urn:schemas-microsoft-com:vml" xmlns:wp14="http://schemas.microsoft.com/office/word/2010/wordprocessingDrawing" xmlns:wp="http://schemas.openxmlformats.org/drawingml/2006/wordprocessingDrawing" xmlns:w10="urn:schemas-microsoft-com:office:word" xmlns:w="http://schemas.openxmlformats.org/wordprocessingml/2006/main" xmlns:w14="http://schemas.microsoft.com/office/word/2010/wordml" xmlns:w15="http://schemas.microsoft.com/office/word/2012/wordml" xmlns:w16cex="http://schemas.microsoft.com/office/word/2018/wordml/cex" xmlns:w16cid="http://schemas.microsoft.com/office/word/2016/wordml/cid" xmlns:w16="http://schemas.microsoft.com/office/word/2018/wordml" xmlns:w16du="http://schemas.microsoft.com/office/word/2023/wordml/word16du" xmlns:w16sdtdh="http://schemas.microsoft.com/office/word/2020/wordml/sdtdatahash" xmlns:w16sdtfl="http://schemas.microsoft.com/office/word/2024/wordml/sdtformatlock" xmlns:w16se="http://schemas.microsoft.com/office/word/2015/wordml/symex" xmlns:wpg="http://schemas.microsoft.com/office/word/2010/wordprocessingGroup" xmlns:wpi="http://schemas.microsoft.com/office/word/2010/wordprocessingInk" xmlns:wne="http://schemas.microsoft.com/office/word/2006/wordml" xmlns:wps="http://schemas.microsoft.com/office/word/2010/wordprocessingShape" mc:Ignorable="w14 w15 w16se w16cid w16 w16cex w16sdtdh w16sdtfl w16du wp14">
+  <w:p>
+    <w:pPr>
+      <w:pStyle w:val="Footer"/>
+    </w:pPr>
+  </w:p>
+</w:ftr>
+</file>
+
 <file path=word/footnotes.xml><?xml version="1.0" encoding="utf-8"?>
 <w:footnotes xmlns:wpc="http://schemas.microsoft.com/office/word/2010/wordprocessingCanvas" xmlns:cx="http://schemas.microsoft.com/office/drawing/2014/chartex" xmlns:cx1="http://schemas.microsoft.com/office/drawing/2015/9/8/chartex" xmlns:cx2="http://schemas.microsoft.com/office/drawing/2015/10/21/chartex" xmlns:cx3="http://schemas.microsoft.com/office/drawing/2016/5/9/chartex" xmlns:cx4="http://schemas.microsoft.com/office/drawing/2016/5/10/chartex" xmlns:cx5="http://schemas.microsoft.com/office/drawing/2016/5/11/chartex" xmlns:cx6="http://schemas.microsoft.com/office/drawing/2016/5/12/chartex" xmlns:cx7="http://schemas.microsoft.com/office/drawing/2016/5/13/chartex" xmlns:cx8="http://schemas.microsoft.com/office/drawing/2016/5/14/chartex" xmlns:mc="http://schemas.openxmlformats.org/markup-compatibility/2006" xmlns:aink="http://schemas.microsoft.com/office/drawing/2016/ink" xmlns:am3d="http://schemas.microsoft.com/office/drawing/2017/model3d" xmlns:o="urn:schemas-microsoft-com:office:office" xmlns:oel="http://schemas.microsoft.com/office/2019/extlst" xmlns:r="http://schemas.openxmlformats.org/officeDocument/2006/relationships" xmlns:m="http://schemas.openxmlformats.org/officeDocument/2006/math" xmlns:v="urn:schemas-microsoft-com:vml" xmlns:wp14="http://schemas.microsoft.com/office/word/2010/wordprocessingDrawing" xmlns:wp="http://schemas.openxmlformats.org/drawingml/2006/wordprocessingDrawing" xmlns:w10="urn:schemas-microsoft-com:office:word" xmlns:w="http://schemas.openxmlformats.org/wordprocessingml/2006/main" xmlns:w14="http://schemas.microsoft.com/office/word/2010/wordml" xmlns:w15="http://schemas.microsoft.com/office/word/2012/wordml" xmlns:w16cex="http://schemas.microsoft.com/office/word/2018/wordml/cex" xmlns:w16cid="http://schemas.microsoft.com/office/word/2016/wordml/cid" xmlns:w16="http://schemas.microsoft.com/office/word/2018/wordml" xmlns:w16du="http://schemas.microsoft.com/office/word/2023/wordml/word16du" xmlns:w16sdtdh="http://schemas.microsoft.com/office/word/2020/wordml/sdtdatahash" xmlns:w16sdtfl="http://schemas.microsoft.com/office/word/2024/wordml/sdtformatlock" xmlns:w16se="http://schemas.microsoft.com/office/word/2015/wordml/symex" xmlns:wpg="http://schemas.microsoft.com/office/word/2010/wordprocessingGroup" xmlns:wpi="http://schemas.microsoft.com/office/word/2010/wordprocessingInk" xmlns:wne="http://schemas.microsoft.com/office/word/2006/wordml" xmlns:wps="http://schemas.microsoft.com/office/word/2010/wordprocessingShape" mc:Ignorable="w14 w15 w16se w16cid w16 w16cex w16sdtdh w16sdtfl w16du wp14">
   <w:footnote w:type="separator" w:id="-1">
@@ -29688,6 +28864,16 @@
 </file>
 
 <file path=word/header1.xml><?xml version="1.0" encoding="utf-8"?>
+<w:hdr xmlns:wpc="http://schemas.microsoft.com/office/word/2010/wordprocessingCanvas" xmlns:cx="http://schemas.microsoft.com/office/drawing/2014/chartex" xmlns:cx1="http://schemas.microsoft.com/office/drawing/2015/9/8/chartex" xmlns:cx2="http://schemas.microsoft.com/office/drawing/2015/10/21/chartex" xmlns:cx3="http://schemas.microsoft.com/office/drawing/2016/5/9/chartex" xmlns:cx4="http://schemas.microsoft.com/office/drawing/2016/5/10/chartex" xmlns:cx5="http://schemas.microsoft.com/office/drawing/2016/5/11/chartex" xmlns:cx6="http://schemas.microsoft.com/office/drawing/2016/5/12/chartex" xmlns:cx7="http://schemas.microsoft.com/office/drawing/2016/5/13/chartex" xmlns:cx8="http://schemas.microsoft.com/office/drawing/2016/5/14/chartex" xmlns:mc="http://schemas.openxmlformats.org/markup-compatibility/2006" xmlns:aink="http://schemas.microsoft.com/office/drawing/2016/ink" xmlns:am3d="http://schemas.microsoft.com/office/drawing/2017/model3d" xmlns:o="urn:schemas-microsoft-com:office:office" xmlns:oel="http://schemas.microsoft.com/office/2019/extlst" xmlns:r="http://schemas.openxmlformats.org/officeDocument/2006/relationships" xmlns:m="http://schemas.openxmlformats.org/officeDocument/2006/math" xmlns:v="urn:schemas-microsoft-com:vml" xmlns:wp14="http://schemas.microsoft.com/office/word/2010/wordprocessingDrawing" xmlns:wp="http://schemas.openxmlformats.org/drawingml/2006/wordprocessingDrawing" xmlns:w10="urn:schemas-microsoft-com:office:word" xmlns:w="http://schemas.openxmlformats.org/wordprocessingml/2006/main" xmlns:w14="http://schemas.microsoft.com/office/word/2010/wordml" xmlns:w15="http://schemas.microsoft.com/office/word/2012/wordml" xmlns:w16cex="http://schemas.microsoft.com/office/word/2018/wordml/cex" xmlns:w16cid="http://schemas.microsoft.com/office/word/2016/wordml/cid" xmlns:w16="http://schemas.microsoft.com/office/word/2018/wordml" xmlns:w16du="http://schemas.microsoft.com/office/word/2023/wordml/word16du" xmlns:w16sdtdh="http://schemas.microsoft.com/office/word/2020/wordml/sdtdatahash" xmlns:w16sdtfl="http://schemas.microsoft.com/office/word/2024/wordml/sdtformatlock" xmlns:w16se="http://schemas.microsoft.com/office/word/2015/wordml/symex" xmlns:wpg="http://schemas.microsoft.com/office/word/2010/wordprocessingGroup" xmlns:wpi="http://schemas.microsoft.com/office/word/2010/wordprocessingInk" xmlns:wne="http://schemas.microsoft.com/office/word/2006/wordml" xmlns:wps="http://schemas.microsoft.com/office/word/2010/wordprocessingShape" mc:Ignorable="w14 w15 w16se w16cid w16 w16cex w16sdtdh w16sdtfl w16du wp14">
+  <w:p>
+    <w:pPr>
+      <w:pStyle w:val="Header"/>
+    </w:pPr>
+  </w:p>
+</w:hdr>
+</file>
+
+<file path=word/header2.xml><?xml version="1.0" encoding="utf-8"?>
 <w:hdr xmlns:wpc="http://schemas.microsoft.com/office/word/2010/wordprocessingCanvas" xmlns:cx="http://schemas.microsoft.com/office/drawing/2014/chartex" xmlns:cx1="http://schemas.microsoft.com/office/drawing/2015/9/8/chartex" xmlns:cx2="http://schemas.microsoft.com/office/drawing/2015/10/21/chartex" xmlns:cx3="http://schemas.microsoft.com/office/drawing/2016/5/9/chartex" xmlns:cx4="http://schemas.microsoft.com/office/drawing/2016/5/10/chartex" xmlns:cx5="http://schemas.microsoft.com/office/drawing/2016/5/11/chartex" xmlns:cx6="http://schemas.microsoft.com/office/drawing/2016/5/12/chartex" xmlns:cx7="http://schemas.microsoft.com/office/drawing/2016/5/13/chartex" xmlns:cx8="http://schemas.microsoft.com/office/drawing/2016/5/14/chartex" xmlns:mc="http://schemas.openxmlformats.org/markup-compatibility/2006" xmlns:aink="http://schemas.microsoft.com/office/drawing/2016/ink" xmlns:am3d="http://schemas.microsoft.com/office/drawing/2017/model3d" xmlns:o="urn:schemas-microsoft-com:office:office" xmlns:oel="http://schemas.microsoft.com/office/2019/extlst" xmlns:r="http://schemas.openxmlformats.org/officeDocument/2006/relationships" xmlns:m="http://schemas.openxmlformats.org/officeDocument/2006/math" xmlns:v="urn:schemas-microsoft-com:vml" xmlns:wp14="http://schemas.microsoft.com/office/word/2010/wordprocessingDrawing" xmlns:wp="http://schemas.openxmlformats.org/drawingml/2006/wordprocessingDrawing" xmlns:w10="urn:schemas-microsoft-com:office:word" xmlns:w="http://schemas.openxmlformats.org/wordprocessingml/2006/main" xmlns:w14="http://schemas.microsoft.com/office/word/2010/wordml" xmlns:w15="http://schemas.microsoft.com/office/word/2012/wordml" xmlns:w16cex="http://schemas.microsoft.com/office/word/2018/wordml/cex" xmlns:w16cid="http://schemas.microsoft.com/office/word/2016/wordml/cid" xmlns:w16="http://schemas.microsoft.com/office/word/2018/wordml" xmlns:w16du="http://schemas.microsoft.com/office/word/2023/wordml/word16du" xmlns:w16sdtdh="http://schemas.microsoft.com/office/word/2020/wordml/sdtdatahash" xmlns:w16sdtfl="http://schemas.microsoft.com/office/word/2024/wordml/sdtformatlock" xmlns:w16se="http://schemas.microsoft.com/office/word/2015/wordml/symex" xmlns:wpg="http://schemas.microsoft.com/office/word/2010/wordprocessingGroup" xmlns:wpi="http://schemas.microsoft.com/office/word/2010/wordprocessingInk" xmlns:wne="http://schemas.microsoft.com/office/word/2006/wordml" xmlns:wps="http://schemas.microsoft.com/office/word/2010/wordprocessingShape" mc:Ignorable="w14 w15 w16se w16cid w16 w16cex w16sdtdh w16sdtfl w16du wp14">
   <w:p>
     <w:pPr>
@@ -29725,6 +28911,16 @@
       </w:rPr>
       <w:t xml:space="preserve">   |   Low-Level Design (LLD) Document   |   Version 2.0   |   March 2026</w:t>
     </w:r>
+  </w:p>
+</w:hdr>
+</file>
+
+<file path=word/header3.xml><?xml version="1.0" encoding="utf-8"?>
+<w:hdr xmlns:wpc="http://schemas.microsoft.com/office/word/2010/wordprocessingCanvas" xmlns:cx="http://schemas.microsoft.com/office/drawing/2014/chartex" xmlns:cx1="http://schemas.microsoft.com/office/drawing/2015/9/8/chartex" xmlns:cx2="http://schemas.microsoft.com/office/drawing/2015/10/21/chartex" xmlns:cx3="http://schemas.microsoft.com/office/drawing/2016/5/9/chartex" xmlns:cx4="http://schemas.microsoft.com/office/drawing/2016/5/10/chartex" xmlns:cx5="http://schemas.microsoft.com/office/drawing/2016/5/11/chartex" xmlns:cx6="http://schemas.microsoft.com/office/drawing/2016/5/12/chartex" xmlns:cx7="http://schemas.microsoft.com/office/drawing/2016/5/13/chartex" xmlns:cx8="http://schemas.microsoft.com/office/drawing/2016/5/14/chartex" xmlns:mc="http://schemas.openxmlformats.org/markup-compatibility/2006" xmlns:aink="http://schemas.microsoft.com/office/drawing/2016/ink" xmlns:am3d="http://schemas.microsoft.com/office/drawing/2017/model3d" xmlns:o="urn:schemas-microsoft-com:office:office" xmlns:oel="http://schemas.microsoft.com/office/2019/extlst" xmlns:r="http://schemas.openxmlformats.org/officeDocument/2006/relationships" xmlns:m="http://schemas.openxmlformats.org/officeDocument/2006/math" xmlns:v="urn:schemas-microsoft-com:vml" xmlns:wp14="http://schemas.microsoft.com/office/word/2010/wordprocessingDrawing" xmlns:wp="http://schemas.openxmlformats.org/drawingml/2006/wordprocessingDrawing" xmlns:w10="urn:schemas-microsoft-com:office:word" xmlns:w="http://schemas.openxmlformats.org/wordprocessingml/2006/main" xmlns:w14="http://schemas.microsoft.com/office/word/2010/wordml" xmlns:w15="http://schemas.microsoft.com/office/word/2012/wordml" xmlns:w16cex="http://schemas.microsoft.com/office/word/2018/wordml/cex" xmlns:w16cid="http://schemas.microsoft.com/office/word/2016/wordml/cid" xmlns:w16="http://schemas.microsoft.com/office/word/2018/wordml" xmlns:w16du="http://schemas.microsoft.com/office/word/2023/wordml/word16du" xmlns:w16sdtdh="http://schemas.microsoft.com/office/word/2020/wordml/sdtdatahash" xmlns:w16sdtfl="http://schemas.microsoft.com/office/word/2024/wordml/sdtformatlock" xmlns:w16se="http://schemas.microsoft.com/office/word/2015/wordml/symex" xmlns:wpg="http://schemas.microsoft.com/office/word/2010/wordprocessingGroup" xmlns:wpi="http://schemas.microsoft.com/office/word/2010/wordprocessingInk" xmlns:wne="http://schemas.microsoft.com/office/word/2006/wordml" xmlns:wps="http://schemas.microsoft.com/office/word/2010/wordprocessingShape" mc:Ignorable="w14 w15 w16se w16cid w16 w16cex w16sdtdh w16sdtfl w16du wp14">
+  <w:p>
+    <w:pPr>
+      <w:pStyle w:val="Header"/>
+    </w:pPr>
   </w:p>
 </w:hdr>
 </file>
@@ -30458,6 +29654,48 @@
       <w:szCs w:val="20"/>
     </w:rPr>
   </w:style>
+  <w:style w:type="paragraph" w:styleId="Header">
+    <w:name w:val="header"/>
+    <w:basedOn w:val="Normal"/>
+    <w:link w:val="HeaderChar"/>
+    <w:uiPriority w:val="99"/>
+    <w:unhideWhenUsed/>
+    <w:rsid w:val="004778F7"/>
+    <w:pPr>
+      <w:tabs>
+        <w:tab w:val="center" w:pos="4513"/>
+        <w:tab w:val="right" w:pos="9026"/>
+      </w:tabs>
+    </w:pPr>
+  </w:style>
+  <w:style w:type="character" w:customStyle="1" w:styleId="HeaderChar">
+    <w:name w:val="Header Char"/>
+    <w:basedOn w:val="DefaultParagraphFont"/>
+    <w:link w:val="Header"/>
+    <w:uiPriority w:val="99"/>
+    <w:rsid w:val="004778F7"/>
+  </w:style>
+  <w:style w:type="paragraph" w:styleId="Footer">
+    <w:name w:val="footer"/>
+    <w:basedOn w:val="Normal"/>
+    <w:link w:val="FooterChar"/>
+    <w:uiPriority w:val="99"/>
+    <w:unhideWhenUsed/>
+    <w:rsid w:val="004778F7"/>
+    <w:pPr>
+      <w:tabs>
+        <w:tab w:val="center" w:pos="4513"/>
+        <w:tab w:val="right" w:pos="9026"/>
+      </w:tabs>
+    </w:pPr>
+  </w:style>
+  <w:style w:type="character" w:customStyle="1" w:styleId="FooterChar">
+    <w:name w:val="Footer Char"/>
+    <w:basedOn w:val="DefaultParagraphFont"/>
+    <w:link w:val="Footer"/>
+    <w:uiPriority w:val="99"/>
+    <w:rsid w:val="004778F7"/>
+  </w:style>
 </w:styles>
 </file>
 
